--- a/BaoCao_Lab01_NguyenHuynhPhuongDong_3124411071.docx
+++ b/BaoCao_Lab01_NguyenHuynhPhuongDong_3124411071.docx
@@ -1168,6 +1168,34 @@
           <w:color w:val="1F1F1F"/>
           <w:sz w:val="15"/>
         </w:rPr>
+        <w:t>using System;</w:t>
+      </w:r>
+    </w:p>
+    <w:p>
+      <w:pPr>
+        <w:pStyle w:val="CodeBlock"/>
+        <w:keepLines/>
+      </w:pPr>
+      <w:r>
+        <w:rPr>
+          <w:rFonts w:ascii="Consolas" w:hAnsi="Consolas" w:eastAsia="Consolas"/>
+          <w:color w:val="1F1F1F"/>
+          <w:sz w:val="15"/>
+        </w:rPr>
+        <w:t xml:space="preserve"> </w:t>
+      </w:r>
+    </w:p>
+    <w:p>
+      <w:pPr>
+        <w:pStyle w:val="CodeBlock"/>
+        <w:keepLines/>
+      </w:pPr>
+      <w:r>
+        <w:rPr>
+          <w:rFonts w:ascii="Consolas" w:hAnsi="Consolas" w:eastAsia="Consolas"/>
+          <w:color w:val="1F1F1F"/>
+          <w:sz w:val="15"/>
+        </w:rPr>
         <w:t>namespace Bai01;</w:t>
       </w:r>
     </w:p>
@@ -2030,6 +2058,34 @@
           <w:color w:val="1F1F1F"/>
           <w:sz w:val="15"/>
         </w:rPr>
+        <w:t>using System;</w:t>
+      </w:r>
+    </w:p>
+    <w:p>
+      <w:pPr>
+        <w:pStyle w:val="CodeBlock"/>
+        <w:keepLines/>
+      </w:pPr>
+      <w:r>
+        <w:rPr>
+          <w:rFonts w:ascii="Consolas" w:hAnsi="Consolas" w:eastAsia="Consolas"/>
+          <w:color w:val="1F1F1F"/>
+          <w:sz w:val="15"/>
+        </w:rPr>
+        <w:t xml:space="preserve"> </w:t>
+      </w:r>
+    </w:p>
+    <w:p>
+      <w:pPr>
+        <w:pStyle w:val="CodeBlock"/>
+        <w:keepLines/>
+      </w:pPr>
+      <w:r>
+        <w:rPr>
+          <w:rFonts w:ascii="Consolas" w:hAnsi="Consolas" w:eastAsia="Consolas"/>
+          <w:color w:val="1F1F1F"/>
+          <w:sz w:val="15"/>
+        </w:rPr>
         <w:t>namespace Bai02;</w:t>
       </w:r>
     </w:p>
@@ -2425,6 +2481,34 @@
           <w:color w:val="1F1F1F"/>
           <w:sz w:val="15"/>
         </w:rPr>
+        <w:t>using System;</w:t>
+      </w:r>
+    </w:p>
+    <w:p>
+      <w:pPr>
+        <w:pStyle w:val="CodeBlock"/>
+        <w:keepLines/>
+      </w:pPr>
+      <w:r>
+        <w:rPr>
+          <w:rFonts w:ascii="Consolas" w:hAnsi="Consolas" w:eastAsia="Consolas"/>
+          <w:color w:val="1F1F1F"/>
+          <w:sz w:val="15"/>
+        </w:rPr>
+        <w:t xml:space="preserve"> </w:t>
+      </w:r>
+    </w:p>
+    <w:p>
+      <w:pPr>
+        <w:pStyle w:val="CodeBlock"/>
+        <w:keepLines/>
+      </w:pPr>
+      <w:r>
+        <w:rPr>
+          <w:rFonts w:ascii="Consolas" w:hAnsi="Consolas" w:eastAsia="Consolas"/>
+          <w:color w:val="1F1F1F"/>
+          <w:sz w:val="15"/>
+        </w:rPr>
         <w:t>namespace Bai03;</w:t>
       </w:r>
     </w:p>
@@ -3002,6 +3086,34 @@
           <w:color w:val="1F1F1F"/>
           <w:sz w:val="15"/>
         </w:rPr>
+        <w:t>using System;</w:t>
+      </w:r>
+    </w:p>
+    <w:p>
+      <w:pPr>
+        <w:pStyle w:val="CodeBlock"/>
+        <w:keepLines/>
+      </w:pPr>
+      <w:r>
+        <w:rPr>
+          <w:rFonts w:ascii="Consolas" w:hAnsi="Consolas" w:eastAsia="Consolas"/>
+          <w:color w:val="1F1F1F"/>
+          <w:sz w:val="15"/>
+        </w:rPr>
+        <w:t xml:space="preserve"> </w:t>
+      </w:r>
+    </w:p>
+    <w:p>
+      <w:pPr>
+        <w:pStyle w:val="CodeBlock"/>
+        <w:keepLines/>
+      </w:pPr>
+      <w:r>
+        <w:rPr>
+          <w:rFonts w:ascii="Consolas" w:hAnsi="Consolas" w:eastAsia="Consolas"/>
+          <w:color w:val="1F1F1F"/>
+          <w:sz w:val="15"/>
+        </w:rPr>
         <w:t>namespace Bai04;</w:t>
       </w:r>
     </w:p>
@@ -3622,6 +3734,34 @@
           <w:sz w:val="24"/>
         </w:rPr>
         <w:t>Mã nguồn</w:t>
+      </w:r>
+    </w:p>
+    <w:p>
+      <w:pPr>
+        <w:pStyle w:val="CodeBlock"/>
+        <w:keepLines/>
+      </w:pPr>
+      <w:r>
+        <w:rPr>
+          <w:rFonts w:ascii="Consolas" w:hAnsi="Consolas" w:eastAsia="Consolas"/>
+          <w:color w:val="1F1F1F"/>
+          <w:sz w:val="15"/>
+        </w:rPr>
+        <w:t>using System;</w:t>
+      </w:r>
+    </w:p>
+    <w:p>
+      <w:pPr>
+        <w:pStyle w:val="CodeBlock"/>
+        <w:keepLines/>
+      </w:pPr>
+      <w:r>
+        <w:rPr>
+          <w:rFonts w:ascii="Consolas" w:hAnsi="Consolas" w:eastAsia="Consolas"/>
+          <w:color w:val="1F1F1F"/>
+          <w:sz w:val="15"/>
+        </w:rPr>
+        <w:t xml:space="preserve"> </w:t>
       </w:r>
     </w:p>
     <w:p>
@@ -5074,6 +5214,34 @@
           <w:color w:val="1F1F1F"/>
           <w:sz w:val="15"/>
         </w:rPr>
+        <w:t>using System;</w:t>
+      </w:r>
+    </w:p>
+    <w:p>
+      <w:pPr>
+        <w:pStyle w:val="CodeBlock"/>
+        <w:keepLines/>
+      </w:pPr>
+      <w:r>
+        <w:rPr>
+          <w:rFonts w:ascii="Consolas" w:hAnsi="Consolas" w:eastAsia="Consolas"/>
+          <w:color w:val="1F1F1F"/>
+          <w:sz w:val="15"/>
+        </w:rPr>
+        <w:t xml:space="preserve"> </w:t>
+      </w:r>
+    </w:p>
+    <w:p>
+      <w:pPr>
+        <w:pStyle w:val="CodeBlock"/>
+        <w:keepLines/>
+      </w:pPr>
+      <w:r>
+        <w:rPr>
+          <w:rFonts w:ascii="Consolas" w:hAnsi="Consolas" w:eastAsia="Consolas"/>
+          <w:color w:val="1F1F1F"/>
+          <w:sz w:val="15"/>
+        </w:rPr>
         <w:t>namespace Bai06;</w:t>
       </w:r>
     </w:p>
@@ -5679,6 +5847,34 @@
           <w:color w:val="1F1F1F"/>
           <w:sz w:val="15"/>
         </w:rPr>
+        <w:t>using System;</w:t>
+      </w:r>
+    </w:p>
+    <w:p>
+      <w:pPr>
+        <w:pStyle w:val="CodeBlock"/>
+        <w:keepLines/>
+      </w:pPr>
+      <w:r>
+        <w:rPr>
+          <w:rFonts w:ascii="Consolas" w:hAnsi="Consolas" w:eastAsia="Consolas"/>
+          <w:color w:val="1F1F1F"/>
+          <w:sz w:val="15"/>
+        </w:rPr>
+        <w:t xml:space="preserve"> </w:t>
+      </w:r>
+    </w:p>
+    <w:p>
+      <w:pPr>
+        <w:pStyle w:val="CodeBlock"/>
+        <w:keepLines/>
+      </w:pPr>
+      <w:r>
+        <w:rPr>
+          <w:rFonts w:ascii="Consolas" w:hAnsi="Consolas" w:eastAsia="Consolas"/>
+          <w:color w:val="1F1F1F"/>
+          <w:sz w:val="15"/>
+        </w:rPr>
         <w:t>namespace Bai07;</w:t>
       </w:r>
     </w:p>
@@ -6285,6 +6481,34 @@
           <w:sz w:val="24"/>
         </w:rPr>
         <w:t>Mã nguồn</w:t>
+      </w:r>
+    </w:p>
+    <w:p>
+      <w:pPr>
+        <w:pStyle w:val="CodeBlock"/>
+        <w:keepLines/>
+      </w:pPr>
+      <w:r>
+        <w:rPr>
+          <w:rFonts w:ascii="Consolas" w:hAnsi="Consolas" w:eastAsia="Consolas"/>
+          <w:color w:val="1F1F1F"/>
+          <w:sz w:val="15"/>
+        </w:rPr>
+        <w:t>using System;</w:t>
+      </w:r>
+    </w:p>
+    <w:p>
+      <w:pPr>
+        <w:pStyle w:val="CodeBlock"/>
+        <w:keepLines/>
+      </w:pPr>
+      <w:r>
+        <w:rPr>
+          <w:rFonts w:ascii="Consolas" w:hAnsi="Consolas" w:eastAsia="Consolas"/>
+          <w:color w:val="1F1F1F"/>
+          <w:sz w:val="15"/>
+        </w:rPr>
+        <w:t xml:space="preserve"> </w:t>
       </w:r>
     </w:p>
     <w:p>
@@ -6905,6 +7129,34 @@
           <w:color w:val="1F1F1F"/>
           <w:sz w:val="15"/>
         </w:rPr>
+        <w:t>using System;</w:t>
+      </w:r>
+    </w:p>
+    <w:p>
+      <w:pPr>
+        <w:pStyle w:val="CodeBlock"/>
+        <w:keepLines/>
+      </w:pPr>
+      <w:r>
+        <w:rPr>
+          <w:rFonts w:ascii="Consolas" w:hAnsi="Consolas" w:eastAsia="Consolas"/>
+          <w:color w:val="1F1F1F"/>
+          <w:sz w:val="15"/>
+        </w:rPr>
+        <w:t xml:space="preserve"> </w:t>
+      </w:r>
+    </w:p>
+    <w:p>
+      <w:pPr>
+        <w:pStyle w:val="CodeBlock"/>
+        <w:keepLines/>
+      </w:pPr>
+      <w:r>
+        <w:rPr>
+          <w:rFonts w:ascii="Consolas" w:hAnsi="Consolas" w:eastAsia="Consolas"/>
+          <w:color w:val="1F1F1F"/>
+          <w:sz w:val="15"/>
+        </w:rPr>
         <w:t>namespace Bai09;</w:t>
       </w:r>
     </w:p>
@@ -7512,6 +7764,34 @@
           <w:color w:val="1F1F1F"/>
           <w:sz w:val="15"/>
         </w:rPr>
+        <w:t>using System;</w:t>
+      </w:r>
+    </w:p>
+    <w:p>
+      <w:pPr>
+        <w:pStyle w:val="CodeBlock"/>
+        <w:keepLines/>
+      </w:pPr>
+      <w:r>
+        <w:rPr>
+          <w:rFonts w:ascii="Consolas" w:hAnsi="Consolas" w:eastAsia="Consolas"/>
+          <w:color w:val="1F1F1F"/>
+          <w:sz w:val="15"/>
+        </w:rPr>
+        <w:t xml:space="preserve"> </w:t>
+      </w:r>
+    </w:p>
+    <w:p>
+      <w:pPr>
+        <w:pStyle w:val="CodeBlock"/>
+        <w:keepLines/>
+      </w:pPr>
+      <w:r>
+        <w:rPr>
+          <w:rFonts w:ascii="Consolas" w:hAnsi="Consolas" w:eastAsia="Consolas"/>
+          <w:color w:val="1F1F1F"/>
+          <w:sz w:val="15"/>
+        </w:rPr>
         <w:t>namespace Bai10;</w:t>
       </w:r>
     </w:p>
@@ -8103,6 +8383,34 @@
           <w:color w:val="1F1F1F"/>
           <w:sz w:val="15"/>
         </w:rPr>
+        <w:t>using System;</w:t>
+      </w:r>
+    </w:p>
+    <w:p>
+      <w:pPr>
+        <w:pStyle w:val="CodeBlock"/>
+        <w:keepLines/>
+      </w:pPr>
+      <w:r>
+        <w:rPr>
+          <w:rFonts w:ascii="Consolas" w:hAnsi="Consolas" w:eastAsia="Consolas"/>
+          <w:color w:val="1F1F1F"/>
+          <w:sz w:val="15"/>
+        </w:rPr>
+        <w:t xml:space="preserve"> </w:t>
+      </w:r>
+    </w:p>
+    <w:p>
+      <w:pPr>
+        <w:pStyle w:val="CodeBlock"/>
+        <w:keepLines/>
+      </w:pPr>
+      <w:r>
+        <w:rPr>
+          <w:rFonts w:ascii="Consolas" w:hAnsi="Consolas" w:eastAsia="Consolas"/>
+          <w:color w:val="1F1F1F"/>
+          <w:sz w:val="15"/>
+        </w:rPr>
         <w:t>namespace Bai11;</w:t>
       </w:r>
     </w:p>
@@ -8541,6 +8849,20 @@
           <w:sz w:val="24"/>
         </w:rPr>
         <w:t>Mã nguồn</w:t>
+      </w:r>
+    </w:p>
+    <w:p>
+      <w:pPr>
+        <w:pStyle w:val="CodeBlock"/>
+        <w:keepLines/>
+      </w:pPr>
+      <w:r>
+        <w:rPr>
+          <w:rFonts w:ascii="Consolas" w:hAnsi="Consolas" w:eastAsia="Consolas"/>
+          <w:color w:val="1F1F1F"/>
+          <w:sz w:val="15"/>
+        </w:rPr>
+        <w:t>using System;</w:t>
       </w:r>
     </w:p>
     <w:p>
@@ -9066,6 +9388,34 @@
           <w:sz w:val="24"/>
         </w:rPr>
         <w:t>Mã nguồn</w:t>
+      </w:r>
+    </w:p>
+    <w:p>
+      <w:pPr>
+        <w:pStyle w:val="CodeBlock"/>
+        <w:keepLines/>
+      </w:pPr>
+      <w:r>
+        <w:rPr>
+          <w:rFonts w:ascii="Consolas" w:hAnsi="Consolas" w:eastAsia="Consolas"/>
+          <w:color w:val="1F1F1F"/>
+          <w:sz w:val="15"/>
+        </w:rPr>
+        <w:t>using System;</w:t>
+      </w:r>
+    </w:p>
+    <w:p>
+      <w:pPr>
+        <w:pStyle w:val="CodeBlock"/>
+        <w:keepLines/>
+      </w:pPr>
+      <w:r>
+        <w:rPr>
+          <w:rFonts w:ascii="Consolas" w:hAnsi="Consolas" w:eastAsia="Consolas"/>
+          <w:color w:val="1F1F1F"/>
+          <w:sz w:val="15"/>
+        </w:rPr>
+        <w:t xml:space="preserve"> </w:t>
       </w:r>
     </w:p>
     <w:p>
@@ -10044,6 +10394,34 @@
           <w:color w:val="1F1F1F"/>
           <w:sz w:val="15"/>
         </w:rPr>
+        <w:t>using System;</w:t>
+      </w:r>
+    </w:p>
+    <w:p>
+      <w:pPr>
+        <w:pStyle w:val="CodeBlock"/>
+        <w:keepLines/>
+      </w:pPr>
+      <w:r>
+        <w:rPr>
+          <w:rFonts w:ascii="Consolas" w:hAnsi="Consolas" w:eastAsia="Consolas"/>
+          <w:color w:val="1F1F1F"/>
+          <w:sz w:val="15"/>
+        </w:rPr>
+        <w:t xml:space="preserve"> </w:t>
+      </w:r>
+    </w:p>
+    <w:p>
+      <w:pPr>
+        <w:pStyle w:val="CodeBlock"/>
+        <w:keepLines/>
+      </w:pPr>
+      <w:r>
+        <w:rPr>
+          <w:rFonts w:ascii="Consolas" w:hAnsi="Consolas" w:eastAsia="Consolas"/>
+          <w:color w:val="1F1F1F"/>
+          <w:sz w:val="15"/>
+        </w:rPr>
         <w:t>namespace Bai14;</w:t>
       </w:r>
     </w:p>
@@ -10944,6 +11322,48 @@
           <w:sz w:val="24"/>
         </w:rPr>
         <w:t>Mã nguồn</w:t>
+      </w:r>
+    </w:p>
+    <w:p>
+      <w:pPr>
+        <w:pStyle w:val="CodeBlock"/>
+        <w:keepLines/>
+      </w:pPr>
+      <w:r>
+        <w:rPr>
+          <w:rFonts w:ascii="Consolas" w:hAnsi="Consolas" w:eastAsia="Consolas"/>
+          <w:color w:val="1F1F1F"/>
+          <w:sz w:val="15"/>
+        </w:rPr>
+        <w:t>using System;</w:t>
+      </w:r>
+    </w:p>
+    <w:p>
+      <w:pPr>
+        <w:pStyle w:val="CodeBlock"/>
+        <w:keepLines/>
+      </w:pPr>
+      <w:r>
+        <w:rPr>
+          <w:rFonts w:ascii="Consolas" w:hAnsi="Consolas" w:eastAsia="Consolas"/>
+          <w:color w:val="1F1F1F"/>
+          <w:sz w:val="15"/>
+        </w:rPr>
+        <w:t>using System.Collections.Generic;</w:t>
+      </w:r>
+    </w:p>
+    <w:p>
+      <w:pPr>
+        <w:pStyle w:val="CodeBlock"/>
+        <w:keepLines/>
+      </w:pPr>
+      <w:r>
+        <w:rPr>
+          <w:rFonts w:ascii="Consolas" w:hAnsi="Consolas" w:eastAsia="Consolas"/>
+          <w:color w:val="1F1F1F"/>
+          <w:sz w:val="15"/>
+        </w:rPr>
+        <w:t xml:space="preserve"> </w:t>
       </w:r>
     </w:p>
     <w:p>
@@ -12226,6 +12646,20 @@
           <w:color w:val="1F1F1F"/>
           <w:sz w:val="15"/>
         </w:rPr>
+        <w:t>using System;</w:t>
+      </w:r>
+    </w:p>
+    <w:p>
+      <w:pPr>
+        <w:pStyle w:val="CodeBlock"/>
+        <w:keepLines/>
+      </w:pPr>
+      <w:r>
+        <w:rPr>
+          <w:rFonts w:ascii="Consolas" w:hAnsi="Consolas" w:eastAsia="Consolas"/>
+          <w:color w:val="1F1F1F"/>
+          <w:sz w:val="15"/>
+        </w:rPr>
         <w:t>using System.Globalization;</w:t>
       </w:r>
     </w:p>
@@ -13118,6 +13552,48 @@
           <w:sz w:val="24"/>
         </w:rPr>
         <w:t>Mã nguồn</w:t>
+      </w:r>
+    </w:p>
+    <w:p>
+      <w:pPr>
+        <w:pStyle w:val="CodeBlock"/>
+        <w:keepLines/>
+      </w:pPr>
+      <w:r>
+        <w:rPr>
+          <w:rFonts w:ascii="Consolas" w:hAnsi="Consolas" w:eastAsia="Consolas"/>
+          <w:color w:val="1F1F1F"/>
+          <w:sz w:val="15"/>
+        </w:rPr>
+        <w:t>using System;</w:t>
+      </w:r>
+    </w:p>
+    <w:p>
+      <w:pPr>
+        <w:pStyle w:val="CodeBlock"/>
+        <w:keepLines/>
+      </w:pPr>
+      <w:r>
+        <w:rPr>
+          <w:rFonts w:ascii="Consolas" w:hAnsi="Consolas" w:eastAsia="Consolas"/>
+          <w:color w:val="1F1F1F"/>
+          <w:sz w:val="15"/>
+        </w:rPr>
+        <w:t>using System.Collections.Generic;</w:t>
+      </w:r>
+    </w:p>
+    <w:p>
+      <w:pPr>
+        <w:pStyle w:val="CodeBlock"/>
+        <w:keepLines/>
+      </w:pPr>
+      <w:r>
+        <w:rPr>
+          <w:rFonts w:ascii="Consolas" w:hAnsi="Consolas" w:eastAsia="Consolas"/>
+          <w:color w:val="1F1F1F"/>
+          <w:sz w:val="15"/>
+        </w:rPr>
+        <w:t xml:space="preserve"> </w:t>
       </w:r>
     </w:p>
     <w:p>

--- a/BaoCao_Lab01_NguyenHuynhPhuongDong_3124411071.docx
+++ b/BaoCao_Lab01_NguyenHuynhPhuongDong_3124411071.docx
@@ -267,15 +267,18 @@
         <w:gridCol w:w="4762"/>
       </w:tblGrid>
       <w:tr>
+        <w:trPr>
+          <w:cantSplit/>
+        </w:trPr>
         <w:tc>
           <w:tcPr>
             <w:tcW w:type="dxa" w:w="4762"/>
             <w:shd w:fill="1F4E79"/>
             <w:tcMar>
-              <w:top w:w="120" w:type="dxa"/>
-              <w:start w:w="120" w:type="dxa"/>
-              <w:bottom w:w="120" w:type="dxa"/>
-              <w:end w:w="120" w:type="dxa"/>
+              <w:top w:w="180" w:type="dxa"/>
+              <w:start w:w="200" w:type="dxa"/>
+              <w:bottom w:w="180" w:type="dxa"/>
+              <w:end w:w="200" w:type="dxa"/>
             </w:tcMar>
             <w:vAlign w:val="center"/>
           </w:tcPr>
@@ -296,10 +299,10 @@
             <w:tcW w:type="dxa" w:w="4762"/>
             <w:shd w:fill="1F4E79"/>
             <w:tcMar>
-              <w:top w:w="120" w:type="dxa"/>
-              <w:start w:w="120" w:type="dxa"/>
-              <w:bottom w:w="120" w:type="dxa"/>
-              <w:end w:w="120" w:type="dxa"/>
+              <w:top w:w="180" w:type="dxa"/>
+              <w:start w:w="200" w:type="dxa"/>
+              <w:bottom w:w="180" w:type="dxa"/>
+              <w:end w:w="200" w:type="dxa"/>
             </w:tcMar>
             <w:vAlign w:val="center"/>
           </w:tcPr>
@@ -317,14 +320,17 @@
         </w:tc>
       </w:tr>
       <w:tr>
+        <w:trPr>
+          <w:cantSplit/>
+        </w:trPr>
         <w:tc>
           <w:tcPr>
             <w:tcW w:type="dxa" w:w="4762"/>
             <w:tcMar>
-              <w:top w:w="120" w:type="dxa"/>
-              <w:start w:w="120" w:type="dxa"/>
-              <w:bottom w:w="120" w:type="dxa"/>
-              <w:end w:w="120" w:type="dxa"/>
+              <w:top w:w="180" w:type="dxa"/>
+              <w:start w:w="200" w:type="dxa"/>
+              <w:bottom w:w="180" w:type="dxa"/>
+              <w:end w:w="200" w:type="dxa"/>
             </w:tcMar>
             <w:vAlign w:val="center"/>
           </w:tcPr>
@@ -343,10 +349,10 @@
           <w:tcPr>
             <w:tcW w:type="dxa" w:w="4762"/>
             <w:tcMar>
-              <w:top w:w="120" w:type="dxa"/>
-              <w:start w:w="120" w:type="dxa"/>
-              <w:bottom w:w="120" w:type="dxa"/>
-              <w:end w:w="120" w:type="dxa"/>
+              <w:top w:w="180" w:type="dxa"/>
+              <w:start w:w="200" w:type="dxa"/>
+              <w:bottom w:w="180" w:type="dxa"/>
+              <w:end w:w="200" w:type="dxa"/>
             </w:tcMar>
             <w:vAlign w:val="center"/>
           </w:tcPr>
@@ -363,15 +369,18 @@
         </w:tc>
       </w:tr>
       <w:tr>
+        <w:trPr>
+          <w:cantSplit/>
+        </w:trPr>
         <w:tc>
           <w:tcPr>
             <w:tcW w:type="dxa" w:w="4762"/>
             <w:shd w:fill="EAF2F8"/>
             <w:tcMar>
-              <w:top w:w="120" w:type="dxa"/>
-              <w:start w:w="120" w:type="dxa"/>
-              <w:bottom w:w="120" w:type="dxa"/>
-              <w:end w:w="120" w:type="dxa"/>
+              <w:top w:w="180" w:type="dxa"/>
+              <w:start w:w="200" w:type="dxa"/>
+              <w:bottom w:w="180" w:type="dxa"/>
+              <w:end w:w="200" w:type="dxa"/>
             </w:tcMar>
             <w:vAlign w:val="center"/>
           </w:tcPr>
@@ -391,10 +400,10 @@
             <w:tcW w:type="dxa" w:w="4762"/>
             <w:shd w:fill="EAF2F8"/>
             <w:tcMar>
-              <w:top w:w="120" w:type="dxa"/>
-              <w:start w:w="120" w:type="dxa"/>
-              <w:bottom w:w="120" w:type="dxa"/>
-              <w:end w:w="120" w:type="dxa"/>
+              <w:top w:w="180" w:type="dxa"/>
+              <w:start w:w="200" w:type="dxa"/>
+              <w:bottom w:w="180" w:type="dxa"/>
+              <w:end w:w="200" w:type="dxa"/>
             </w:tcMar>
             <w:vAlign w:val="center"/>
           </w:tcPr>
@@ -411,14 +420,17 @@
         </w:tc>
       </w:tr>
       <w:tr>
+        <w:trPr>
+          <w:cantSplit/>
+        </w:trPr>
         <w:tc>
           <w:tcPr>
             <w:tcW w:type="dxa" w:w="4762"/>
             <w:tcMar>
-              <w:top w:w="120" w:type="dxa"/>
-              <w:start w:w="120" w:type="dxa"/>
-              <w:bottom w:w="120" w:type="dxa"/>
-              <w:end w:w="120" w:type="dxa"/>
+              <w:top w:w="180" w:type="dxa"/>
+              <w:start w:w="200" w:type="dxa"/>
+              <w:bottom w:w="180" w:type="dxa"/>
+              <w:end w:w="200" w:type="dxa"/>
             </w:tcMar>
             <w:vAlign w:val="center"/>
           </w:tcPr>
@@ -437,10 +449,10 @@
           <w:tcPr>
             <w:tcW w:type="dxa" w:w="4762"/>
             <w:tcMar>
-              <w:top w:w="120" w:type="dxa"/>
-              <w:start w:w="120" w:type="dxa"/>
-              <w:bottom w:w="120" w:type="dxa"/>
-              <w:end w:w="120" w:type="dxa"/>
+              <w:top w:w="180" w:type="dxa"/>
+              <w:start w:w="200" w:type="dxa"/>
+              <w:bottom w:w="180" w:type="dxa"/>
+              <w:end w:w="200" w:type="dxa"/>
             </w:tcMar>
             <w:vAlign w:val="center"/>
           </w:tcPr>
@@ -457,15 +469,18 @@
         </w:tc>
       </w:tr>
       <w:tr>
+        <w:trPr>
+          <w:cantSplit/>
+        </w:trPr>
         <w:tc>
           <w:tcPr>
             <w:tcW w:type="dxa" w:w="4762"/>
             <w:shd w:fill="EAF2F8"/>
             <w:tcMar>
-              <w:top w:w="120" w:type="dxa"/>
-              <w:start w:w="120" w:type="dxa"/>
-              <w:bottom w:w="120" w:type="dxa"/>
-              <w:end w:w="120" w:type="dxa"/>
+              <w:top w:w="180" w:type="dxa"/>
+              <w:start w:w="200" w:type="dxa"/>
+              <w:bottom w:w="180" w:type="dxa"/>
+              <w:end w:w="200" w:type="dxa"/>
             </w:tcMar>
             <w:vAlign w:val="center"/>
           </w:tcPr>
@@ -485,10 +500,10 @@
             <w:tcW w:type="dxa" w:w="4762"/>
             <w:shd w:fill="EAF2F8"/>
             <w:tcMar>
-              <w:top w:w="120" w:type="dxa"/>
-              <w:start w:w="120" w:type="dxa"/>
-              <w:bottom w:w="120" w:type="dxa"/>
-              <w:end w:w="120" w:type="dxa"/>
+              <w:top w:w="180" w:type="dxa"/>
+              <w:start w:w="200" w:type="dxa"/>
+              <w:bottom w:w="180" w:type="dxa"/>
+              <w:end w:w="200" w:type="dxa"/>
             </w:tcMar>
             <w:vAlign w:val="center"/>
           </w:tcPr>
@@ -505,14 +520,17 @@
         </w:tc>
       </w:tr>
       <w:tr>
+        <w:trPr>
+          <w:cantSplit/>
+        </w:trPr>
         <w:tc>
           <w:tcPr>
             <w:tcW w:type="dxa" w:w="4762"/>
             <w:tcMar>
-              <w:top w:w="120" w:type="dxa"/>
-              <w:start w:w="120" w:type="dxa"/>
-              <w:bottom w:w="120" w:type="dxa"/>
-              <w:end w:w="120" w:type="dxa"/>
+              <w:top w:w="180" w:type="dxa"/>
+              <w:start w:w="200" w:type="dxa"/>
+              <w:bottom w:w="180" w:type="dxa"/>
+              <w:end w:w="200" w:type="dxa"/>
             </w:tcMar>
             <w:vAlign w:val="center"/>
           </w:tcPr>
@@ -531,10 +549,10 @@
           <w:tcPr>
             <w:tcW w:type="dxa" w:w="4762"/>
             <w:tcMar>
-              <w:top w:w="120" w:type="dxa"/>
-              <w:start w:w="120" w:type="dxa"/>
-              <w:bottom w:w="120" w:type="dxa"/>
-              <w:end w:w="120" w:type="dxa"/>
+              <w:top w:w="180" w:type="dxa"/>
+              <w:start w:w="200" w:type="dxa"/>
+              <w:bottom w:w="180" w:type="dxa"/>
+              <w:end w:w="200" w:type="dxa"/>
             </w:tcMar>
             <w:vAlign w:val="center"/>
           </w:tcPr>
@@ -551,15 +569,18 @@
         </w:tc>
       </w:tr>
       <w:tr>
+        <w:trPr>
+          <w:cantSplit/>
+        </w:trPr>
         <w:tc>
           <w:tcPr>
             <w:tcW w:type="dxa" w:w="4762"/>
             <w:shd w:fill="EAF2F8"/>
             <w:tcMar>
-              <w:top w:w="120" w:type="dxa"/>
-              <w:start w:w="120" w:type="dxa"/>
-              <w:bottom w:w="120" w:type="dxa"/>
-              <w:end w:w="120" w:type="dxa"/>
+              <w:top w:w="180" w:type="dxa"/>
+              <w:start w:w="200" w:type="dxa"/>
+              <w:bottom w:w="180" w:type="dxa"/>
+              <w:end w:w="200" w:type="dxa"/>
             </w:tcMar>
             <w:vAlign w:val="center"/>
           </w:tcPr>
@@ -579,10 +600,10 @@
             <w:tcW w:type="dxa" w:w="4762"/>
             <w:shd w:fill="EAF2F8"/>
             <w:tcMar>
-              <w:top w:w="120" w:type="dxa"/>
-              <w:start w:w="120" w:type="dxa"/>
-              <w:bottom w:w="120" w:type="dxa"/>
-              <w:end w:w="120" w:type="dxa"/>
+              <w:top w:w="180" w:type="dxa"/>
+              <w:start w:w="200" w:type="dxa"/>
+              <w:bottom w:w="180" w:type="dxa"/>
+              <w:end w:w="200" w:type="dxa"/>
             </w:tcMar>
             <w:vAlign w:val="center"/>
           </w:tcPr>
@@ -599,14 +620,17 @@
         </w:tc>
       </w:tr>
       <w:tr>
+        <w:trPr>
+          <w:cantSplit/>
+        </w:trPr>
         <w:tc>
           <w:tcPr>
             <w:tcW w:type="dxa" w:w="4762"/>
             <w:tcMar>
-              <w:top w:w="120" w:type="dxa"/>
-              <w:start w:w="120" w:type="dxa"/>
-              <w:bottom w:w="120" w:type="dxa"/>
-              <w:end w:w="120" w:type="dxa"/>
+              <w:top w:w="180" w:type="dxa"/>
+              <w:start w:w="200" w:type="dxa"/>
+              <w:bottom w:w="180" w:type="dxa"/>
+              <w:end w:w="200" w:type="dxa"/>
             </w:tcMar>
             <w:vAlign w:val="center"/>
           </w:tcPr>
@@ -625,10 +649,10 @@
           <w:tcPr>
             <w:tcW w:type="dxa" w:w="4762"/>
             <w:tcMar>
-              <w:top w:w="120" w:type="dxa"/>
-              <w:start w:w="120" w:type="dxa"/>
-              <w:bottom w:w="120" w:type="dxa"/>
-              <w:end w:w="120" w:type="dxa"/>
+              <w:top w:w="180" w:type="dxa"/>
+              <w:start w:w="200" w:type="dxa"/>
+              <w:bottom w:w="180" w:type="dxa"/>
+              <w:end w:w="200" w:type="dxa"/>
             </w:tcMar>
             <w:vAlign w:val="center"/>
           </w:tcPr>
@@ -645,15 +669,18 @@
         </w:tc>
       </w:tr>
       <w:tr>
+        <w:trPr>
+          <w:cantSplit/>
+        </w:trPr>
         <w:tc>
           <w:tcPr>
             <w:tcW w:type="dxa" w:w="4762"/>
             <w:shd w:fill="EAF2F8"/>
             <w:tcMar>
-              <w:top w:w="120" w:type="dxa"/>
-              <w:start w:w="120" w:type="dxa"/>
-              <w:bottom w:w="120" w:type="dxa"/>
-              <w:end w:w="120" w:type="dxa"/>
+              <w:top w:w="180" w:type="dxa"/>
+              <w:start w:w="200" w:type="dxa"/>
+              <w:bottom w:w="180" w:type="dxa"/>
+              <w:end w:w="200" w:type="dxa"/>
             </w:tcMar>
             <w:vAlign w:val="center"/>
           </w:tcPr>
@@ -673,10 +700,10 @@
             <w:tcW w:type="dxa" w:w="4762"/>
             <w:shd w:fill="EAF2F8"/>
             <w:tcMar>
-              <w:top w:w="120" w:type="dxa"/>
-              <w:start w:w="120" w:type="dxa"/>
-              <w:bottom w:w="120" w:type="dxa"/>
-              <w:end w:w="120" w:type="dxa"/>
+              <w:top w:w="180" w:type="dxa"/>
+              <w:start w:w="200" w:type="dxa"/>
+              <w:bottom w:w="180" w:type="dxa"/>
+              <w:end w:w="200" w:type="dxa"/>
             </w:tcMar>
             <w:vAlign w:val="center"/>
           </w:tcPr>
@@ -693,14 +720,17 @@
         </w:tc>
       </w:tr>
       <w:tr>
+        <w:trPr>
+          <w:cantSplit/>
+        </w:trPr>
         <w:tc>
           <w:tcPr>
             <w:tcW w:type="dxa" w:w="4762"/>
             <w:tcMar>
-              <w:top w:w="120" w:type="dxa"/>
-              <w:start w:w="120" w:type="dxa"/>
-              <w:bottom w:w="120" w:type="dxa"/>
-              <w:end w:w="120" w:type="dxa"/>
+              <w:top w:w="180" w:type="dxa"/>
+              <w:start w:w="200" w:type="dxa"/>
+              <w:bottom w:w="180" w:type="dxa"/>
+              <w:end w:w="200" w:type="dxa"/>
             </w:tcMar>
             <w:vAlign w:val="center"/>
           </w:tcPr>
@@ -719,10 +749,10 @@
           <w:tcPr>
             <w:tcW w:type="dxa" w:w="4762"/>
             <w:tcMar>
-              <w:top w:w="120" w:type="dxa"/>
-              <w:start w:w="120" w:type="dxa"/>
-              <w:bottom w:w="120" w:type="dxa"/>
-              <w:end w:w="120" w:type="dxa"/>
+              <w:top w:w="180" w:type="dxa"/>
+              <w:start w:w="200" w:type="dxa"/>
+              <w:bottom w:w="180" w:type="dxa"/>
+              <w:end w:w="200" w:type="dxa"/>
             </w:tcMar>
             <w:vAlign w:val="center"/>
           </w:tcPr>
@@ -739,15 +769,18 @@
         </w:tc>
       </w:tr>
       <w:tr>
+        <w:trPr>
+          <w:cantSplit/>
+        </w:trPr>
         <w:tc>
           <w:tcPr>
             <w:tcW w:type="dxa" w:w="4762"/>
             <w:shd w:fill="EAF2F8"/>
             <w:tcMar>
-              <w:top w:w="120" w:type="dxa"/>
-              <w:start w:w="120" w:type="dxa"/>
-              <w:bottom w:w="120" w:type="dxa"/>
-              <w:end w:w="120" w:type="dxa"/>
+              <w:top w:w="180" w:type="dxa"/>
+              <w:start w:w="200" w:type="dxa"/>
+              <w:bottom w:w="180" w:type="dxa"/>
+              <w:end w:w="200" w:type="dxa"/>
             </w:tcMar>
             <w:vAlign w:val="center"/>
           </w:tcPr>
@@ -767,10 +800,10 @@
             <w:tcW w:type="dxa" w:w="4762"/>
             <w:shd w:fill="EAF2F8"/>
             <w:tcMar>
-              <w:top w:w="120" w:type="dxa"/>
-              <w:start w:w="120" w:type="dxa"/>
-              <w:bottom w:w="120" w:type="dxa"/>
-              <w:end w:w="120" w:type="dxa"/>
+              <w:top w:w="180" w:type="dxa"/>
+              <w:start w:w="200" w:type="dxa"/>
+              <w:bottom w:w="180" w:type="dxa"/>
+              <w:end w:w="200" w:type="dxa"/>
             </w:tcMar>
             <w:vAlign w:val="center"/>
           </w:tcPr>
@@ -787,14 +820,17 @@
         </w:tc>
       </w:tr>
       <w:tr>
+        <w:trPr>
+          <w:cantSplit/>
+        </w:trPr>
         <w:tc>
           <w:tcPr>
             <w:tcW w:type="dxa" w:w="4762"/>
             <w:tcMar>
-              <w:top w:w="120" w:type="dxa"/>
-              <w:start w:w="120" w:type="dxa"/>
-              <w:bottom w:w="120" w:type="dxa"/>
-              <w:end w:w="120" w:type="dxa"/>
+              <w:top w:w="180" w:type="dxa"/>
+              <w:start w:w="200" w:type="dxa"/>
+              <w:bottom w:w="180" w:type="dxa"/>
+              <w:end w:w="200" w:type="dxa"/>
             </w:tcMar>
             <w:vAlign w:val="center"/>
           </w:tcPr>
@@ -813,10 +849,10 @@
           <w:tcPr>
             <w:tcW w:type="dxa" w:w="4762"/>
             <w:tcMar>
-              <w:top w:w="120" w:type="dxa"/>
-              <w:start w:w="120" w:type="dxa"/>
-              <w:bottom w:w="120" w:type="dxa"/>
-              <w:end w:w="120" w:type="dxa"/>
+              <w:top w:w="180" w:type="dxa"/>
+              <w:start w:w="200" w:type="dxa"/>
+              <w:bottom w:w="180" w:type="dxa"/>
+              <w:end w:w="200" w:type="dxa"/>
             </w:tcMar>
             <w:vAlign w:val="center"/>
           </w:tcPr>
@@ -833,15 +869,18 @@
         </w:tc>
       </w:tr>
       <w:tr>
+        <w:trPr>
+          <w:cantSplit/>
+        </w:trPr>
         <w:tc>
           <w:tcPr>
             <w:tcW w:type="dxa" w:w="4762"/>
             <w:shd w:fill="EAF2F8"/>
             <w:tcMar>
-              <w:top w:w="120" w:type="dxa"/>
-              <w:start w:w="120" w:type="dxa"/>
-              <w:bottom w:w="120" w:type="dxa"/>
-              <w:end w:w="120" w:type="dxa"/>
+              <w:top w:w="180" w:type="dxa"/>
+              <w:start w:w="200" w:type="dxa"/>
+              <w:bottom w:w="180" w:type="dxa"/>
+              <w:end w:w="200" w:type="dxa"/>
             </w:tcMar>
             <w:vAlign w:val="center"/>
           </w:tcPr>
@@ -861,10 +900,10 @@
             <w:tcW w:type="dxa" w:w="4762"/>
             <w:shd w:fill="EAF2F8"/>
             <w:tcMar>
-              <w:top w:w="120" w:type="dxa"/>
-              <w:start w:w="120" w:type="dxa"/>
-              <w:bottom w:w="120" w:type="dxa"/>
-              <w:end w:w="120" w:type="dxa"/>
+              <w:top w:w="180" w:type="dxa"/>
+              <w:start w:w="200" w:type="dxa"/>
+              <w:bottom w:w="180" w:type="dxa"/>
+              <w:end w:w="200" w:type="dxa"/>
             </w:tcMar>
             <w:vAlign w:val="center"/>
           </w:tcPr>
@@ -881,14 +920,17 @@
         </w:tc>
       </w:tr>
       <w:tr>
+        <w:trPr>
+          <w:cantSplit/>
+        </w:trPr>
         <w:tc>
           <w:tcPr>
             <w:tcW w:type="dxa" w:w="4762"/>
             <w:tcMar>
-              <w:top w:w="120" w:type="dxa"/>
-              <w:start w:w="120" w:type="dxa"/>
-              <w:bottom w:w="120" w:type="dxa"/>
-              <w:end w:w="120" w:type="dxa"/>
+              <w:top w:w="180" w:type="dxa"/>
+              <w:start w:w="200" w:type="dxa"/>
+              <w:bottom w:w="180" w:type="dxa"/>
+              <w:end w:w="200" w:type="dxa"/>
             </w:tcMar>
             <w:vAlign w:val="center"/>
           </w:tcPr>
@@ -907,10 +949,10 @@
           <w:tcPr>
             <w:tcW w:type="dxa" w:w="4762"/>
             <w:tcMar>
-              <w:top w:w="120" w:type="dxa"/>
-              <w:start w:w="120" w:type="dxa"/>
-              <w:bottom w:w="120" w:type="dxa"/>
-              <w:end w:w="120" w:type="dxa"/>
+              <w:top w:w="180" w:type="dxa"/>
+              <w:start w:w="200" w:type="dxa"/>
+              <w:bottom w:w="180" w:type="dxa"/>
+              <w:end w:w="200" w:type="dxa"/>
             </w:tcMar>
             <w:vAlign w:val="center"/>
           </w:tcPr>
@@ -927,15 +969,18 @@
         </w:tc>
       </w:tr>
       <w:tr>
+        <w:trPr>
+          <w:cantSplit/>
+        </w:trPr>
         <w:tc>
           <w:tcPr>
             <w:tcW w:type="dxa" w:w="4762"/>
             <w:shd w:fill="EAF2F8"/>
             <w:tcMar>
-              <w:top w:w="120" w:type="dxa"/>
-              <w:start w:w="120" w:type="dxa"/>
-              <w:bottom w:w="120" w:type="dxa"/>
-              <w:end w:w="120" w:type="dxa"/>
+              <w:top w:w="180" w:type="dxa"/>
+              <w:start w:w="200" w:type="dxa"/>
+              <w:bottom w:w="180" w:type="dxa"/>
+              <w:end w:w="200" w:type="dxa"/>
             </w:tcMar>
             <w:vAlign w:val="center"/>
           </w:tcPr>
@@ -955,10 +1000,10 @@
             <w:tcW w:type="dxa" w:w="4762"/>
             <w:shd w:fill="EAF2F8"/>
             <w:tcMar>
-              <w:top w:w="120" w:type="dxa"/>
-              <w:start w:w="120" w:type="dxa"/>
-              <w:bottom w:w="120" w:type="dxa"/>
-              <w:end w:w="120" w:type="dxa"/>
+              <w:top w:w="180" w:type="dxa"/>
+              <w:start w:w="200" w:type="dxa"/>
+              <w:bottom w:w="180" w:type="dxa"/>
+              <w:end w:w="200" w:type="dxa"/>
             </w:tcMar>
             <w:vAlign w:val="center"/>
           </w:tcPr>
@@ -975,14 +1020,17 @@
         </w:tc>
       </w:tr>
       <w:tr>
+        <w:trPr>
+          <w:cantSplit/>
+        </w:trPr>
         <w:tc>
           <w:tcPr>
             <w:tcW w:type="dxa" w:w="4762"/>
             <w:tcMar>
-              <w:top w:w="120" w:type="dxa"/>
-              <w:start w:w="120" w:type="dxa"/>
-              <w:bottom w:w="120" w:type="dxa"/>
-              <w:end w:w="120" w:type="dxa"/>
+              <w:top w:w="180" w:type="dxa"/>
+              <w:start w:w="200" w:type="dxa"/>
+              <w:bottom w:w="180" w:type="dxa"/>
+              <w:end w:w="200" w:type="dxa"/>
             </w:tcMar>
             <w:vAlign w:val="center"/>
           </w:tcPr>
@@ -1001,10 +1049,10 @@
           <w:tcPr>
             <w:tcW w:type="dxa" w:w="4762"/>
             <w:tcMar>
-              <w:top w:w="120" w:type="dxa"/>
-              <w:start w:w="120" w:type="dxa"/>
-              <w:bottom w:w="120" w:type="dxa"/>
-              <w:end w:w="120" w:type="dxa"/>
+              <w:top w:w="180" w:type="dxa"/>
+              <w:start w:w="200" w:type="dxa"/>
+              <w:bottom w:w="180" w:type="dxa"/>
+              <w:end w:w="200" w:type="dxa"/>
             </w:tcMar>
             <w:vAlign w:val="center"/>
           </w:tcPr>
@@ -1021,15 +1069,18 @@
         </w:tc>
       </w:tr>
       <w:tr>
+        <w:trPr>
+          <w:cantSplit/>
+        </w:trPr>
         <w:tc>
           <w:tcPr>
             <w:tcW w:type="dxa" w:w="4762"/>
             <w:shd w:fill="EAF2F8"/>
             <w:tcMar>
-              <w:top w:w="120" w:type="dxa"/>
-              <w:start w:w="120" w:type="dxa"/>
-              <w:bottom w:w="120" w:type="dxa"/>
-              <w:end w:w="120" w:type="dxa"/>
+              <w:top w:w="180" w:type="dxa"/>
+              <w:start w:w="200" w:type="dxa"/>
+              <w:bottom w:w="180" w:type="dxa"/>
+              <w:end w:w="200" w:type="dxa"/>
             </w:tcMar>
             <w:vAlign w:val="center"/>
           </w:tcPr>
@@ -1049,10 +1100,10 @@
             <w:tcW w:type="dxa" w:w="4762"/>
             <w:shd w:fill="EAF2F8"/>
             <w:tcMar>
-              <w:top w:w="120" w:type="dxa"/>
-              <w:start w:w="120" w:type="dxa"/>
-              <w:bottom w:w="120" w:type="dxa"/>
-              <w:end w:w="120" w:type="dxa"/>
+              <w:top w:w="180" w:type="dxa"/>
+              <w:start w:w="200" w:type="dxa"/>
+              <w:bottom w:w="180" w:type="dxa"/>
+              <w:end w:w="200" w:type="dxa"/>
             </w:tcMar>
             <w:vAlign w:val="center"/>
           </w:tcPr>
@@ -1069,14 +1120,17 @@
         </w:tc>
       </w:tr>
       <w:tr>
+        <w:trPr>
+          <w:cantSplit/>
+        </w:trPr>
         <w:tc>
           <w:tcPr>
             <w:tcW w:type="dxa" w:w="4762"/>
             <w:tcMar>
-              <w:top w:w="120" w:type="dxa"/>
-              <w:start w:w="120" w:type="dxa"/>
-              <w:bottom w:w="120" w:type="dxa"/>
-              <w:end w:w="120" w:type="dxa"/>
+              <w:top w:w="180" w:type="dxa"/>
+              <w:start w:w="200" w:type="dxa"/>
+              <w:bottom w:w="180" w:type="dxa"/>
+              <w:end w:w="200" w:type="dxa"/>
             </w:tcMar>
             <w:vAlign w:val="center"/>
           </w:tcPr>
@@ -1095,10 +1149,10 @@
           <w:tcPr>
             <w:tcW w:type="dxa" w:w="4762"/>
             <w:tcMar>
-              <w:top w:w="120" w:type="dxa"/>
-              <w:start w:w="120" w:type="dxa"/>
-              <w:bottom w:w="120" w:type="dxa"/>
-              <w:end w:w="120" w:type="dxa"/>
+              <w:top w:w="180" w:type="dxa"/>
+              <w:start w:w="200" w:type="dxa"/>
+              <w:bottom w:w="180" w:type="dxa"/>
+              <w:end w:w="200" w:type="dxa"/>
             </w:tcMar>
             <w:vAlign w:val="center"/>
           </w:tcPr>
@@ -1161,6 +1215,8 @@
       <w:pPr>
         <w:pStyle w:val="CodeBlock"/>
         <w:keepLines/>
+        <w:spacing w:before="60"/>
+        <w:ind w:left="283" w:right="170"/>
       </w:pPr>
       <w:r>
         <w:rPr>
@@ -1175,6 +1231,7 @@
       <w:pPr>
         <w:pStyle w:val="CodeBlock"/>
         <w:keepLines/>
+        <w:ind w:left="283" w:right="170"/>
       </w:pPr>
       <w:r>
         <w:rPr>
@@ -1189,6 +1246,7 @@
       <w:pPr>
         <w:pStyle w:val="CodeBlock"/>
         <w:keepLines/>
+        <w:ind w:left="283" w:right="170"/>
       </w:pPr>
       <w:r>
         <w:rPr>
@@ -1203,6 +1261,7 @@
       <w:pPr>
         <w:pStyle w:val="CodeBlock"/>
         <w:keepLines/>
+        <w:ind w:left="283" w:right="170"/>
       </w:pPr>
       <w:r>
         <w:rPr>
@@ -1217,6 +1276,7 @@
       <w:pPr>
         <w:pStyle w:val="CodeBlock"/>
         <w:keepLines/>
+        <w:ind w:left="283" w:right="170"/>
       </w:pPr>
       <w:r>
         <w:rPr>
@@ -1231,6 +1291,7 @@
       <w:pPr>
         <w:pStyle w:val="CodeBlock"/>
         <w:keepLines/>
+        <w:ind w:left="283" w:right="170"/>
       </w:pPr>
       <w:r>
         <w:rPr>
@@ -1245,6 +1306,7 @@
       <w:pPr>
         <w:pStyle w:val="CodeBlock"/>
         <w:keepLines/>
+        <w:ind w:left="283" w:right="170"/>
       </w:pPr>
       <w:r>
         <w:rPr>
@@ -1259,6 +1321,7 @@
       <w:pPr>
         <w:pStyle w:val="CodeBlock"/>
         <w:keepLines/>
+        <w:ind w:left="283" w:right="170"/>
       </w:pPr>
       <w:r>
         <w:rPr>
@@ -1273,6 +1336,7 @@
       <w:pPr>
         <w:pStyle w:val="CodeBlock"/>
         <w:keepLines/>
+        <w:ind w:left="283" w:right="170"/>
       </w:pPr>
       <w:r>
         <w:rPr>
@@ -1287,6 +1351,7 @@
       <w:pPr>
         <w:pStyle w:val="CodeBlock"/>
         <w:keepLines/>
+        <w:ind w:left="283" w:right="170"/>
       </w:pPr>
       <w:r>
         <w:rPr>
@@ -1301,6 +1366,7 @@
       <w:pPr>
         <w:pStyle w:val="CodeBlock"/>
         <w:keepLines/>
+        <w:ind w:left="283" w:right="170"/>
       </w:pPr>
       <w:r>
         <w:rPr>
@@ -1315,6 +1381,7 @@
       <w:pPr>
         <w:pStyle w:val="CodeBlock"/>
         <w:keepLines/>
+        <w:ind w:left="283" w:right="170"/>
       </w:pPr>
       <w:r>
         <w:rPr>
@@ -1329,6 +1396,7 @@
       <w:pPr>
         <w:pStyle w:val="CodeBlock"/>
         <w:keepLines/>
+        <w:ind w:left="283" w:right="170"/>
       </w:pPr>
       <w:r>
         <w:rPr>
@@ -1343,6 +1411,7 @@
       <w:pPr>
         <w:pStyle w:val="CodeBlock"/>
         <w:keepLines/>
+        <w:ind w:left="283" w:right="170"/>
       </w:pPr>
       <w:r>
         <w:rPr>
@@ -1357,6 +1426,7 @@
       <w:pPr>
         <w:pStyle w:val="CodeBlock"/>
         <w:keepLines/>
+        <w:ind w:left="283" w:right="170"/>
       </w:pPr>
       <w:r>
         <w:rPr>
@@ -1371,6 +1441,7 @@
       <w:pPr>
         <w:pStyle w:val="CodeBlock"/>
         <w:keepLines/>
+        <w:ind w:left="283" w:right="170"/>
       </w:pPr>
       <w:r>
         <w:rPr>
@@ -1385,6 +1456,7 @@
       <w:pPr>
         <w:pStyle w:val="CodeBlock"/>
         <w:keepLines/>
+        <w:ind w:left="283" w:right="170"/>
       </w:pPr>
       <w:r>
         <w:rPr>
@@ -1399,6 +1471,7 @@
       <w:pPr>
         <w:pStyle w:val="CodeBlock"/>
         <w:keepLines/>
+        <w:ind w:left="283" w:right="170"/>
       </w:pPr>
       <w:r>
         <w:rPr>
@@ -1413,6 +1486,7 @@
       <w:pPr>
         <w:pStyle w:val="CodeBlock"/>
         <w:keepLines/>
+        <w:ind w:left="283" w:right="170"/>
       </w:pPr>
       <w:r>
         <w:rPr>
@@ -1427,6 +1501,7 @@
       <w:pPr>
         <w:pStyle w:val="CodeBlock"/>
         <w:keepLines/>
+        <w:ind w:left="283" w:right="170"/>
       </w:pPr>
       <w:r>
         <w:rPr>
@@ -1441,6 +1516,7 @@
       <w:pPr>
         <w:pStyle w:val="CodeBlock"/>
         <w:keepLines/>
+        <w:ind w:left="283" w:right="170"/>
       </w:pPr>
       <w:r>
         <w:rPr>
@@ -1455,6 +1531,8 @@
       <w:pPr>
         <w:pStyle w:val="CodeBlock"/>
         <w:keepLines/>
+        <w:spacing w:after="60"/>
+        <w:ind w:left="283" w:right="170"/>
       </w:pPr>
       <w:r>
         <w:rPr>
@@ -1483,6 +1561,8 @@
       <w:pPr>
         <w:pStyle w:val="CodeBlock"/>
         <w:keepLines/>
+        <w:spacing w:before="60"/>
+        <w:ind w:left="283" w:right="170"/>
       </w:pPr>
       <w:r>
         <w:rPr>
@@ -1497,6 +1577,7 @@
       <w:pPr>
         <w:pStyle w:val="CodeBlock"/>
         <w:keepLines/>
+        <w:ind w:left="283" w:right="170"/>
       </w:pPr>
       <w:r>
         <w:rPr>
@@ -1511,6 +1592,7 @@
       <w:pPr>
         <w:pStyle w:val="CodeBlock"/>
         <w:keepLines/>
+        <w:ind w:left="283" w:right="170"/>
       </w:pPr>
       <w:r>
         <w:rPr>
@@ -1525,6 +1607,7 @@
       <w:pPr>
         <w:pStyle w:val="CodeBlock"/>
         <w:keepLines/>
+        <w:ind w:left="283" w:right="170"/>
       </w:pPr>
       <w:r>
         <w:rPr>
@@ -1539,6 +1622,7 @@
       <w:pPr>
         <w:pStyle w:val="CodeBlock"/>
         <w:keepLines/>
+        <w:ind w:left="283" w:right="170"/>
       </w:pPr>
       <w:r>
         <w:rPr>
@@ -1553,6 +1637,7 @@
       <w:pPr>
         <w:pStyle w:val="CodeBlock"/>
         <w:keepLines/>
+        <w:ind w:left="283" w:right="170"/>
       </w:pPr>
       <w:r>
         <w:rPr>
@@ -1567,6 +1652,7 @@
       <w:pPr>
         <w:pStyle w:val="CodeBlock"/>
         <w:keepLines/>
+        <w:ind w:left="283" w:right="170"/>
       </w:pPr>
       <w:r>
         <w:rPr>
@@ -1581,6 +1667,7 @@
       <w:pPr>
         <w:pStyle w:val="CodeBlock"/>
         <w:keepLines/>
+        <w:ind w:left="283" w:right="170"/>
       </w:pPr>
       <w:r>
         <w:rPr>
@@ -1595,6 +1682,7 @@
       <w:pPr>
         <w:pStyle w:val="CodeBlock"/>
         <w:keepLines/>
+        <w:ind w:left="283" w:right="170"/>
       </w:pPr>
       <w:r>
         <w:rPr>
@@ -1609,6 +1697,7 @@
       <w:pPr>
         <w:pStyle w:val="CodeBlock"/>
         <w:keepLines/>
+        <w:ind w:left="283" w:right="170"/>
       </w:pPr>
       <w:r>
         <w:rPr>
@@ -1623,6 +1712,7 @@
       <w:pPr>
         <w:pStyle w:val="CodeBlock"/>
         <w:keepLines/>
+        <w:ind w:left="283" w:right="170"/>
       </w:pPr>
       <w:r>
         <w:rPr>
@@ -1637,6 +1727,7 @@
       <w:pPr>
         <w:pStyle w:val="CodeBlock"/>
         <w:keepLines/>
+        <w:ind w:left="283" w:right="170"/>
       </w:pPr>
       <w:r>
         <w:rPr>
@@ -1651,6 +1742,7 @@
       <w:pPr>
         <w:pStyle w:val="CodeBlock"/>
         <w:keepLines/>
+        <w:ind w:left="283" w:right="170"/>
       </w:pPr>
       <w:r>
         <w:rPr>
@@ -1665,6 +1757,7 @@
       <w:pPr>
         <w:pStyle w:val="CodeBlock"/>
         <w:keepLines/>
+        <w:ind w:left="283" w:right="170"/>
       </w:pPr>
       <w:r>
         <w:rPr>
@@ -1679,6 +1772,7 @@
       <w:pPr>
         <w:pStyle w:val="CodeBlock"/>
         <w:keepLines/>
+        <w:ind w:left="283" w:right="170"/>
       </w:pPr>
       <w:r>
         <w:rPr>
@@ -1693,6 +1787,7 @@
       <w:pPr>
         <w:pStyle w:val="CodeBlock"/>
         <w:keepLines/>
+        <w:ind w:left="283" w:right="170"/>
       </w:pPr>
       <w:r>
         <w:rPr>
@@ -1707,6 +1802,7 @@
       <w:pPr>
         <w:pStyle w:val="CodeBlock"/>
         <w:keepLines/>
+        <w:ind w:left="283" w:right="170"/>
       </w:pPr>
       <w:r>
         <w:rPr>
@@ -1721,6 +1817,7 @@
       <w:pPr>
         <w:pStyle w:val="CodeBlock"/>
         <w:keepLines/>
+        <w:ind w:left="283" w:right="170"/>
       </w:pPr>
       <w:r>
         <w:rPr>
@@ -1735,6 +1832,7 @@
       <w:pPr>
         <w:pStyle w:val="CodeBlock"/>
         <w:keepLines/>
+        <w:ind w:left="283" w:right="170"/>
       </w:pPr>
       <w:r>
         <w:rPr>
@@ -1749,6 +1847,7 @@
       <w:pPr>
         <w:pStyle w:val="CodeBlock"/>
         <w:keepLines/>
+        <w:ind w:left="283" w:right="170"/>
       </w:pPr>
       <w:r>
         <w:rPr>
@@ -1763,6 +1862,7 @@
       <w:pPr>
         <w:pStyle w:val="CodeBlock"/>
         <w:keepLines/>
+        <w:ind w:left="283" w:right="170"/>
       </w:pPr>
       <w:r>
         <w:rPr>
@@ -1777,6 +1877,7 @@
       <w:pPr>
         <w:pStyle w:val="CodeBlock"/>
         <w:keepLines/>
+        <w:ind w:left="283" w:right="170"/>
       </w:pPr>
       <w:r>
         <w:rPr>
@@ -1791,6 +1892,7 @@
       <w:pPr>
         <w:pStyle w:val="CodeBlock"/>
         <w:keepLines/>
+        <w:ind w:left="283" w:right="170"/>
       </w:pPr>
       <w:r>
         <w:rPr>
@@ -1805,6 +1907,7 @@
       <w:pPr>
         <w:pStyle w:val="CodeBlock"/>
         <w:keepLines/>
+        <w:ind w:left="283" w:right="170"/>
       </w:pPr>
       <w:r>
         <w:rPr>
@@ -1819,6 +1922,7 @@
       <w:pPr>
         <w:pStyle w:val="CodeBlock"/>
         <w:keepLines/>
+        <w:ind w:left="283" w:right="170"/>
       </w:pPr>
       <w:r>
         <w:rPr>
@@ -1833,6 +1937,7 @@
       <w:pPr>
         <w:pStyle w:val="CodeBlock"/>
         <w:keepLines/>
+        <w:ind w:left="283" w:right="170"/>
       </w:pPr>
       <w:r>
         <w:rPr>
@@ -1847,6 +1952,7 @@
       <w:pPr>
         <w:pStyle w:val="CodeBlock"/>
         <w:keepLines/>
+        <w:ind w:left="283" w:right="170"/>
       </w:pPr>
       <w:r>
         <w:rPr>
@@ -1861,6 +1967,7 @@
       <w:pPr>
         <w:pStyle w:val="CodeBlock"/>
         <w:keepLines/>
+        <w:ind w:left="283" w:right="170"/>
       </w:pPr>
       <w:r>
         <w:rPr>
@@ -1875,6 +1982,7 @@
       <w:pPr>
         <w:pStyle w:val="CodeBlock"/>
         <w:keepLines/>
+        <w:ind w:left="283" w:right="170"/>
       </w:pPr>
       <w:r>
         <w:rPr>
@@ -1889,6 +1997,7 @@
       <w:pPr>
         <w:pStyle w:val="CodeBlock"/>
         <w:keepLines/>
+        <w:ind w:left="283" w:right="170"/>
       </w:pPr>
       <w:r>
         <w:rPr>
@@ -1903,6 +2012,7 @@
       <w:pPr>
         <w:pStyle w:val="CodeBlock"/>
         <w:keepLines/>
+        <w:ind w:left="283" w:right="170"/>
       </w:pPr>
       <w:r>
         <w:rPr>
@@ -1917,6 +2027,8 @@
       <w:pPr>
         <w:pStyle w:val="CodeBlock"/>
         <w:keepLines/>
+        <w:spacing w:after="60"/>
+        <w:ind w:left="283" w:right="170"/>
       </w:pPr>
       <w:r>
         <w:rPr>
@@ -1962,10 +2074,10 @@
             <w:tcW w:type="dxa" w:w="9525"/>
             <w:shd w:fill="F2F2F2"/>
             <w:tcMar>
-              <w:top w:w="140" w:type="dxa"/>
-              <w:start w:w="180" w:type="dxa"/>
-              <w:bottom w:w="140" w:type="dxa"/>
-              <w:end w:w="180" w:type="dxa"/>
+              <w:top w:w="180" w:type="dxa"/>
+              <w:start w:w="220" w:type="dxa"/>
+              <w:bottom w:w="180" w:type="dxa"/>
+              <w:end w:w="220" w:type="dxa"/>
             </w:tcMar>
             <w:vAlign w:val="center"/>
           </w:tcPr>
@@ -2051,6 +2163,8 @@
       <w:pPr>
         <w:pStyle w:val="CodeBlock"/>
         <w:keepLines/>
+        <w:spacing w:before="60"/>
+        <w:ind w:left="283" w:right="170"/>
       </w:pPr>
       <w:r>
         <w:rPr>
@@ -2065,6 +2179,7 @@
       <w:pPr>
         <w:pStyle w:val="CodeBlock"/>
         <w:keepLines/>
+        <w:ind w:left="283" w:right="170"/>
       </w:pPr>
       <w:r>
         <w:rPr>
@@ -2079,6 +2194,7 @@
       <w:pPr>
         <w:pStyle w:val="CodeBlock"/>
         <w:keepLines/>
+        <w:ind w:left="283" w:right="170"/>
       </w:pPr>
       <w:r>
         <w:rPr>
@@ -2093,6 +2209,7 @@
       <w:pPr>
         <w:pStyle w:val="CodeBlock"/>
         <w:keepLines/>
+        <w:ind w:left="283" w:right="170"/>
       </w:pPr>
       <w:r>
         <w:rPr>
@@ -2107,6 +2224,7 @@
       <w:pPr>
         <w:pStyle w:val="CodeBlock"/>
         <w:keepLines/>
+        <w:ind w:left="283" w:right="170"/>
       </w:pPr>
       <w:r>
         <w:rPr>
@@ -2121,6 +2239,7 @@
       <w:pPr>
         <w:pStyle w:val="CodeBlock"/>
         <w:keepLines/>
+        <w:ind w:left="283" w:right="170"/>
       </w:pPr>
       <w:r>
         <w:rPr>
@@ -2135,6 +2254,7 @@
       <w:pPr>
         <w:pStyle w:val="CodeBlock"/>
         <w:keepLines/>
+        <w:ind w:left="283" w:right="170"/>
       </w:pPr>
       <w:r>
         <w:rPr>
@@ -2149,6 +2269,7 @@
       <w:pPr>
         <w:pStyle w:val="CodeBlock"/>
         <w:keepLines/>
+        <w:ind w:left="283" w:right="170"/>
       </w:pPr>
       <w:r>
         <w:rPr>
@@ -2163,6 +2284,7 @@
       <w:pPr>
         <w:pStyle w:val="CodeBlock"/>
         <w:keepLines/>
+        <w:ind w:left="283" w:right="170"/>
       </w:pPr>
       <w:r>
         <w:rPr>
@@ -2177,6 +2299,7 @@
       <w:pPr>
         <w:pStyle w:val="CodeBlock"/>
         <w:keepLines/>
+        <w:ind w:left="283" w:right="170"/>
       </w:pPr>
       <w:r>
         <w:rPr>
@@ -2191,6 +2314,7 @@
       <w:pPr>
         <w:pStyle w:val="CodeBlock"/>
         <w:keepLines/>
+        <w:ind w:left="283" w:right="170"/>
       </w:pPr>
       <w:r>
         <w:rPr>
@@ -2205,6 +2329,7 @@
       <w:pPr>
         <w:pStyle w:val="CodeBlock"/>
         <w:keepLines/>
+        <w:ind w:left="283" w:right="170"/>
       </w:pPr>
       <w:r>
         <w:rPr>
@@ -2219,6 +2344,7 @@
       <w:pPr>
         <w:pStyle w:val="CodeBlock"/>
         <w:keepLines/>
+        <w:ind w:left="283" w:right="170"/>
       </w:pPr>
       <w:r>
         <w:rPr>
@@ -2233,6 +2359,7 @@
       <w:pPr>
         <w:pStyle w:val="CodeBlock"/>
         <w:keepLines/>
+        <w:ind w:left="283" w:right="170"/>
       </w:pPr>
       <w:r>
         <w:rPr>
@@ -2247,6 +2374,7 @@
       <w:pPr>
         <w:pStyle w:val="CodeBlock"/>
         <w:keepLines/>
+        <w:ind w:left="283" w:right="170"/>
       </w:pPr>
       <w:r>
         <w:rPr>
@@ -2261,6 +2389,7 @@
       <w:pPr>
         <w:pStyle w:val="CodeBlock"/>
         <w:keepLines/>
+        <w:ind w:left="283" w:right="170"/>
       </w:pPr>
       <w:r>
         <w:rPr>
@@ -2275,6 +2404,7 @@
       <w:pPr>
         <w:pStyle w:val="CodeBlock"/>
         <w:keepLines/>
+        <w:ind w:left="283" w:right="170"/>
       </w:pPr>
       <w:r>
         <w:rPr>
@@ -2289,6 +2419,7 @@
       <w:pPr>
         <w:pStyle w:val="CodeBlock"/>
         <w:keepLines/>
+        <w:ind w:left="283" w:right="170"/>
       </w:pPr>
       <w:r>
         <w:rPr>
@@ -2303,6 +2434,7 @@
       <w:pPr>
         <w:pStyle w:val="CodeBlock"/>
         <w:keepLines/>
+        <w:ind w:left="283" w:right="170"/>
       </w:pPr>
       <w:r>
         <w:rPr>
@@ -2317,6 +2449,7 @@
       <w:pPr>
         <w:pStyle w:val="CodeBlock"/>
         <w:keepLines/>
+        <w:ind w:left="283" w:right="170"/>
       </w:pPr>
       <w:r>
         <w:rPr>
@@ -2331,6 +2464,7 @@
       <w:pPr>
         <w:pStyle w:val="CodeBlock"/>
         <w:keepLines/>
+        <w:ind w:left="283" w:right="170"/>
       </w:pPr>
       <w:r>
         <w:rPr>
@@ -2345,6 +2479,8 @@
       <w:pPr>
         <w:pStyle w:val="CodeBlock"/>
         <w:keepLines/>
+        <w:spacing w:after="60"/>
+        <w:ind w:left="283" w:right="170"/>
       </w:pPr>
       <w:r>
         <w:rPr>
@@ -2385,10 +2521,10 @@
             <w:tcW w:type="dxa" w:w="9525"/>
             <w:shd w:fill="F2F2F2"/>
             <w:tcMar>
-              <w:top w:w="140" w:type="dxa"/>
-              <w:start w:w="180" w:type="dxa"/>
-              <w:bottom w:w="140" w:type="dxa"/>
-              <w:end w:w="180" w:type="dxa"/>
+              <w:top w:w="180" w:type="dxa"/>
+              <w:start w:w="220" w:type="dxa"/>
+              <w:bottom w:w="180" w:type="dxa"/>
+              <w:end w:w="220" w:type="dxa"/>
             </w:tcMar>
             <w:vAlign w:val="center"/>
           </w:tcPr>
@@ -2474,6 +2610,8 @@
       <w:pPr>
         <w:pStyle w:val="CodeBlock"/>
         <w:keepLines/>
+        <w:spacing w:before="60"/>
+        <w:ind w:left="283" w:right="170"/>
       </w:pPr>
       <w:r>
         <w:rPr>
@@ -2488,6 +2626,7 @@
       <w:pPr>
         <w:pStyle w:val="CodeBlock"/>
         <w:keepLines/>
+        <w:ind w:left="283" w:right="170"/>
       </w:pPr>
       <w:r>
         <w:rPr>
@@ -2502,6 +2641,7 @@
       <w:pPr>
         <w:pStyle w:val="CodeBlock"/>
         <w:keepLines/>
+        <w:ind w:left="283" w:right="170"/>
       </w:pPr>
       <w:r>
         <w:rPr>
@@ -2516,6 +2656,7 @@
       <w:pPr>
         <w:pStyle w:val="CodeBlock"/>
         <w:keepLines/>
+        <w:ind w:left="283" w:right="170"/>
       </w:pPr>
       <w:r>
         <w:rPr>
@@ -2530,6 +2671,7 @@
       <w:pPr>
         <w:pStyle w:val="CodeBlock"/>
         <w:keepLines/>
+        <w:ind w:left="283" w:right="170"/>
       </w:pPr>
       <w:r>
         <w:rPr>
@@ -2544,6 +2686,7 @@
       <w:pPr>
         <w:pStyle w:val="CodeBlock"/>
         <w:keepLines/>
+        <w:ind w:left="283" w:right="170"/>
       </w:pPr>
       <w:r>
         <w:rPr>
@@ -2558,6 +2701,7 @@
       <w:pPr>
         <w:pStyle w:val="CodeBlock"/>
         <w:keepLines/>
+        <w:ind w:left="283" w:right="170"/>
       </w:pPr>
       <w:r>
         <w:rPr>
@@ -2572,6 +2716,7 @@
       <w:pPr>
         <w:pStyle w:val="CodeBlock"/>
         <w:keepLines/>
+        <w:ind w:left="283" w:right="170"/>
       </w:pPr>
       <w:r>
         <w:rPr>
@@ -2586,6 +2731,7 @@
       <w:pPr>
         <w:pStyle w:val="CodeBlock"/>
         <w:keepLines/>
+        <w:ind w:left="283" w:right="170"/>
       </w:pPr>
       <w:r>
         <w:rPr>
@@ -2600,6 +2746,7 @@
       <w:pPr>
         <w:pStyle w:val="CodeBlock"/>
         <w:keepLines/>
+        <w:ind w:left="283" w:right="170"/>
       </w:pPr>
       <w:r>
         <w:rPr>
@@ -2614,6 +2761,7 @@
       <w:pPr>
         <w:pStyle w:val="CodeBlock"/>
         <w:keepLines/>
+        <w:ind w:left="283" w:right="170"/>
       </w:pPr>
       <w:r>
         <w:rPr>
@@ -2628,6 +2776,7 @@
       <w:pPr>
         <w:pStyle w:val="CodeBlock"/>
         <w:keepLines/>
+        <w:ind w:left="283" w:right="170"/>
       </w:pPr>
       <w:r>
         <w:rPr>
@@ -2642,6 +2791,7 @@
       <w:pPr>
         <w:pStyle w:val="CodeBlock"/>
         <w:keepLines/>
+        <w:ind w:left="283" w:right="170"/>
       </w:pPr>
       <w:r>
         <w:rPr>
@@ -2656,6 +2806,7 @@
       <w:pPr>
         <w:pStyle w:val="CodeBlock"/>
         <w:keepLines/>
+        <w:ind w:left="283" w:right="170"/>
       </w:pPr>
       <w:r>
         <w:rPr>
@@ -2670,6 +2821,7 @@
       <w:pPr>
         <w:pStyle w:val="CodeBlock"/>
         <w:keepLines/>
+        <w:ind w:left="283" w:right="170"/>
       </w:pPr>
       <w:r>
         <w:rPr>
@@ -2684,6 +2836,7 @@
       <w:pPr>
         <w:pStyle w:val="CodeBlock"/>
         <w:keepLines/>
+        <w:ind w:left="283" w:right="170"/>
       </w:pPr>
       <w:r>
         <w:rPr>
@@ -2698,6 +2851,7 @@
       <w:pPr>
         <w:pStyle w:val="CodeBlock"/>
         <w:keepLines/>
+        <w:ind w:left="283" w:right="170"/>
       </w:pPr>
       <w:r>
         <w:rPr>
@@ -2712,6 +2866,7 @@
       <w:pPr>
         <w:pStyle w:val="CodeBlock"/>
         <w:keepLines/>
+        <w:ind w:left="283" w:right="170"/>
       </w:pPr>
       <w:r>
         <w:rPr>
@@ -2726,6 +2881,7 @@
       <w:pPr>
         <w:pStyle w:val="CodeBlock"/>
         <w:keepLines/>
+        <w:ind w:left="283" w:right="170"/>
       </w:pPr>
       <w:r>
         <w:rPr>
@@ -2740,6 +2896,7 @@
       <w:pPr>
         <w:pStyle w:val="CodeBlock"/>
         <w:keepLines/>
+        <w:ind w:left="283" w:right="170"/>
       </w:pPr>
       <w:r>
         <w:rPr>
@@ -2754,6 +2911,7 @@
       <w:pPr>
         <w:pStyle w:val="CodeBlock"/>
         <w:keepLines/>
+        <w:ind w:left="283" w:right="170"/>
       </w:pPr>
       <w:r>
         <w:rPr>
@@ -2768,6 +2926,7 @@
       <w:pPr>
         <w:pStyle w:val="CodeBlock"/>
         <w:keepLines/>
+        <w:ind w:left="283" w:right="170"/>
       </w:pPr>
       <w:r>
         <w:rPr>
@@ -2782,6 +2941,7 @@
       <w:pPr>
         <w:pStyle w:val="CodeBlock"/>
         <w:keepLines/>
+        <w:ind w:left="283" w:right="170"/>
       </w:pPr>
       <w:r>
         <w:rPr>
@@ -2796,6 +2956,7 @@
       <w:pPr>
         <w:pStyle w:val="CodeBlock"/>
         <w:keepLines/>
+        <w:ind w:left="283" w:right="170"/>
       </w:pPr>
       <w:r>
         <w:rPr>
@@ -2810,6 +2971,7 @@
       <w:pPr>
         <w:pStyle w:val="CodeBlock"/>
         <w:keepLines/>
+        <w:ind w:left="283" w:right="170"/>
       </w:pPr>
       <w:r>
         <w:rPr>
@@ -2824,6 +2986,7 @@
       <w:pPr>
         <w:pStyle w:val="CodeBlock"/>
         <w:keepLines/>
+        <w:ind w:left="283" w:right="170"/>
       </w:pPr>
       <w:r>
         <w:rPr>
@@ -2838,6 +3001,7 @@
       <w:pPr>
         <w:pStyle w:val="CodeBlock"/>
         <w:keepLines/>
+        <w:ind w:left="283" w:right="170"/>
       </w:pPr>
       <w:r>
         <w:rPr>
@@ -2852,6 +3016,7 @@
       <w:pPr>
         <w:pStyle w:val="CodeBlock"/>
         <w:keepLines/>
+        <w:ind w:left="283" w:right="170"/>
       </w:pPr>
       <w:r>
         <w:rPr>
@@ -2866,6 +3031,7 @@
       <w:pPr>
         <w:pStyle w:val="CodeBlock"/>
         <w:keepLines/>
+        <w:ind w:left="283" w:right="170"/>
       </w:pPr>
       <w:r>
         <w:rPr>
@@ -2880,6 +3046,7 @@
       <w:pPr>
         <w:pStyle w:val="CodeBlock"/>
         <w:keepLines/>
+        <w:ind w:left="283" w:right="170"/>
       </w:pPr>
       <w:r>
         <w:rPr>
@@ -2894,6 +3061,7 @@
       <w:pPr>
         <w:pStyle w:val="CodeBlock"/>
         <w:keepLines/>
+        <w:ind w:left="283" w:right="170"/>
       </w:pPr>
       <w:r>
         <w:rPr>
@@ -2908,6 +3076,7 @@
       <w:pPr>
         <w:pStyle w:val="CodeBlock"/>
         <w:keepLines/>
+        <w:ind w:left="283" w:right="170"/>
       </w:pPr>
       <w:r>
         <w:rPr>
@@ -2922,6 +3091,7 @@
       <w:pPr>
         <w:pStyle w:val="CodeBlock"/>
         <w:keepLines/>
+        <w:ind w:left="283" w:right="170"/>
       </w:pPr>
       <w:r>
         <w:rPr>
@@ -2936,6 +3106,7 @@
       <w:pPr>
         <w:pStyle w:val="CodeBlock"/>
         <w:keepLines/>
+        <w:ind w:left="283" w:right="170"/>
       </w:pPr>
       <w:r>
         <w:rPr>
@@ -2950,6 +3121,8 @@
       <w:pPr>
         <w:pStyle w:val="CodeBlock"/>
         <w:keepLines/>
+        <w:spacing w:after="60"/>
+        <w:ind w:left="283" w:right="170"/>
       </w:pPr>
       <w:r>
         <w:rPr>
@@ -2990,10 +3163,10 @@
             <w:tcW w:type="dxa" w:w="9525"/>
             <w:shd w:fill="F2F2F2"/>
             <w:tcMar>
-              <w:top w:w="140" w:type="dxa"/>
-              <w:start w:w="180" w:type="dxa"/>
-              <w:bottom w:w="140" w:type="dxa"/>
-              <w:end w:w="180" w:type="dxa"/>
+              <w:top w:w="180" w:type="dxa"/>
+              <w:start w:w="220" w:type="dxa"/>
+              <w:bottom w:w="180" w:type="dxa"/>
+              <w:end w:w="220" w:type="dxa"/>
             </w:tcMar>
             <w:vAlign w:val="center"/>
           </w:tcPr>
@@ -3079,6 +3252,8 @@
       <w:pPr>
         <w:pStyle w:val="CodeBlock"/>
         <w:keepLines/>
+        <w:spacing w:before="60"/>
+        <w:ind w:left="283" w:right="170"/>
       </w:pPr>
       <w:r>
         <w:rPr>
@@ -3093,6 +3268,7 @@
       <w:pPr>
         <w:pStyle w:val="CodeBlock"/>
         <w:keepLines/>
+        <w:ind w:left="283" w:right="170"/>
       </w:pPr>
       <w:r>
         <w:rPr>
@@ -3107,6 +3283,7 @@
       <w:pPr>
         <w:pStyle w:val="CodeBlock"/>
         <w:keepLines/>
+        <w:ind w:left="283" w:right="170"/>
       </w:pPr>
       <w:r>
         <w:rPr>
@@ -3121,6 +3298,7 @@
       <w:pPr>
         <w:pStyle w:val="CodeBlock"/>
         <w:keepLines/>
+        <w:ind w:left="283" w:right="170"/>
       </w:pPr>
       <w:r>
         <w:rPr>
@@ -3135,6 +3313,7 @@
       <w:pPr>
         <w:pStyle w:val="CodeBlock"/>
         <w:keepLines/>
+        <w:ind w:left="283" w:right="170"/>
       </w:pPr>
       <w:r>
         <w:rPr>
@@ -3149,6 +3328,7 @@
       <w:pPr>
         <w:pStyle w:val="CodeBlock"/>
         <w:keepLines/>
+        <w:ind w:left="283" w:right="170"/>
       </w:pPr>
       <w:r>
         <w:rPr>
@@ -3163,6 +3343,7 @@
       <w:pPr>
         <w:pStyle w:val="CodeBlock"/>
         <w:keepLines/>
+        <w:ind w:left="283" w:right="170"/>
       </w:pPr>
       <w:r>
         <w:rPr>
@@ -3177,6 +3358,7 @@
       <w:pPr>
         <w:pStyle w:val="CodeBlock"/>
         <w:keepLines/>
+        <w:ind w:left="283" w:right="170"/>
       </w:pPr>
       <w:r>
         <w:rPr>
@@ -3191,6 +3373,7 @@
       <w:pPr>
         <w:pStyle w:val="CodeBlock"/>
         <w:keepLines/>
+        <w:ind w:left="283" w:right="170"/>
       </w:pPr>
       <w:r>
         <w:rPr>
@@ -3205,6 +3388,7 @@
       <w:pPr>
         <w:pStyle w:val="CodeBlock"/>
         <w:keepLines/>
+        <w:ind w:left="283" w:right="170"/>
       </w:pPr>
       <w:r>
         <w:rPr>
@@ -3219,6 +3403,7 @@
       <w:pPr>
         <w:pStyle w:val="CodeBlock"/>
         <w:keepLines/>
+        <w:ind w:left="283" w:right="170"/>
       </w:pPr>
       <w:r>
         <w:rPr>
@@ -3233,6 +3418,7 @@
       <w:pPr>
         <w:pStyle w:val="CodeBlock"/>
         <w:keepLines/>
+        <w:ind w:left="283" w:right="170"/>
       </w:pPr>
       <w:r>
         <w:rPr>
@@ -3247,6 +3433,7 @@
       <w:pPr>
         <w:pStyle w:val="CodeBlock"/>
         <w:keepLines/>
+        <w:ind w:left="283" w:right="170"/>
       </w:pPr>
       <w:r>
         <w:rPr>
@@ -3261,6 +3448,7 @@
       <w:pPr>
         <w:pStyle w:val="CodeBlock"/>
         <w:keepLines/>
+        <w:ind w:left="283" w:right="170"/>
       </w:pPr>
       <w:r>
         <w:rPr>
@@ -3275,6 +3463,7 @@
       <w:pPr>
         <w:pStyle w:val="CodeBlock"/>
         <w:keepLines/>
+        <w:ind w:left="283" w:right="170"/>
       </w:pPr>
       <w:r>
         <w:rPr>
@@ -3289,6 +3478,7 @@
       <w:pPr>
         <w:pStyle w:val="CodeBlock"/>
         <w:keepLines/>
+        <w:ind w:left="283" w:right="170"/>
       </w:pPr>
       <w:r>
         <w:rPr>
@@ -3303,6 +3493,7 @@
       <w:pPr>
         <w:pStyle w:val="CodeBlock"/>
         <w:keepLines/>
+        <w:ind w:left="283" w:right="170"/>
       </w:pPr>
       <w:r>
         <w:rPr>
@@ -3317,6 +3508,7 @@
       <w:pPr>
         <w:pStyle w:val="CodeBlock"/>
         <w:keepLines/>
+        <w:ind w:left="283" w:right="170"/>
       </w:pPr>
       <w:r>
         <w:rPr>
@@ -3331,6 +3523,7 @@
       <w:pPr>
         <w:pStyle w:val="CodeBlock"/>
         <w:keepLines/>
+        <w:ind w:left="283" w:right="170"/>
       </w:pPr>
       <w:r>
         <w:rPr>
@@ -3345,6 +3538,7 @@
       <w:pPr>
         <w:pStyle w:val="CodeBlock"/>
         <w:keepLines/>
+        <w:ind w:left="283" w:right="170"/>
       </w:pPr>
       <w:r>
         <w:rPr>
@@ -3359,6 +3553,7 @@
       <w:pPr>
         <w:pStyle w:val="CodeBlock"/>
         <w:keepLines/>
+        <w:ind w:left="283" w:right="170"/>
       </w:pPr>
       <w:r>
         <w:rPr>
@@ -3373,6 +3568,7 @@
       <w:pPr>
         <w:pStyle w:val="CodeBlock"/>
         <w:keepLines/>
+        <w:ind w:left="283" w:right="170"/>
       </w:pPr>
       <w:r>
         <w:rPr>
@@ -3387,6 +3583,7 @@
       <w:pPr>
         <w:pStyle w:val="CodeBlock"/>
         <w:keepLines/>
+        <w:ind w:left="283" w:right="170"/>
       </w:pPr>
       <w:r>
         <w:rPr>
@@ -3401,6 +3598,7 @@
       <w:pPr>
         <w:pStyle w:val="CodeBlock"/>
         <w:keepLines/>
+        <w:ind w:left="283" w:right="170"/>
       </w:pPr>
       <w:r>
         <w:rPr>
@@ -3415,6 +3613,7 @@
       <w:pPr>
         <w:pStyle w:val="CodeBlock"/>
         <w:keepLines/>
+        <w:ind w:left="283" w:right="170"/>
       </w:pPr>
       <w:r>
         <w:rPr>
@@ -3429,6 +3628,7 @@
       <w:pPr>
         <w:pStyle w:val="CodeBlock"/>
         <w:keepLines/>
+        <w:ind w:left="283" w:right="170"/>
       </w:pPr>
       <w:r>
         <w:rPr>
@@ -3443,6 +3643,7 @@
       <w:pPr>
         <w:pStyle w:val="CodeBlock"/>
         <w:keepLines/>
+        <w:ind w:left="283" w:right="170"/>
       </w:pPr>
       <w:r>
         <w:rPr>
@@ -3457,6 +3658,7 @@
       <w:pPr>
         <w:pStyle w:val="CodeBlock"/>
         <w:keepLines/>
+        <w:ind w:left="283" w:right="170"/>
       </w:pPr>
       <w:r>
         <w:rPr>
@@ -3471,6 +3673,7 @@
       <w:pPr>
         <w:pStyle w:val="CodeBlock"/>
         <w:keepLines/>
+        <w:ind w:left="283" w:right="170"/>
       </w:pPr>
       <w:r>
         <w:rPr>
@@ -3485,6 +3688,7 @@
       <w:pPr>
         <w:pStyle w:val="CodeBlock"/>
         <w:keepLines/>
+        <w:ind w:left="283" w:right="170"/>
       </w:pPr>
       <w:r>
         <w:rPr>
@@ -3499,6 +3703,7 @@
       <w:pPr>
         <w:pStyle w:val="CodeBlock"/>
         <w:keepLines/>
+        <w:ind w:left="283" w:right="170"/>
       </w:pPr>
       <w:r>
         <w:rPr>
@@ -3513,6 +3718,7 @@
       <w:pPr>
         <w:pStyle w:val="CodeBlock"/>
         <w:keepLines/>
+        <w:ind w:left="283" w:right="170"/>
       </w:pPr>
       <w:r>
         <w:rPr>
@@ -3527,6 +3733,7 @@
       <w:pPr>
         <w:pStyle w:val="CodeBlock"/>
         <w:keepLines/>
+        <w:ind w:left="283" w:right="170"/>
       </w:pPr>
       <w:r>
         <w:rPr>
@@ -3541,6 +3748,7 @@
       <w:pPr>
         <w:pStyle w:val="CodeBlock"/>
         <w:keepLines/>
+        <w:ind w:left="283" w:right="170"/>
       </w:pPr>
       <w:r>
         <w:rPr>
@@ -3555,6 +3763,7 @@
       <w:pPr>
         <w:pStyle w:val="CodeBlock"/>
         <w:keepLines/>
+        <w:ind w:left="283" w:right="170"/>
       </w:pPr>
       <w:r>
         <w:rPr>
@@ -3569,6 +3778,7 @@
       <w:pPr>
         <w:pStyle w:val="CodeBlock"/>
         <w:keepLines/>
+        <w:ind w:left="283" w:right="170"/>
       </w:pPr>
       <w:r>
         <w:rPr>
@@ -3583,6 +3793,7 @@
       <w:pPr>
         <w:pStyle w:val="CodeBlock"/>
         <w:keepLines/>
+        <w:ind w:left="283" w:right="170"/>
       </w:pPr>
       <w:r>
         <w:rPr>
@@ -3597,6 +3808,7 @@
       <w:pPr>
         <w:pStyle w:val="CodeBlock"/>
         <w:keepLines/>
+        <w:ind w:left="283" w:right="170"/>
       </w:pPr>
       <w:r>
         <w:rPr>
@@ -3611,6 +3823,8 @@
       <w:pPr>
         <w:pStyle w:val="CodeBlock"/>
         <w:keepLines/>
+        <w:spacing w:after="60"/>
+        <w:ind w:left="283" w:right="170"/>
       </w:pPr>
       <w:r>
         <w:rPr>
@@ -3651,10 +3865,10 @@
             <w:tcW w:type="dxa" w:w="9525"/>
             <w:shd w:fill="F2F2F2"/>
             <w:tcMar>
-              <w:top w:w="140" w:type="dxa"/>
-              <w:start w:w="180" w:type="dxa"/>
-              <w:bottom w:w="140" w:type="dxa"/>
-              <w:end w:w="180" w:type="dxa"/>
+              <w:top w:w="180" w:type="dxa"/>
+              <w:start w:w="220" w:type="dxa"/>
+              <w:bottom w:w="180" w:type="dxa"/>
+              <w:end w:w="220" w:type="dxa"/>
             </w:tcMar>
             <w:vAlign w:val="center"/>
           </w:tcPr>
@@ -3740,6 +3954,8 @@
       <w:pPr>
         <w:pStyle w:val="CodeBlock"/>
         <w:keepLines/>
+        <w:spacing w:before="60"/>
+        <w:ind w:left="283" w:right="170"/>
       </w:pPr>
       <w:r>
         <w:rPr>
@@ -3754,6 +3970,7 @@
       <w:pPr>
         <w:pStyle w:val="CodeBlock"/>
         <w:keepLines/>
+        <w:ind w:left="283" w:right="170"/>
       </w:pPr>
       <w:r>
         <w:rPr>
@@ -3768,6 +3985,7 @@
       <w:pPr>
         <w:pStyle w:val="CodeBlock"/>
         <w:keepLines/>
+        <w:ind w:left="283" w:right="170"/>
       </w:pPr>
       <w:r>
         <w:rPr>
@@ -3782,6 +4000,7 @@
       <w:pPr>
         <w:pStyle w:val="CodeBlock"/>
         <w:keepLines/>
+        <w:ind w:left="283" w:right="170"/>
       </w:pPr>
       <w:r>
         <w:rPr>
@@ -3796,6 +4015,7 @@
       <w:pPr>
         <w:pStyle w:val="CodeBlock"/>
         <w:keepLines/>
+        <w:ind w:left="283" w:right="170"/>
       </w:pPr>
       <w:r>
         <w:rPr>
@@ -3810,6 +4030,7 @@
       <w:pPr>
         <w:pStyle w:val="CodeBlock"/>
         <w:keepLines/>
+        <w:ind w:left="283" w:right="170"/>
       </w:pPr>
       <w:r>
         <w:rPr>
@@ -3824,6 +4045,7 @@
       <w:pPr>
         <w:pStyle w:val="CodeBlock"/>
         <w:keepLines/>
+        <w:ind w:left="283" w:right="170"/>
       </w:pPr>
       <w:r>
         <w:rPr>
@@ -3838,6 +4060,7 @@
       <w:pPr>
         <w:pStyle w:val="CodeBlock"/>
         <w:keepLines/>
+        <w:ind w:left="283" w:right="170"/>
       </w:pPr>
       <w:r>
         <w:rPr>
@@ -3852,6 +4075,7 @@
       <w:pPr>
         <w:pStyle w:val="CodeBlock"/>
         <w:keepLines/>
+        <w:ind w:left="283" w:right="170"/>
       </w:pPr>
       <w:r>
         <w:rPr>
@@ -3866,6 +4090,7 @@
       <w:pPr>
         <w:pStyle w:val="CodeBlock"/>
         <w:keepLines/>
+        <w:ind w:left="283" w:right="170"/>
       </w:pPr>
       <w:r>
         <w:rPr>
@@ -3880,6 +4105,7 @@
       <w:pPr>
         <w:pStyle w:val="CodeBlock"/>
         <w:keepLines/>
+        <w:ind w:left="283" w:right="170"/>
       </w:pPr>
       <w:r>
         <w:rPr>
@@ -3894,6 +4120,7 @@
       <w:pPr>
         <w:pStyle w:val="CodeBlock"/>
         <w:keepLines/>
+        <w:ind w:left="283" w:right="170"/>
       </w:pPr>
       <w:r>
         <w:rPr>
@@ -3908,6 +4135,7 @@
       <w:pPr>
         <w:pStyle w:val="CodeBlock"/>
         <w:keepLines/>
+        <w:ind w:left="283" w:right="170"/>
       </w:pPr>
       <w:r>
         <w:rPr>
@@ -3922,6 +4150,7 @@
       <w:pPr>
         <w:pStyle w:val="CodeBlock"/>
         <w:keepLines/>
+        <w:ind w:left="283" w:right="170"/>
       </w:pPr>
       <w:r>
         <w:rPr>
@@ -3936,6 +4165,7 @@
       <w:pPr>
         <w:pStyle w:val="CodeBlock"/>
         <w:keepLines/>
+        <w:ind w:left="283" w:right="170"/>
       </w:pPr>
       <w:r>
         <w:rPr>
@@ -3950,6 +4180,7 @@
       <w:pPr>
         <w:pStyle w:val="CodeBlock"/>
         <w:keepLines/>
+        <w:ind w:left="283" w:right="170"/>
       </w:pPr>
       <w:r>
         <w:rPr>
@@ -3964,6 +4195,7 @@
       <w:pPr>
         <w:pStyle w:val="CodeBlock"/>
         <w:keepLines/>
+        <w:ind w:left="283" w:right="170"/>
       </w:pPr>
       <w:r>
         <w:rPr>
@@ -3978,6 +4210,7 @@
       <w:pPr>
         <w:pStyle w:val="CodeBlock"/>
         <w:keepLines/>
+        <w:ind w:left="283" w:right="170"/>
       </w:pPr>
       <w:r>
         <w:rPr>
@@ -3992,6 +4225,7 @@
       <w:pPr>
         <w:pStyle w:val="CodeBlock"/>
         <w:keepLines/>
+        <w:ind w:left="283" w:right="170"/>
       </w:pPr>
       <w:r>
         <w:rPr>
@@ -4006,6 +4240,7 @@
       <w:pPr>
         <w:pStyle w:val="CodeBlock"/>
         <w:keepLines/>
+        <w:ind w:left="283" w:right="170"/>
       </w:pPr>
       <w:r>
         <w:rPr>
@@ -4020,6 +4255,7 @@
       <w:pPr>
         <w:pStyle w:val="CodeBlock"/>
         <w:keepLines/>
+        <w:ind w:left="283" w:right="170"/>
       </w:pPr>
       <w:r>
         <w:rPr>
@@ -4034,6 +4270,7 @@
       <w:pPr>
         <w:pStyle w:val="CodeBlock"/>
         <w:keepLines/>
+        <w:ind w:left="283" w:right="170"/>
       </w:pPr>
       <w:r>
         <w:rPr>
@@ -4048,6 +4285,7 @@
       <w:pPr>
         <w:pStyle w:val="CodeBlock"/>
         <w:keepLines/>
+        <w:ind w:left="283" w:right="170"/>
       </w:pPr>
       <w:r>
         <w:rPr>
@@ -4062,6 +4300,7 @@
       <w:pPr>
         <w:pStyle w:val="CodeBlock"/>
         <w:keepLines/>
+        <w:ind w:left="283" w:right="170"/>
       </w:pPr>
       <w:r>
         <w:rPr>
@@ -4076,6 +4315,7 @@
       <w:pPr>
         <w:pStyle w:val="CodeBlock"/>
         <w:keepLines/>
+        <w:ind w:left="283" w:right="170"/>
       </w:pPr>
       <w:r>
         <w:rPr>
@@ -4090,6 +4330,7 @@
       <w:pPr>
         <w:pStyle w:val="CodeBlock"/>
         <w:keepLines/>
+        <w:ind w:left="283" w:right="170"/>
       </w:pPr>
       <w:r>
         <w:rPr>
@@ -4104,6 +4345,7 @@
       <w:pPr>
         <w:pStyle w:val="CodeBlock"/>
         <w:keepLines/>
+        <w:ind w:left="283" w:right="170"/>
       </w:pPr>
       <w:r>
         <w:rPr>
@@ -4118,6 +4360,7 @@
       <w:pPr>
         <w:pStyle w:val="CodeBlock"/>
         <w:keepLines/>
+        <w:ind w:left="283" w:right="170"/>
       </w:pPr>
       <w:r>
         <w:rPr>
@@ -4132,6 +4375,7 @@
       <w:pPr>
         <w:pStyle w:val="CodeBlock"/>
         <w:keepLines/>
+        <w:ind w:left="283" w:right="170"/>
       </w:pPr>
       <w:r>
         <w:rPr>
@@ -4146,6 +4390,7 @@
       <w:pPr>
         <w:pStyle w:val="CodeBlock"/>
         <w:keepLines/>
+        <w:ind w:left="283" w:right="170"/>
       </w:pPr>
       <w:r>
         <w:rPr>
@@ -4160,6 +4405,7 @@
       <w:pPr>
         <w:pStyle w:val="CodeBlock"/>
         <w:keepLines/>
+        <w:ind w:left="283" w:right="170"/>
       </w:pPr>
       <w:r>
         <w:rPr>
@@ -4174,6 +4420,7 @@
       <w:pPr>
         <w:pStyle w:val="CodeBlock"/>
         <w:keepLines/>
+        <w:ind w:left="283" w:right="170"/>
       </w:pPr>
       <w:r>
         <w:rPr>
@@ -4188,6 +4435,7 @@
       <w:pPr>
         <w:pStyle w:val="CodeBlock"/>
         <w:keepLines/>
+        <w:ind w:left="283" w:right="170"/>
       </w:pPr>
       <w:r>
         <w:rPr>
@@ -4202,6 +4450,7 @@
       <w:pPr>
         <w:pStyle w:val="CodeBlock"/>
         <w:keepLines/>
+        <w:ind w:left="283" w:right="170"/>
       </w:pPr>
       <w:r>
         <w:rPr>
@@ -4216,6 +4465,7 @@
       <w:pPr>
         <w:pStyle w:val="CodeBlock"/>
         <w:keepLines/>
+        <w:ind w:left="283" w:right="170"/>
       </w:pPr>
       <w:r>
         <w:rPr>
@@ -4230,6 +4480,7 @@
       <w:pPr>
         <w:pStyle w:val="CodeBlock"/>
         <w:keepLines/>
+        <w:ind w:left="283" w:right="170"/>
       </w:pPr>
       <w:r>
         <w:rPr>
@@ -4244,6 +4495,7 @@
       <w:pPr>
         <w:pStyle w:val="CodeBlock"/>
         <w:keepLines/>
+        <w:ind w:left="283" w:right="170"/>
       </w:pPr>
       <w:r>
         <w:rPr>
@@ -4258,6 +4510,7 @@
       <w:pPr>
         <w:pStyle w:val="CodeBlock"/>
         <w:keepLines/>
+        <w:ind w:left="283" w:right="170"/>
       </w:pPr>
       <w:r>
         <w:rPr>
@@ -4272,6 +4525,7 @@
       <w:pPr>
         <w:pStyle w:val="CodeBlock"/>
         <w:keepLines/>
+        <w:ind w:left="283" w:right="170"/>
       </w:pPr>
       <w:r>
         <w:rPr>
@@ -4286,6 +4540,7 @@
       <w:pPr>
         <w:pStyle w:val="CodeBlock"/>
         <w:keepLines/>
+        <w:ind w:left="283" w:right="170"/>
       </w:pPr>
       <w:r>
         <w:rPr>
@@ -4300,6 +4555,7 @@
       <w:pPr>
         <w:pStyle w:val="CodeBlock"/>
         <w:keepLines/>
+        <w:ind w:left="283" w:right="170"/>
       </w:pPr>
       <w:r>
         <w:rPr>
@@ -4314,6 +4570,7 @@
       <w:pPr>
         <w:pStyle w:val="CodeBlock"/>
         <w:keepLines/>
+        <w:ind w:left="283" w:right="170"/>
       </w:pPr>
       <w:r>
         <w:rPr>
@@ -4328,6 +4585,7 @@
       <w:pPr>
         <w:pStyle w:val="CodeBlock"/>
         <w:keepLines/>
+        <w:ind w:left="283" w:right="170"/>
       </w:pPr>
       <w:r>
         <w:rPr>
@@ -4342,6 +4600,7 @@
       <w:pPr>
         <w:pStyle w:val="CodeBlock"/>
         <w:keepLines/>
+        <w:ind w:left="283" w:right="170"/>
       </w:pPr>
       <w:r>
         <w:rPr>
@@ -4356,6 +4615,7 @@
       <w:pPr>
         <w:pStyle w:val="CodeBlock"/>
         <w:keepLines/>
+        <w:ind w:left="283" w:right="170"/>
       </w:pPr>
       <w:r>
         <w:rPr>
@@ -4370,6 +4630,7 @@
       <w:pPr>
         <w:pStyle w:val="CodeBlock"/>
         <w:keepLines/>
+        <w:ind w:left="283" w:right="170"/>
       </w:pPr>
       <w:r>
         <w:rPr>
@@ -4384,6 +4645,7 @@
       <w:pPr>
         <w:pStyle w:val="CodeBlock"/>
         <w:keepLines/>
+        <w:ind w:left="283" w:right="170"/>
       </w:pPr>
       <w:r>
         <w:rPr>
@@ -4398,6 +4660,7 @@
       <w:pPr>
         <w:pStyle w:val="CodeBlock"/>
         <w:keepLines/>
+        <w:ind w:left="283" w:right="170"/>
       </w:pPr>
       <w:r>
         <w:rPr>
@@ -4412,6 +4675,7 @@
       <w:pPr>
         <w:pStyle w:val="CodeBlock"/>
         <w:keepLines/>
+        <w:ind w:left="283" w:right="170"/>
       </w:pPr>
       <w:r>
         <w:rPr>
@@ -4426,6 +4690,7 @@
       <w:pPr>
         <w:pStyle w:val="CodeBlock"/>
         <w:keepLines/>
+        <w:ind w:left="283" w:right="170"/>
       </w:pPr>
       <w:r>
         <w:rPr>
@@ -4440,6 +4705,7 @@
       <w:pPr>
         <w:pStyle w:val="CodeBlock"/>
         <w:keepLines/>
+        <w:ind w:left="283" w:right="170"/>
       </w:pPr>
       <w:r>
         <w:rPr>
@@ -4454,6 +4720,7 @@
       <w:pPr>
         <w:pStyle w:val="CodeBlock"/>
         <w:keepLines/>
+        <w:ind w:left="283" w:right="170"/>
       </w:pPr>
       <w:r>
         <w:rPr>
@@ -4468,6 +4735,7 @@
       <w:pPr>
         <w:pStyle w:val="CodeBlock"/>
         <w:keepLines/>
+        <w:ind w:left="283" w:right="170"/>
       </w:pPr>
       <w:r>
         <w:rPr>
@@ -4482,6 +4750,7 @@
       <w:pPr>
         <w:pStyle w:val="CodeBlock"/>
         <w:keepLines/>
+        <w:ind w:left="283" w:right="170"/>
       </w:pPr>
       <w:r>
         <w:rPr>
@@ -4496,6 +4765,7 @@
       <w:pPr>
         <w:pStyle w:val="CodeBlock"/>
         <w:keepLines/>
+        <w:ind w:left="283" w:right="170"/>
       </w:pPr>
       <w:r>
         <w:rPr>
@@ -4510,6 +4780,7 @@
       <w:pPr>
         <w:pStyle w:val="CodeBlock"/>
         <w:keepLines/>
+        <w:ind w:left="283" w:right="170"/>
       </w:pPr>
       <w:r>
         <w:rPr>
@@ -4524,6 +4795,7 @@
       <w:pPr>
         <w:pStyle w:val="CodeBlock"/>
         <w:keepLines/>
+        <w:ind w:left="283" w:right="170"/>
       </w:pPr>
       <w:r>
         <w:rPr>
@@ -4538,6 +4810,7 @@
       <w:pPr>
         <w:pStyle w:val="CodeBlock"/>
         <w:keepLines/>
+        <w:ind w:left="283" w:right="170"/>
       </w:pPr>
       <w:r>
         <w:rPr>
@@ -4552,6 +4825,7 @@
       <w:pPr>
         <w:pStyle w:val="CodeBlock"/>
         <w:keepLines/>
+        <w:ind w:left="283" w:right="170"/>
       </w:pPr>
       <w:r>
         <w:rPr>
@@ -4566,6 +4840,7 @@
       <w:pPr>
         <w:pStyle w:val="CodeBlock"/>
         <w:keepLines/>
+        <w:ind w:left="283" w:right="170"/>
       </w:pPr>
       <w:r>
         <w:rPr>
@@ -4580,6 +4855,7 @@
       <w:pPr>
         <w:pStyle w:val="CodeBlock"/>
         <w:keepLines/>
+        <w:ind w:left="283" w:right="170"/>
       </w:pPr>
       <w:r>
         <w:rPr>
@@ -4594,6 +4870,7 @@
       <w:pPr>
         <w:pStyle w:val="CodeBlock"/>
         <w:keepLines/>
+        <w:ind w:left="283" w:right="170"/>
       </w:pPr>
       <w:r>
         <w:rPr>
@@ -4608,6 +4885,7 @@
       <w:pPr>
         <w:pStyle w:val="CodeBlock"/>
         <w:keepLines/>
+        <w:ind w:left="283" w:right="170"/>
       </w:pPr>
       <w:r>
         <w:rPr>
@@ -4622,6 +4900,7 @@
       <w:pPr>
         <w:pStyle w:val="CodeBlock"/>
         <w:keepLines/>
+        <w:ind w:left="283" w:right="170"/>
       </w:pPr>
       <w:r>
         <w:rPr>
@@ -4636,6 +4915,7 @@
       <w:pPr>
         <w:pStyle w:val="CodeBlock"/>
         <w:keepLines/>
+        <w:ind w:left="283" w:right="170"/>
       </w:pPr>
       <w:r>
         <w:rPr>
@@ -4650,6 +4930,7 @@
       <w:pPr>
         <w:pStyle w:val="CodeBlock"/>
         <w:keepLines/>
+        <w:ind w:left="283" w:right="170"/>
       </w:pPr>
       <w:r>
         <w:rPr>
@@ -4664,6 +4945,7 @@
       <w:pPr>
         <w:pStyle w:val="CodeBlock"/>
         <w:keepLines/>
+        <w:ind w:left="283" w:right="170"/>
       </w:pPr>
       <w:r>
         <w:rPr>
@@ -4678,6 +4960,7 @@
       <w:pPr>
         <w:pStyle w:val="CodeBlock"/>
         <w:keepLines/>
+        <w:ind w:left="283" w:right="170"/>
       </w:pPr>
       <w:r>
         <w:rPr>
@@ -4692,6 +4975,7 @@
       <w:pPr>
         <w:pStyle w:val="CodeBlock"/>
         <w:keepLines/>
+        <w:ind w:left="283" w:right="170"/>
       </w:pPr>
       <w:r>
         <w:rPr>
@@ -4706,6 +4990,7 @@
       <w:pPr>
         <w:pStyle w:val="CodeBlock"/>
         <w:keepLines/>
+        <w:ind w:left="283" w:right="170"/>
       </w:pPr>
       <w:r>
         <w:rPr>
@@ -4720,6 +5005,7 @@
       <w:pPr>
         <w:pStyle w:val="CodeBlock"/>
         <w:keepLines/>
+        <w:ind w:left="283" w:right="170"/>
       </w:pPr>
       <w:r>
         <w:rPr>
@@ -4734,6 +5020,7 @@
       <w:pPr>
         <w:pStyle w:val="CodeBlock"/>
         <w:keepLines/>
+        <w:ind w:left="283" w:right="170"/>
       </w:pPr>
       <w:r>
         <w:rPr>
@@ -4748,6 +5035,7 @@
       <w:pPr>
         <w:pStyle w:val="CodeBlock"/>
         <w:keepLines/>
+        <w:ind w:left="283" w:right="170"/>
       </w:pPr>
       <w:r>
         <w:rPr>
@@ -4762,6 +5050,7 @@
       <w:pPr>
         <w:pStyle w:val="CodeBlock"/>
         <w:keepLines/>
+        <w:ind w:left="283" w:right="170"/>
       </w:pPr>
       <w:r>
         <w:rPr>
@@ -4776,6 +5065,7 @@
       <w:pPr>
         <w:pStyle w:val="CodeBlock"/>
         <w:keepLines/>
+        <w:ind w:left="283" w:right="170"/>
       </w:pPr>
       <w:r>
         <w:rPr>
@@ -4790,6 +5080,7 @@
       <w:pPr>
         <w:pStyle w:val="CodeBlock"/>
         <w:keepLines/>
+        <w:ind w:left="283" w:right="170"/>
       </w:pPr>
       <w:r>
         <w:rPr>
@@ -4804,6 +5095,7 @@
       <w:pPr>
         <w:pStyle w:val="CodeBlock"/>
         <w:keepLines/>
+        <w:ind w:left="283" w:right="170"/>
       </w:pPr>
       <w:r>
         <w:rPr>
@@ -4818,6 +5110,7 @@
       <w:pPr>
         <w:pStyle w:val="CodeBlock"/>
         <w:keepLines/>
+        <w:ind w:left="283" w:right="170"/>
       </w:pPr>
       <w:r>
         <w:rPr>
@@ -4832,6 +5125,7 @@
       <w:pPr>
         <w:pStyle w:val="CodeBlock"/>
         <w:keepLines/>
+        <w:ind w:left="283" w:right="170"/>
       </w:pPr>
       <w:r>
         <w:rPr>
@@ -4846,6 +5140,7 @@
       <w:pPr>
         <w:pStyle w:val="CodeBlock"/>
         <w:keepLines/>
+        <w:ind w:left="283" w:right="170"/>
       </w:pPr>
       <w:r>
         <w:rPr>
@@ -4860,6 +5155,7 @@
       <w:pPr>
         <w:pStyle w:val="CodeBlock"/>
         <w:keepLines/>
+        <w:ind w:left="283" w:right="170"/>
       </w:pPr>
       <w:r>
         <w:rPr>
@@ -4874,6 +5170,7 @@
       <w:pPr>
         <w:pStyle w:val="CodeBlock"/>
         <w:keepLines/>
+        <w:ind w:left="283" w:right="170"/>
       </w:pPr>
       <w:r>
         <w:rPr>
@@ -4888,6 +5185,7 @@
       <w:pPr>
         <w:pStyle w:val="CodeBlock"/>
         <w:keepLines/>
+        <w:ind w:left="283" w:right="170"/>
       </w:pPr>
       <w:r>
         <w:rPr>
@@ -4902,6 +5200,7 @@
       <w:pPr>
         <w:pStyle w:val="CodeBlock"/>
         <w:keepLines/>
+        <w:ind w:left="283" w:right="170"/>
       </w:pPr>
       <w:r>
         <w:rPr>
@@ -4916,6 +5215,7 @@
       <w:pPr>
         <w:pStyle w:val="CodeBlock"/>
         <w:keepLines/>
+        <w:ind w:left="283" w:right="170"/>
       </w:pPr>
       <w:r>
         <w:rPr>
@@ -4930,6 +5230,7 @@
       <w:pPr>
         <w:pStyle w:val="CodeBlock"/>
         <w:keepLines/>
+        <w:ind w:left="283" w:right="170"/>
       </w:pPr>
       <w:r>
         <w:rPr>
@@ -4944,6 +5245,7 @@
       <w:pPr>
         <w:pStyle w:val="CodeBlock"/>
         <w:keepLines/>
+        <w:ind w:left="283" w:right="170"/>
       </w:pPr>
       <w:r>
         <w:rPr>
@@ -4958,6 +5260,7 @@
       <w:pPr>
         <w:pStyle w:val="CodeBlock"/>
         <w:keepLines/>
+        <w:ind w:left="283" w:right="170"/>
       </w:pPr>
       <w:r>
         <w:rPr>
@@ -4972,6 +5275,7 @@
       <w:pPr>
         <w:pStyle w:val="CodeBlock"/>
         <w:keepLines/>
+        <w:ind w:left="283" w:right="170"/>
       </w:pPr>
       <w:r>
         <w:rPr>
@@ -4986,6 +5290,7 @@
       <w:pPr>
         <w:pStyle w:val="CodeBlock"/>
         <w:keepLines/>
+        <w:ind w:left="283" w:right="170"/>
       </w:pPr>
       <w:r>
         <w:rPr>
@@ -5000,6 +5305,7 @@
       <w:pPr>
         <w:pStyle w:val="CodeBlock"/>
         <w:keepLines/>
+        <w:ind w:left="283" w:right="170"/>
       </w:pPr>
       <w:r>
         <w:rPr>
@@ -5014,6 +5320,7 @@
       <w:pPr>
         <w:pStyle w:val="CodeBlock"/>
         <w:keepLines/>
+        <w:ind w:left="283" w:right="170"/>
       </w:pPr>
       <w:r>
         <w:rPr>
@@ -5028,6 +5335,8 @@
       <w:pPr>
         <w:pStyle w:val="CodeBlock"/>
         <w:keepLines/>
+        <w:spacing w:after="60"/>
+        <w:ind w:left="283" w:right="170"/>
       </w:pPr>
       <w:r>
         <w:rPr>
@@ -5068,10 +5377,10 @@
             <w:tcW w:type="dxa" w:w="9525"/>
             <w:shd w:fill="F2F2F2"/>
             <w:tcMar>
-              <w:top w:w="140" w:type="dxa"/>
-              <w:start w:w="180" w:type="dxa"/>
-              <w:bottom w:w="140" w:type="dxa"/>
-              <w:end w:w="180" w:type="dxa"/>
+              <w:top w:w="180" w:type="dxa"/>
+              <w:start w:w="220" w:type="dxa"/>
+              <w:bottom w:w="180" w:type="dxa"/>
+              <w:end w:w="220" w:type="dxa"/>
             </w:tcMar>
             <w:vAlign w:val="center"/>
           </w:tcPr>
@@ -5207,6 +5516,8 @@
       <w:pPr>
         <w:pStyle w:val="CodeBlock"/>
         <w:keepLines/>
+        <w:spacing w:before="60"/>
+        <w:ind w:left="283" w:right="170"/>
       </w:pPr>
       <w:r>
         <w:rPr>
@@ -5221,6 +5532,7 @@
       <w:pPr>
         <w:pStyle w:val="CodeBlock"/>
         <w:keepLines/>
+        <w:ind w:left="283" w:right="170"/>
       </w:pPr>
       <w:r>
         <w:rPr>
@@ -5235,6 +5547,7 @@
       <w:pPr>
         <w:pStyle w:val="CodeBlock"/>
         <w:keepLines/>
+        <w:ind w:left="283" w:right="170"/>
       </w:pPr>
       <w:r>
         <w:rPr>
@@ -5249,6 +5562,7 @@
       <w:pPr>
         <w:pStyle w:val="CodeBlock"/>
         <w:keepLines/>
+        <w:ind w:left="283" w:right="170"/>
       </w:pPr>
       <w:r>
         <w:rPr>
@@ -5263,6 +5577,7 @@
       <w:pPr>
         <w:pStyle w:val="CodeBlock"/>
         <w:keepLines/>
+        <w:ind w:left="283" w:right="170"/>
       </w:pPr>
       <w:r>
         <w:rPr>
@@ -5277,6 +5592,7 @@
       <w:pPr>
         <w:pStyle w:val="CodeBlock"/>
         <w:keepLines/>
+        <w:ind w:left="283" w:right="170"/>
       </w:pPr>
       <w:r>
         <w:rPr>
@@ -5291,6 +5607,7 @@
       <w:pPr>
         <w:pStyle w:val="CodeBlock"/>
         <w:keepLines/>
+        <w:ind w:left="283" w:right="170"/>
       </w:pPr>
       <w:r>
         <w:rPr>
@@ -5305,6 +5622,7 @@
       <w:pPr>
         <w:pStyle w:val="CodeBlock"/>
         <w:keepLines/>
+        <w:ind w:left="283" w:right="170"/>
       </w:pPr>
       <w:r>
         <w:rPr>
@@ -5319,6 +5637,7 @@
       <w:pPr>
         <w:pStyle w:val="CodeBlock"/>
         <w:keepLines/>
+        <w:ind w:left="283" w:right="170"/>
       </w:pPr>
       <w:r>
         <w:rPr>
@@ -5333,6 +5652,7 @@
       <w:pPr>
         <w:pStyle w:val="CodeBlock"/>
         <w:keepLines/>
+        <w:ind w:left="283" w:right="170"/>
       </w:pPr>
       <w:r>
         <w:rPr>
@@ -5347,6 +5667,7 @@
       <w:pPr>
         <w:pStyle w:val="CodeBlock"/>
         <w:keepLines/>
+        <w:ind w:left="283" w:right="170"/>
       </w:pPr>
       <w:r>
         <w:rPr>
@@ -5361,6 +5682,7 @@
       <w:pPr>
         <w:pStyle w:val="CodeBlock"/>
         <w:keepLines/>
+        <w:ind w:left="283" w:right="170"/>
       </w:pPr>
       <w:r>
         <w:rPr>
@@ -5375,6 +5697,7 @@
       <w:pPr>
         <w:pStyle w:val="CodeBlock"/>
         <w:keepLines/>
+        <w:ind w:left="283" w:right="170"/>
       </w:pPr>
       <w:r>
         <w:rPr>
@@ -5389,6 +5712,7 @@
       <w:pPr>
         <w:pStyle w:val="CodeBlock"/>
         <w:keepLines/>
+        <w:ind w:left="283" w:right="170"/>
       </w:pPr>
       <w:r>
         <w:rPr>
@@ -5403,6 +5727,7 @@
       <w:pPr>
         <w:pStyle w:val="CodeBlock"/>
         <w:keepLines/>
+        <w:ind w:left="283" w:right="170"/>
       </w:pPr>
       <w:r>
         <w:rPr>
@@ -5417,6 +5742,7 @@
       <w:pPr>
         <w:pStyle w:val="CodeBlock"/>
         <w:keepLines/>
+        <w:ind w:left="283" w:right="170"/>
       </w:pPr>
       <w:r>
         <w:rPr>
@@ -5431,6 +5757,7 @@
       <w:pPr>
         <w:pStyle w:val="CodeBlock"/>
         <w:keepLines/>
+        <w:ind w:left="283" w:right="170"/>
       </w:pPr>
       <w:r>
         <w:rPr>
@@ -5445,6 +5772,7 @@
       <w:pPr>
         <w:pStyle w:val="CodeBlock"/>
         <w:keepLines/>
+        <w:ind w:left="283" w:right="170"/>
       </w:pPr>
       <w:r>
         <w:rPr>
@@ -5459,6 +5787,7 @@
       <w:pPr>
         <w:pStyle w:val="CodeBlock"/>
         <w:keepLines/>
+        <w:ind w:left="283" w:right="170"/>
       </w:pPr>
       <w:r>
         <w:rPr>
@@ -5473,6 +5802,7 @@
       <w:pPr>
         <w:pStyle w:val="CodeBlock"/>
         <w:keepLines/>
+        <w:ind w:left="283" w:right="170"/>
       </w:pPr>
       <w:r>
         <w:rPr>
@@ -5487,6 +5817,7 @@
       <w:pPr>
         <w:pStyle w:val="CodeBlock"/>
         <w:keepLines/>
+        <w:ind w:left="283" w:right="170"/>
       </w:pPr>
       <w:r>
         <w:rPr>
@@ -5501,6 +5832,7 @@
       <w:pPr>
         <w:pStyle w:val="CodeBlock"/>
         <w:keepLines/>
+        <w:ind w:left="283" w:right="170"/>
       </w:pPr>
       <w:r>
         <w:rPr>
@@ -5515,6 +5847,7 @@
       <w:pPr>
         <w:pStyle w:val="CodeBlock"/>
         <w:keepLines/>
+        <w:ind w:left="283" w:right="170"/>
       </w:pPr>
       <w:r>
         <w:rPr>
@@ -5529,6 +5862,7 @@
       <w:pPr>
         <w:pStyle w:val="CodeBlock"/>
         <w:keepLines/>
+        <w:ind w:left="283" w:right="170"/>
       </w:pPr>
       <w:r>
         <w:rPr>
@@ -5543,6 +5877,7 @@
       <w:pPr>
         <w:pStyle w:val="CodeBlock"/>
         <w:keepLines/>
+        <w:ind w:left="283" w:right="170"/>
       </w:pPr>
       <w:r>
         <w:rPr>
@@ -5557,6 +5892,7 @@
       <w:pPr>
         <w:pStyle w:val="CodeBlock"/>
         <w:keepLines/>
+        <w:ind w:left="283" w:right="170"/>
       </w:pPr>
       <w:r>
         <w:rPr>
@@ -5571,6 +5907,7 @@
       <w:pPr>
         <w:pStyle w:val="CodeBlock"/>
         <w:keepLines/>
+        <w:ind w:left="283" w:right="170"/>
       </w:pPr>
       <w:r>
         <w:rPr>
@@ -5585,6 +5922,7 @@
       <w:pPr>
         <w:pStyle w:val="CodeBlock"/>
         <w:keepLines/>
+        <w:ind w:left="283" w:right="170"/>
       </w:pPr>
       <w:r>
         <w:rPr>
@@ -5599,6 +5937,7 @@
       <w:pPr>
         <w:pStyle w:val="CodeBlock"/>
         <w:keepLines/>
+        <w:ind w:left="283" w:right="170"/>
       </w:pPr>
       <w:r>
         <w:rPr>
@@ -5613,6 +5952,7 @@
       <w:pPr>
         <w:pStyle w:val="CodeBlock"/>
         <w:keepLines/>
+        <w:ind w:left="283" w:right="170"/>
       </w:pPr>
       <w:r>
         <w:rPr>
@@ -5627,6 +5967,7 @@
       <w:pPr>
         <w:pStyle w:val="CodeBlock"/>
         <w:keepLines/>
+        <w:ind w:left="283" w:right="170"/>
       </w:pPr>
       <w:r>
         <w:rPr>
@@ -5641,6 +5982,7 @@
       <w:pPr>
         <w:pStyle w:val="CodeBlock"/>
         <w:keepLines/>
+        <w:ind w:left="283" w:right="170"/>
       </w:pPr>
       <w:r>
         <w:rPr>
@@ -5655,6 +5997,7 @@
       <w:pPr>
         <w:pStyle w:val="CodeBlock"/>
         <w:keepLines/>
+        <w:ind w:left="283" w:right="170"/>
       </w:pPr>
       <w:r>
         <w:rPr>
@@ -5669,6 +6012,7 @@
       <w:pPr>
         <w:pStyle w:val="CodeBlock"/>
         <w:keepLines/>
+        <w:ind w:left="283" w:right="170"/>
       </w:pPr>
       <w:r>
         <w:rPr>
@@ -5683,6 +6027,7 @@
       <w:pPr>
         <w:pStyle w:val="CodeBlock"/>
         <w:keepLines/>
+        <w:ind w:left="283" w:right="170"/>
       </w:pPr>
       <w:r>
         <w:rPr>
@@ -5697,6 +6042,7 @@
       <w:pPr>
         <w:pStyle w:val="CodeBlock"/>
         <w:keepLines/>
+        <w:ind w:left="283" w:right="170"/>
       </w:pPr>
       <w:r>
         <w:rPr>
@@ -5711,6 +6057,8 @@
       <w:pPr>
         <w:pStyle w:val="CodeBlock"/>
         <w:keepLines/>
+        <w:spacing w:after="60"/>
+        <w:ind w:left="283" w:right="170"/>
       </w:pPr>
       <w:r>
         <w:rPr>
@@ -5751,10 +6099,10 @@
             <w:tcW w:type="dxa" w:w="9525"/>
             <w:shd w:fill="F2F2F2"/>
             <w:tcMar>
-              <w:top w:w="140" w:type="dxa"/>
-              <w:start w:w="180" w:type="dxa"/>
-              <w:bottom w:w="140" w:type="dxa"/>
-              <w:end w:w="180" w:type="dxa"/>
+              <w:top w:w="180" w:type="dxa"/>
+              <w:start w:w="220" w:type="dxa"/>
+              <w:bottom w:w="180" w:type="dxa"/>
+              <w:end w:w="220" w:type="dxa"/>
             </w:tcMar>
             <w:vAlign w:val="center"/>
           </w:tcPr>
@@ -5840,6 +6188,8 @@
       <w:pPr>
         <w:pStyle w:val="CodeBlock"/>
         <w:keepLines/>
+        <w:spacing w:before="60"/>
+        <w:ind w:left="283" w:right="170"/>
       </w:pPr>
       <w:r>
         <w:rPr>
@@ -5854,6 +6204,7 @@
       <w:pPr>
         <w:pStyle w:val="CodeBlock"/>
         <w:keepLines/>
+        <w:ind w:left="283" w:right="170"/>
       </w:pPr>
       <w:r>
         <w:rPr>
@@ -5868,6 +6219,7 @@
       <w:pPr>
         <w:pStyle w:val="CodeBlock"/>
         <w:keepLines/>
+        <w:ind w:left="283" w:right="170"/>
       </w:pPr>
       <w:r>
         <w:rPr>
@@ -5882,6 +6234,7 @@
       <w:pPr>
         <w:pStyle w:val="CodeBlock"/>
         <w:keepLines/>
+        <w:ind w:left="283" w:right="170"/>
       </w:pPr>
       <w:r>
         <w:rPr>
@@ -5896,6 +6249,7 @@
       <w:pPr>
         <w:pStyle w:val="CodeBlock"/>
         <w:keepLines/>
+        <w:ind w:left="283" w:right="170"/>
       </w:pPr>
       <w:r>
         <w:rPr>
@@ -5910,6 +6264,7 @@
       <w:pPr>
         <w:pStyle w:val="CodeBlock"/>
         <w:keepLines/>
+        <w:ind w:left="283" w:right="170"/>
       </w:pPr>
       <w:r>
         <w:rPr>
@@ -5924,6 +6279,7 @@
       <w:pPr>
         <w:pStyle w:val="CodeBlock"/>
         <w:keepLines/>
+        <w:ind w:left="283" w:right="170"/>
       </w:pPr>
       <w:r>
         <w:rPr>
@@ -5938,6 +6294,7 @@
       <w:pPr>
         <w:pStyle w:val="CodeBlock"/>
         <w:keepLines/>
+        <w:ind w:left="283" w:right="170"/>
       </w:pPr>
       <w:r>
         <w:rPr>
@@ -5952,6 +6309,7 @@
       <w:pPr>
         <w:pStyle w:val="CodeBlock"/>
         <w:keepLines/>
+        <w:ind w:left="283" w:right="170"/>
       </w:pPr>
       <w:r>
         <w:rPr>
@@ -5966,6 +6324,7 @@
       <w:pPr>
         <w:pStyle w:val="CodeBlock"/>
         <w:keepLines/>
+        <w:ind w:left="283" w:right="170"/>
       </w:pPr>
       <w:r>
         <w:rPr>
@@ -5980,6 +6339,7 @@
       <w:pPr>
         <w:pStyle w:val="CodeBlock"/>
         <w:keepLines/>
+        <w:ind w:left="283" w:right="170"/>
       </w:pPr>
       <w:r>
         <w:rPr>
@@ -5994,6 +6354,7 @@
       <w:pPr>
         <w:pStyle w:val="CodeBlock"/>
         <w:keepLines/>
+        <w:ind w:left="283" w:right="170"/>
       </w:pPr>
       <w:r>
         <w:rPr>
@@ -6008,6 +6369,7 @@
       <w:pPr>
         <w:pStyle w:val="CodeBlock"/>
         <w:keepLines/>
+        <w:ind w:left="283" w:right="170"/>
       </w:pPr>
       <w:r>
         <w:rPr>
@@ -6022,6 +6384,7 @@
       <w:pPr>
         <w:pStyle w:val="CodeBlock"/>
         <w:keepLines/>
+        <w:ind w:left="283" w:right="170"/>
       </w:pPr>
       <w:r>
         <w:rPr>
@@ -6036,6 +6399,7 @@
       <w:pPr>
         <w:pStyle w:val="CodeBlock"/>
         <w:keepLines/>
+        <w:ind w:left="283" w:right="170"/>
       </w:pPr>
       <w:r>
         <w:rPr>
@@ -6050,6 +6414,7 @@
       <w:pPr>
         <w:pStyle w:val="CodeBlock"/>
         <w:keepLines/>
+        <w:ind w:left="283" w:right="170"/>
       </w:pPr>
       <w:r>
         <w:rPr>
@@ -6064,6 +6429,7 @@
       <w:pPr>
         <w:pStyle w:val="CodeBlock"/>
         <w:keepLines/>
+        <w:ind w:left="283" w:right="170"/>
       </w:pPr>
       <w:r>
         <w:rPr>
@@ -6078,6 +6444,7 @@
       <w:pPr>
         <w:pStyle w:val="CodeBlock"/>
         <w:keepLines/>
+        <w:ind w:left="283" w:right="170"/>
       </w:pPr>
       <w:r>
         <w:rPr>
@@ -6092,6 +6459,7 @@
       <w:pPr>
         <w:pStyle w:val="CodeBlock"/>
         <w:keepLines/>
+        <w:ind w:left="283" w:right="170"/>
       </w:pPr>
       <w:r>
         <w:rPr>
@@ -6106,6 +6474,7 @@
       <w:pPr>
         <w:pStyle w:val="CodeBlock"/>
         <w:keepLines/>
+        <w:ind w:left="283" w:right="170"/>
       </w:pPr>
       <w:r>
         <w:rPr>
@@ -6120,6 +6489,7 @@
       <w:pPr>
         <w:pStyle w:val="CodeBlock"/>
         <w:keepLines/>
+        <w:ind w:left="283" w:right="170"/>
       </w:pPr>
       <w:r>
         <w:rPr>
@@ -6134,6 +6504,7 @@
       <w:pPr>
         <w:pStyle w:val="CodeBlock"/>
         <w:keepLines/>
+        <w:ind w:left="283" w:right="170"/>
       </w:pPr>
       <w:r>
         <w:rPr>
@@ -6148,6 +6519,7 @@
       <w:pPr>
         <w:pStyle w:val="CodeBlock"/>
         <w:keepLines/>
+        <w:ind w:left="283" w:right="170"/>
       </w:pPr>
       <w:r>
         <w:rPr>
@@ -6162,6 +6534,7 @@
       <w:pPr>
         <w:pStyle w:val="CodeBlock"/>
         <w:keepLines/>
+        <w:ind w:left="283" w:right="170"/>
       </w:pPr>
       <w:r>
         <w:rPr>
@@ -6176,6 +6549,7 @@
       <w:pPr>
         <w:pStyle w:val="CodeBlock"/>
         <w:keepLines/>
+        <w:ind w:left="283" w:right="170"/>
       </w:pPr>
       <w:r>
         <w:rPr>
@@ -6190,6 +6564,7 @@
       <w:pPr>
         <w:pStyle w:val="CodeBlock"/>
         <w:keepLines/>
+        <w:ind w:left="283" w:right="170"/>
       </w:pPr>
       <w:r>
         <w:rPr>
@@ -6204,6 +6579,7 @@
       <w:pPr>
         <w:pStyle w:val="CodeBlock"/>
         <w:keepLines/>
+        <w:ind w:left="283" w:right="170"/>
       </w:pPr>
       <w:r>
         <w:rPr>
@@ -6218,6 +6594,7 @@
       <w:pPr>
         <w:pStyle w:val="CodeBlock"/>
         <w:keepLines/>
+        <w:ind w:left="283" w:right="170"/>
       </w:pPr>
       <w:r>
         <w:rPr>
@@ -6232,6 +6609,7 @@
       <w:pPr>
         <w:pStyle w:val="CodeBlock"/>
         <w:keepLines/>
+        <w:ind w:left="283" w:right="170"/>
       </w:pPr>
       <w:r>
         <w:rPr>
@@ -6246,6 +6624,7 @@
       <w:pPr>
         <w:pStyle w:val="CodeBlock"/>
         <w:keepLines/>
+        <w:ind w:left="283" w:right="170"/>
       </w:pPr>
       <w:r>
         <w:rPr>
@@ -6260,6 +6639,7 @@
       <w:pPr>
         <w:pStyle w:val="CodeBlock"/>
         <w:keepLines/>
+        <w:ind w:left="283" w:right="170"/>
       </w:pPr>
       <w:r>
         <w:rPr>
@@ -6274,6 +6654,7 @@
       <w:pPr>
         <w:pStyle w:val="CodeBlock"/>
         <w:keepLines/>
+        <w:ind w:left="283" w:right="170"/>
       </w:pPr>
       <w:r>
         <w:rPr>
@@ -6288,6 +6669,7 @@
       <w:pPr>
         <w:pStyle w:val="CodeBlock"/>
         <w:keepLines/>
+        <w:ind w:left="283" w:right="170"/>
       </w:pPr>
       <w:r>
         <w:rPr>
@@ -6302,6 +6684,7 @@
       <w:pPr>
         <w:pStyle w:val="CodeBlock"/>
         <w:keepLines/>
+        <w:ind w:left="283" w:right="170"/>
       </w:pPr>
       <w:r>
         <w:rPr>
@@ -6316,6 +6699,7 @@
       <w:pPr>
         <w:pStyle w:val="CodeBlock"/>
         <w:keepLines/>
+        <w:ind w:left="283" w:right="170"/>
       </w:pPr>
       <w:r>
         <w:rPr>
@@ -6330,6 +6714,7 @@
       <w:pPr>
         <w:pStyle w:val="CodeBlock"/>
         <w:keepLines/>
+        <w:ind w:left="283" w:right="170"/>
       </w:pPr>
       <w:r>
         <w:rPr>
@@ -6344,6 +6729,7 @@
       <w:pPr>
         <w:pStyle w:val="CodeBlock"/>
         <w:keepLines/>
+        <w:ind w:left="283" w:right="170"/>
       </w:pPr>
       <w:r>
         <w:rPr>
@@ -6358,6 +6744,8 @@
       <w:pPr>
         <w:pStyle w:val="CodeBlock"/>
         <w:keepLines/>
+        <w:spacing w:after="60"/>
+        <w:ind w:left="283" w:right="170"/>
       </w:pPr>
       <w:r>
         <w:rPr>
@@ -6398,10 +6786,10 @@
             <w:tcW w:type="dxa" w:w="9525"/>
             <w:shd w:fill="F2F2F2"/>
             <w:tcMar>
-              <w:top w:w="140" w:type="dxa"/>
-              <w:start w:w="180" w:type="dxa"/>
-              <w:bottom w:w="140" w:type="dxa"/>
-              <w:end w:w="180" w:type="dxa"/>
+              <w:top w:w="180" w:type="dxa"/>
+              <w:start w:w="220" w:type="dxa"/>
+              <w:bottom w:w="180" w:type="dxa"/>
+              <w:end w:w="220" w:type="dxa"/>
             </w:tcMar>
             <w:vAlign w:val="center"/>
           </w:tcPr>
@@ -6487,6 +6875,8 @@
       <w:pPr>
         <w:pStyle w:val="CodeBlock"/>
         <w:keepLines/>
+        <w:spacing w:before="60"/>
+        <w:ind w:left="283" w:right="170"/>
       </w:pPr>
       <w:r>
         <w:rPr>
@@ -6501,6 +6891,7 @@
       <w:pPr>
         <w:pStyle w:val="CodeBlock"/>
         <w:keepLines/>
+        <w:ind w:left="283" w:right="170"/>
       </w:pPr>
       <w:r>
         <w:rPr>
@@ -6515,6 +6906,7 @@
       <w:pPr>
         <w:pStyle w:val="CodeBlock"/>
         <w:keepLines/>
+        <w:ind w:left="283" w:right="170"/>
       </w:pPr>
       <w:r>
         <w:rPr>
@@ -6529,6 +6921,7 @@
       <w:pPr>
         <w:pStyle w:val="CodeBlock"/>
         <w:keepLines/>
+        <w:ind w:left="283" w:right="170"/>
       </w:pPr>
       <w:r>
         <w:rPr>
@@ -6543,6 +6936,7 @@
       <w:pPr>
         <w:pStyle w:val="CodeBlock"/>
         <w:keepLines/>
+        <w:ind w:left="283" w:right="170"/>
       </w:pPr>
       <w:r>
         <w:rPr>
@@ -6557,6 +6951,7 @@
       <w:pPr>
         <w:pStyle w:val="CodeBlock"/>
         <w:keepLines/>
+        <w:ind w:left="283" w:right="170"/>
       </w:pPr>
       <w:r>
         <w:rPr>
@@ -6571,6 +6966,7 @@
       <w:pPr>
         <w:pStyle w:val="CodeBlock"/>
         <w:keepLines/>
+        <w:ind w:left="283" w:right="170"/>
       </w:pPr>
       <w:r>
         <w:rPr>
@@ -6585,6 +6981,7 @@
       <w:pPr>
         <w:pStyle w:val="CodeBlock"/>
         <w:keepLines/>
+        <w:ind w:left="283" w:right="170"/>
       </w:pPr>
       <w:r>
         <w:rPr>
@@ -6599,6 +6996,7 @@
       <w:pPr>
         <w:pStyle w:val="CodeBlock"/>
         <w:keepLines/>
+        <w:ind w:left="283" w:right="170"/>
       </w:pPr>
       <w:r>
         <w:rPr>
@@ -6613,6 +7011,7 @@
       <w:pPr>
         <w:pStyle w:val="CodeBlock"/>
         <w:keepLines/>
+        <w:ind w:left="283" w:right="170"/>
       </w:pPr>
       <w:r>
         <w:rPr>
@@ -6627,6 +7026,7 @@
       <w:pPr>
         <w:pStyle w:val="CodeBlock"/>
         <w:keepLines/>
+        <w:ind w:left="283" w:right="170"/>
       </w:pPr>
       <w:r>
         <w:rPr>
@@ -6641,6 +7041,7 @@
       <w:pPr>
         <w:pStyle w:val="CodeBlock"/>
         <w:keepLines/>
+        <w:ind w:left="283" w:right="170"/>
       </w:pPr>
       <w:r>
         <w:rPr>
@@ -6655,6 +7056,7 @@
       <w:pPr>
         <w:pStyle w:val="CodeBlock"/>
         <w:keepLines/>
+        <w:ind w:left="283" w:right="170"/>
       </w:pPr>
       <w:r>
         <w:rPr>
@@ -6669,6 +7071,7 @@
       <w:pPr>
         <w:pStyle w:val="CodeBlock"/>
         <w:keepLines/>
+        <w:ind w:left="283" w:right="170"/>
       </w:pPr>
       <w:r>
         <w:rPr>
@@ -6683,6 +7086,7 @@
       <w:pPr>
         <w:pStyle w:val="CodeBlock"/>
         <w:keepLines/>
+        <w:ind w:left="283" w:right="170"/>
       </w:pPr>
       <w:r>
         <w:rPr>
@@ -6697,6 +7101,7 @@
       <w:pPr>
         <w:pStyle w:val="CodeBlock"/>
         <w:keepLines/>
+        <w:ind w:left="283" w:right="170"/>
       </w:pPr>
       <w:r>
         <w:rPr>
@@ -6711,6 +7116,7 @@
       <w:pPr>
         <w:pStyle w:val="CodeBlock"/>
         <w:keepLines/>
+        <w:ind w:left="283" w:right="170"/>
       </w:pPr>
       <w:r>
         <w:rPr>
@@ -6725,6 +7131,7 @@
       <w:pPr>
         <w:pStyle w:val="CodeBlock"/>
         <w:keepLines/>
+        <w:ind w:left="283" w:right="170"/>
       </w:pPr>
       <w:r>
         <w:rPr>
@@ -6739,6 +7146,7 @@
       <w:pPr>
         <w:pStyle w:val="CodeBlock"/>
         <w:keepLines/>
+        <w:ind w:left="283" w:right="170"/>
       </w:pPr>
       <w:r>
         <w:rPr>
@@ -6753,6 +7161,7 @@
       <w:pPr>
         <w:pStyle w:val="CodeBlock"/>
         <w:keepLines/>
+        <w:ind w:left="283" w:right="170"/>
       </w:pPr>
       <w:r>
         <w:rPr>
@@ -6767,6 +7176,7 @@
       <w:pPr>
         <w:pStyle w:val="CodeBlock"/>
         <w:keepLines/>
+        <w:ind w:left="283" w:right="170"/>
       </w:pPr>
       <w:r>
         <w:rPr>
@@ -6781,6 +7191,7 @@
       <w:pPr>
         <w:pStyle w:val="CodeBlock"/>
         <w:keepLines/>
+        <w:ind w:left="283" w:right="170"/>
       </w:pPr>
       <w:r>
         <w:rPr>
@@ -6795,6 +7206,7 @@
       <w:pPr>
         <w:pStyle w:val="CodeBlock"/>
         <w:keepLines/>
+        <w:ind w:left="283" w:right="170"/>
       </w:pPr>
       <w:r>
         <w:rPr>
@@ -6809,6 +7221,7 @@
       <w:pPr>
         <w:pStyle w:val="CodeBlock"/>
         <w:keepLines/>
+        <w:ind w:left="283" w:right="170"/>
       </w:pPr>
       <w:r>
         <w:rPr>
@@ -6823,6 +7236,7 @@
       <w:pPr>
         <w:pStyle w:val="CodeBlock"/>
         <w:keepLines/>
+        <w:ind w:left="283" w:right="170"/>
       </w:pPr>
       <w:r>
         <w:rPr>
@@ -6837,6 +7251,7 @@
       <w:pPr>
         <w:pStyle w:val="CodeBlock"/>
         <w:keepLines/>
+        <w:ind w:left="283" w:right="170"/>
       </w:pPr>
       <w:r>
         <w:rPr>
@@ -6851,6 +7266,7 @@
       <w:pPr>
         <w:pStyle w:val="CodeBlock"/>
         <w:keepLines/>
+        <w:ind w:left="283" w:right="170"/>
       </w:pPr>
       <w:r>
         <w:rPr>
@@ -6865,6 +7281,7 @@
       <w:pPr>
         <w:pStyle w:val="CodeBlock"/>
         <w:keepLines/>
+        <w:ind w:left="283" w:right="170"/>
       </w:pPr>
       <w:r>
         <w:rPr>
@@ -6879,6 +7296,7 @@
       <w:pPr>
         <w:pStyle w:val="CodeBlock"/>
         <w:keepLines/>
+        <w:ind w:left="283" w:right="170"/>
       </w:pPr>
       <w:r>
         <w:rPr>
@@ -6893,6 +7311,7 @@
       <w:pPr>
         <w:pStyle w:val="CodeBlock"/>
         <w:keepLines/>
+        <w:ind w:left="283" w:right="170"/>
       </w:pPr>
       <w:r>
         <w:rPr>
@@ -6907,6 +7326,7 @@
       <w:pPr>
         <w:pStyle w:val="CodeBlock"/>
         <w:keepLines/>
+        <w:ind w:left="283" w:right="170"/>
       </w:pPr>
       <w:r>
         <w:rPr>
@@ -6921,6 +7341,7 @@
       <w:pPr>
         <w:pStyle w:val="CodeBlock"/>
         <w:keepLines/>
+        <w:ind w:left="283" w:right="170"/>
       </w:pPr>
       <w:r>
         <w:rPr>
@@ -6935,6 +7356,7 @@
       <w:pPr>
         <w:pStyle w:val="CodeBlock"/>
         <w:keepLines/>
+        <w:ind w:left="283" w:right="170"/>
       </w:pPr>
       <w:r>
         <w:rPr>
@@ -6949,6 +7371,7 @@
       <w:pPr>
         <w:pStyle w:val="CodeBlock"/>
         <w:keepLines/>
+        <w:ind w:left="283" w:right="170"/>
       </w:pPr>
       <w:r>
         <w:rPr>
@@ -6963,6 +7386,7 @@
       <w:pPr>
         <w:pStyle w:val="CodeBlock"/>
         <w:keepLines/>
+        <w:ind w:left="283" w:right="170"/>
       </w:pPr>
       <w:r>
         <w:rPr>
@@ -6977,6 +7401,7 @@
       <w:pPr>
         <w:pStyle w:val="CodeBlock"/>
         <w:keepLines/>
+        <w:ind w:left="283" w:right="170"/>
       </w:pPr>
       <w:r>
         <w:rPr>
@@ -6991,6 +7416,8 @@
       <w:pPr>
         <w:pStyle w:val="CodeBlock"/>
         <w:keepLines/>
+        <w:spacing w:after="60"/>
+        <w:ind w:left="283" w:right="170"/>
       </w:pPr>
       <w:r>
         <w:rPr>
@@ -7031,10 +7458,10 @@
             <w:tcW w:type="dxa" w:w="9525"/>
             <w:shd w:fill="F2F2F2"/>
             <w:tcMar>
-              <w:top w:w="140" w:type="dxa"/>
-              <w:start w:w="180" w:type="dxa"/>
-              <w:bottom w:w="140" w:type="dxa"/>
-              <w:end w:w="180" w:type="dxa"/>
+              <w:top w:w="180" w:type="dxa"/>
+              <w:start w:w="220" w:type="dxa"/>
+              <w:bottom w:w="180" w:type="dxa"/>
+              <w:end w:w="220" w:type="dxa"/>
             </w:tcMar>
             <w:vAlign w:val="center"/>
           </w:tcPr>
@@ -7122,6 +7549,8 @@
       <w:pPr>
         <w:pStyle w:val="CodeBlock"/>
         <w:keepLines/>
+        <w:spacing w:before="60"/>
+        <w:ind w:left="283" w:right="170"/>
       </w:pPr>
       <w:r>
         <w:rPr>
@@ -7136,6 +7565,7 @@
       <w:pPr>
         <w:pStyle w:val="CodeBlock"/>
         <w:keepLines/>
+        <w:ind w:left="283" w:right="170"/>
       </w:pPr>
       <w:r>
         <w:rPr>
@@ -7150,6 +7580,7 @@
       <w:pPr>
         <w:pStyle w:val="CodeBlock"/>
         <w:keepLines/>
+        <w:ind w:left="283" w:right="170"/>
       </w:pPr>
       <w:r>
         <w:rPr>
@@ -7164,6 +7595,7 @@
       <w:pPr>
         <w:pStyle w:val="CodeBlock"/>
         <w:keepLines/>
+        <w:ind w:left="283" w:right="170"/>
       </w:pPr>
       <w:r>
         <w:rPr>
@@ -7178,6 +7610,7 @@
       <w:pPr>
         <w:pStyle w:val="CodeBlock"/>
         <w:keepLines/>
+        <w:ind w:left="283" w:right="170"/>
       </w:pPr>
       <w:r>
         <w:rPr>
@@ -7192,6 +7625,7 @@
       <w:pPr>
         <w:pStyle w:val="CodeBlock"/>
         <w:keepLines/>
+        <w:ind w:left="283" w:right="170"/>
       </w:pPr>
       <w:r>
         <w:rPr>
@@ -7206,6 +7640,7 @@
       <w:pPr>
         <w:pStyle w:val="CodeBlock"/>
         <w:keepLines/>
+        <w:ind w:left="283" w:right="170"/>
       </w:pPr>
       <w:r>
         <w:rPr>
@@ -7220,6 +7655,7 @@
       <w:pPr>
         <w:pStyle w:val="CodeBlock"/>
         <w:keepLines/>
+        <w:ind w:left="283" w:right="170"/>
       </w:pPr>
       <w:r>
         <w:rPr>
@@ -7234,6 +7670,7 @@
       <w:pPr>
         <w:pStyle w:val="CodeBlock"/>
         <w:keepLines/>
+        <w:ind w:left="283" w:right="170"/>
       </w:pPr>
       <w:r>
         <w:rPr>
@@ -7248,6 +7685,7 @@
       <w:pPr>
         <w:pStyle w:val="CodeBlock"/>
         <w:keepLines/>
+        <w:ind w:left="283" w:right="170"/>
       </w:pPr>
       <w:r>
         <w:rPr>
@@ -7262,6 +7700,7 @@
       <w:pPr>
         <w:pStyle w:val="CodeBlock"/>
         <w:keepLines/>
+        <w:ind w:left="283" w:right="170"/>
       </w:pPr>
       <w:r>
         <w:rPr>
@@ -7276,6 +7715,7 @@
       <w:pPr>
         <w:pStyle w:val="CodeBlock"/>
         <w:keepLines/>
+        <w:ind w:left="283" w:right="170"/>
       </w:pPr>
       <w:r>
         <w:rPr>
@@ -7290,6 +7730,7 @@
       <w:pPr>
         <w:pStyle w:val="CodeBlock"/>
         <w:keepLines/>
+        <w:ind w:left="283" w:right="170"/>
       </w:pPr>
       <w:r>
         <w:rPr>
@@ -7304,6 +7745,7 @@
       <w:pPr>
         <w:pStyle w:val="CodeBlock"/>
         <w:keepLines/>
+        <w:ind w:left="283" w:right="170"/>
       </w:pPr>
       <w:r>
         <w:rPr>
@@ -7318,6 +7760,7 @@
       <w:pPr>
         <w:pStyle w:val="CodeBlock"/>
         <w:keepLines/>
+        <w:ind w:left="283" w:right="170"/>
       </w:pPr>
       <w:r>
         <w:rPr>
@@ -7332,6 +7775,7 @@
       <w:pPr>
         <w:pStyle w:val="CodeBlock"/>
         <w:keepLines/>
+        <w:ind w:left="283" w:right="170"/>
       </w:pPr>
       <w:r>
         <w:rPr>
@@ -7346,6 +7790,7 @@
       <w:pPr>
         <w:pStyle w:val="CodeBlock"/>
         <w:keepLines/>
+        <w:ind w:left="283" w:right="170"/>
       </w:pPr>
       <w:r>
         <w:rPr>
@@ -7360,6 +7805,7 @@
       <w:pPr>
         <w:pStyle w:val="CodeBlock"/>
         <w:keepLines/>
+        <w:ind w:left="283" w:right="170"/>
       </w:pPr>
       <w:r>
         <w:rPr>
@@ -7374,6 +7820,7 @@
       <w:pPr>
         <w:pStyle w:val="CodeBlock"/>
         <w:keepLines/>
+        <w:ind w:left="283" w:right="170"/>
       </w:pPr>
       <w:r>
         <w:rPr>
@@ -7388,6 +7835,7 @@
       <w:pPr>
         <w:pStyle w:val="CodeBlock"/>
         <w:keepLines/>
+        <w:ind w:left="283" w:right="170"/>
       </w:pPr>
       <w:r>
         <w:rPr>
@@ -7402,6 +7850,7 @@
       <w:pPr>
         <w:pStyle w:val="CodeBlock"/>
         <w:keepLines/>
+        <w:ind w:left="283" w:right="170"/>
       </w:pPr>
       <w:r>
         <w:rPr>
@@ -7416,6 +7865,7 @@
       <w:pPr>
         <w:pStyle w:val="CodeBlock"/>
         <w:keepLines/>
+        <w:ind w:left="283" w:right="170"/>
       </w:pPr>
       <w:r>
         <w:rPr>
@@ -7430,6 +7880,7 @@
       <w:pPr>
         <w:pStyle w:val="CodeBlock"/>
         <w:keepLines/>
+        <w:ind w:left="283" w:right="170"/>
       </w:pPr>
       <w:r>
         <w:rPr>
@@ -7444,6 +7895,7 @@
       <w:pPr>
         <w:pStyle w:val="CodeBlock"/>
         <w:keepLines/>
+        <w:ind w:left="283" w:right="170"/>
       </w:pPr>
       <w:r>
         <w:rPr>
@@ -7458,6 +7910,7 @@
       <w:pPr>
         <w:pStyle w:val="CodeBlock"/>
         <w:keepLines/>
+        <w:ind w:left="283" w:right="170"/>
       </w:pPr>
       <w:r>
         <w:rPr>
@@ -7472,6 +7925,7 @@
       <w:pPr>
         <w:pStyle w:val="CodeBlock"/>
         <w:keepLines/>
+        <w:ind w:left="283" w:right="170"/>
       </w:pPr>
       <w:r>
         <w:rPr>
@@ -7486,6 +7940,7 @@
       <w:pPr>
         <w:pStyle w:val="CodeBlock"/>
         <w:keepLines/>
+        <w:ind w:left="283" w:right="170"/>
       </w:pPr>
       <w:r>
         <w:rPr>
@@ -7500,6 +7955,7 @@
       <w:pPr>
         <w:pStyle w:val="CodeBlock"/>
         <w:keepLines/>
+        <w:ind w:left="283" w:right="170"/>
       </w:pPr>
       <w:r>
         <w:rPr>
@@ -7514,6 +7970,7 @@
       <w:pPr>
         <w:pStyle w:val="CodeBlock"/>
         <w:keepLines/>
+        <w:ind w:left="283" w:right="170"/>
       </w:pPr>
       <w:r>
         <w:rPr>
@@ -7528,6 +7985,7 @@
       <w:pPr>
         <w:pStyle w:val="CodeBlock"/>
         <w:keepLines/>
+        <w:ind w:left="283" w:right="170"/>
       </w:pPr>
       <w:r>
         <w:rPr>
@@ -7542,6 +8000,7 @@
       <w:pPr>
         <w:pStyle w:val="CodeBlock"/>
         <w:keepLines/>
+        <w:ind w:left="283" w:right="170"/>
       </w:pPr>
       <w:r>
         <w:rPr>
@@ -7556,6 +8015,7 @@
       <w:pPr>
         <w:pStyle w:val="CodeBlock"/>
         <w:keepLines/>
+        <w:ind w:left="283" w:right="170"/>
       </w:pPr>
       <w:r>
         <w:rPr>
@@ -7570,6 +8030,7 @@
       <w:pPr>
         <w:pStyle w:val="CodeBlock"/>
         <w:keepLines/>
+        <w:ind w:left="283" w:right="170"/>
       </w:pPr>
       <w:r>
         <w:rPr>
@@ -7584,6 +8045,7 @@
       <w:pPr>
         <w:pStyle w:val="CodeBlock"/>
         <w:keepLines/>
+        <w:ind w:left="283" w:right="170"/>
       </w:pPr>
       <w:r>
         <w:rPr>
@@ -7598,6 +8060,7 @@
       <w:pPr>
         <w:pStyle w:val="CodeBlock"/>
         <w:keepLines/>
+        <w:ind w:left="283" w:right="170"/>
       </w:pPr>
       <w:r>
         <w:rPr>
@@ -7612,6 +8075,7 @@
       <w:pPr>
         <w:pStyle w:val="CodeBlock"/>
         <w:keepLines/>
+        <w:ind w:left="283" w:right="170"/>
       </w:pPr>
       <w:r>
         <w:rPr>
@@ -7626,6 +8090,8 @@
       <w:pPr>
         <w:pStyle w:val="CodeBlock"/>
         <w:keepLines/>
+        <w:spacing w:after="60"/>
+        <w:ind w:left="283" w:right="170"/>
       </w:pPr>
       <w:r>
         <w:rPr>
@@ -7666,10 +8132,10 @@
             <w:tcW w:type="dxa" w:w="9525"/>
             <w:shd w:fill="F2F2F2"/>
             <w:tcMar>
-              <w:top w:w="140" w:type="dxa"/>
-              <w:start w:w="180" w:type="dxa"/>
-              <w:bottom w:w="140" w:type="dxa"/>
-              <w:end w:w="180" w:type="dxa"/>
+              <w:top w:w="180" w:type="dxa"/>
+              <w:start w:w="220" w:type="dxa"/>
+              <w:bottom w:w="180" w:type="dxa"/>
+              <w:end w:w="220" w:type="dxa"/>
             </w:tcMar>
             <w:vAlign w:val="center"/>
           </w:tcPr>
@@ -7757,6 +8223,8 @@
       <w:pPr>
         <w:pStyle w:val="CodeBlock"/>
         <w:keepLines/>
+        <w:spacing w:before="60"/>
+        <w:ind w:left="283" w:right="170"/>
       </w:pPr>
       <w:r>
         <w:rPr>
@@ -7771,6 +8239,7 @@
       <w:pPr>
         <w:pStyle w:val="CodeBlock"/>
         <w:keepLines/>
+        <w:ind w:left="283" w:right="170"/>
       </w:pPr>
       <w:r>
         <w:rPr>
@@ -7785,6 +8254,7 @@
       <w:pPr>
         <w:pStyle w:val="CodeBlock"/>
         <w:keepLines/>
+        <w:ind w:left="283" w:right="170"/>
       </w:pPr>
       <w:r>
         <w:rPr>
@@ -7799,6 +8269,7 @@
       <w:pPr>
         <w:pStyle w:val="CodeBlock"/>
         <w:keepLines/>
+        <w:ind w:left="283" w:right="170"/>
       </w:pPr>
       <w:r>
         <w:rPr>
@@ -7813,6 +8284,7 @@
       <w:pPr>
         <w:pStyle w:val="CodeBlock"/>
         <w:keepLines/>
+        <w:ind w:left="283" w:right="170"/>
       </w:pPr>
       <w:r>
         <w:rPr>
@@ -7827,6 +8299,7 @@
       <w:pPr>
         <w:pStyle w:val="CodeBlock"/>
         <w:keepLines/>
+        <w:ind w:left="283" w:right="170"/>
       </w:pPr>
       <w:r>
         <w:rPr>
@@ -7841,6 +8314,7 @@
       <w:pPr>
         <w:pStyle w:val="CodeBlock"/>
         <w:keepLines/>
+        <w:ind w:left="283" w:right="170"/>
       </w:pPr>
       <w:r>
         <w:rPr>
@@ -7855,6 +8329,7 @@
       <w:pPr>
         <w:pStyle w:val="CodeBlock"/>
         <w:keepLines/>
+        <w:ind w:left="283" w:right="170"/>
       </w:pPr>
       <w:r>
         <w:rPr>
@@ -7869,6 +8344,7 @@
       <w:pPr>
         <w:pStyle w:val="CodeBlock"/>
         <w:keepLines/>
+        <w:ind w:left="283" w:right="170"/>
       </w:pPr>
       <w:r>
         <w:rPr>
@@ -7883,6 +8359,7 @@
       <w:pPr>
         <w:pStyle w:val="CodeBlock"/>
         <w:keepLines/>
+        <w:ind w:left="283" w:right="170"/>
       </w:pPr>
       <w:r>
         <w:rPr>
@@ -7897,6 +8374,7 @@
       <w:pPr>
         <w:pStyle w:val="CodeBlock"/>
         <w:keepLines/>
+        <w:ind w:left="283" w:right="170"/>
       </w:pPr>
       <w:r>
         <w:rPr>
@@ -7911,6 +8389,7 @@
       <w:pPr>
         <w:pStyle w:val="CodeBlock"/>
         <w:keepLines/>
+        <w:ind w:left="283" w:right="170"/>
       </w:pPr>
       <w:r>
         <w:rPr>
@@ -7925,6 +8404,7 @@
       <w:pPr>
         <w:pStyle w:val="CodeBlock"/>
         <w:keepLines/>
+        <w:ind w:left="283" w:right="170"/>
       </w:pPr>
       <w:r>
         <w:rPr>
@@ -7939,6 +8419,7 @@
       <w:pPr>
         <w:pStyle w:val="CodeBlock"/>
         <w:keepLines/>
+        <w:ind w:left="283" w:right="170"/>
       </w:pPr>
       <w:r>
         <w:rPr>
@@ -7953,6 +8434,7 @@
       <w:pPr>
         <w:pStyle w:val="CodeBlock"/>
         <w:keepLines/>
+        <w:ind w:left="283" w:right="170"/>
       </w:pPr>
       <w:r>
         <w:rPr>
@@ -7967,6 +8449,7 @@
       <w:pPr>
         <w:pStyle w:val="CodeBlock"/>
         <w:keepLines/>
+        <w:ind w:left="283" w:right="170"/>
       </w:pPr>
       <w:r>
         <w:rPr>
@@ -7981,6 +8464,7 @@
       <w:pPr>
         <w:pStyle w:val="CodeBlock"/>
         <w:keepLines/>
+        <w:ind w:left="283" w:right="170"/>
       </w:pPr>
       <w:r>
         <w:rPr>
@@ -7995,6 +8479,7 @@
       <w:pPr>
         <w:pStyle w:val="CodeBlock"/>
         <w:keepLines/>
+        <w:ind w:left="283" w:right="170"/>
       </w:pPr>
       <w:r>
         <w:rPr>
@@ -8009,6 +8494,7 @@
       <w:pPr>
         <w:pStyle w:val="CodeBlock"/>
         <w:keepLines/>
+        <w:ind w:left="283" w:right="170"/>
       </w:pPr>
       <w:r>
         <w:rPr>
@@ -8023,6 +8509,7 @@
       <w:pPr>
         <w:pStyle w:val="CodeBlock"/>
         <w:keepLines/>
+        <w:ind w:left="283" w:right="170"/>
       </w:pPr>
       <w:r>
         <w:rPr>
@@ -8037,6 +8524,7 @@
       <w:pPr>
         <w:pStyle w:val="CodeBlock"/>
         <w:keepLines/>
+        <w:ind w:left="283" w:right="170"/>
       </w:pPr>
       <w:r>
         <w:rPr>
@@ -8051,6 +8539,7 @@
       <w:pPr>
         <w:pStyle w:val="CodeBlock"/>
         <w:keepLines/>
+        <w:ind w:left="283" w:right="170"/>
       </w:pPr>
       <w:r>
         <w:rPr>
@@ -8065,6 +8554,7 @@
       <w:pPr>
         <w:pStyle w:val="CodeBlock"/>
         <w:keepLines/>
+        <w:ind w:left="283" w:right="170"/>
       </w:pPr>
       <w:r>
         <w:rPr>
@@ -8079,6 +8569,7 @@
       <w:pPr>
         <w:pStyle w:val="CodeBlock"/>
         <w:keepLines/>
+        <w:ind w:left="283" w:right="170"/>
       </w:pPr>
       <w:r>
         <w:rPr>
@@ -8093,6 +8584,7 @@
       <w:pPr>
         <w:pStyle w:val="CodeBlock"/>
         <w:keepLines/>
+        <w:ind w:left="283" w:right="170"/>
       </w:pPr>
       <w:r>
         <w:rPr>
@@ -8107,6 +8599,7 @@
       <w:pPr>
         <w:pStyle w:val="CodeBlock"/>
         <w:keepLines/>
+        <w:ind w:left="283" w:right="170"/>
       </w:pPr>
       <w:r>
         <w:rPr>
@@ -8121,6 +8614,7 @@
       <w:pPr>
         <w:pStyle w:val="CodeBlock"/>
         <w:keepLines/>
+        <w:ind w:left="283" w:right="170"/>
       </w:pPr>
       <w:r>
         <w:rPr>
@@ -8135,6 +8629,7 @@
       <w:pPr>
         <w:pStyle w:val="CodeBlock"/>
         <w:keepLines/>
+        <w:ind w:left="283" w:right="170"/>
       </w:pPr>
       <w:r>
         <w:rPr>
@@ -8149,6 +8644,7 @@
       <w:pPr>
         <w:pStyle w:val="CodeBlock"/>
         <w:keepLines/>
+        <w:ind w:left="283" w:right="170"/>
       </w:pPr>
       <w:r>
         <w:rPr>
@@ -8163,6 +8659,7 @@
       <w:pPr>
         <w:pStyle w:val="CodeBlock"/>
         <w:keepLines/>
+        <w:ind w:left="283" w:right="170"/>
       </w:pPr>
       <w:r>
         <w:rPr>
@@ -8177,6 +8674,7 @@
       <w:pPr>
         <w:pStyle w:val="CodeBlock"/>
         <w:keepLines/>
+        <w:ind w:left="283" w:right="170"/>
       </w:pPr>
       <w:r>
         <w:rPr>
@@ -8191,6 +8689,7 @@
       <w:pPr>
         <w:pStyle w:val="CodeBlock"/>
         <w:keepLines/>
+        <w:ind w:left="283" w:right="170"/>
       </w:pPr>
       <w:r>
         <w:rPr>
@@ -8205,6 +8704,7 @@
       <w:pPr>
         <w:pStyle w:val="CodeBlock"/>
         <w:keepLines/>
+        <w:ind w:left="283" w:right="170"/>
       </w:pPr>
       <w:r>
         <w:rPr>
@@ -8219,6 +8719,7 @@
       <w:pPr>
         <w:pStyle w:val="CodeBlock"/>
         <w:keepLines/>
+        <w:ind w:left="283" w:right="170"/>
       </w:pPr>
       <w:r>
         <w:rPr>
@@ -8233,6 +8734,7 @@
       <w:pPr>
         <w:pStyle w:val="CodeBlock"/>
         <w:keepLines/>
+        <w:ind w:left="283" w:right="170"/>
       </w:pPr>
       <w:r>
         <w:rPr>
@@ -8247,6 +8749,8 @@
       <w:pPr>
         <w:pStyle w:val="CodeBlock"/>
         <w:keepLines/>
+        <w:spacing w:after="60"/>
+        <w:ind w:left="283" w:right="170"/>
       </w:pPr>
       <w:r>
         <w:rPr>
@@ -8287,10 +8791,10 @@
             <w:tcW w:type="dxa" w:w="9525"/>
             <w:shd w:fill="F2F2F2"/>
             <w:tcMar>
-              <w:top w:w="140" w:type="dxa"/>
-              <w:start w:w="180" w:type="dxa"/>
-              <w:bottom w:w="140" w:type="dxa"/>
-              <w:end w:w="180" w:type="dxa"/>
+              <w:top w:w="180" w:type="dxa"/>
+              <w:start w:w="220" w:type="dxa"/>
+              <w:bottom w:w="180" w:type="dxa"/>
+              <w:end w:w="220" w:type="dxa"/>
             </w:tcMar>
             <w:vAlign w:val="center"/>
           </w:tcPr>
@@ -8376,6 +8880,8 @@
       <w:pPr>
         <w:pStyle w:val="CodeBlock"/>
         <w:keepLines/>
+        <w:spacing w:before="60"/>
+        <w:ind w:left="283" w:right="170"/>
       </w:pPr>
       <w:r>
         <w:rPr>
@@ -8390,6 +8896,7 @@
       <w:pPr>
         <w:pStyle w:val="CodeBlock"/>
         <w:keepLines/>
+        <w:ind w:left="283" w:right="170"/>
       </w:pPr>
       <w:r>
         <w:rPr>
@@ -8404,6 +8911,7 @@
       <w:pPr>
         <w:pStyle w:val="CodeBlock"/>
         <w:keepLines/>
+        <w:ind w:left="283" w:right="170"/>
       </w:pPr>
       <w:r>
         <w:rPr>
@@ -8418,6 +8926,7 @@
       <w:pPr>
         <w:pStyle w:val="CodeBlock"/>
         <w:keepLines/>
+        <w:ind w:left="283" w:right="170"/>
       </w:pPr>
       <w:r>
         <w:rPr>
@@ -8432,6 +8941,7 @@
       <w:pPr>
         <w:pStyle w:val="CodeBlock"/>
         <w:keepLines/>
+        <w:ind w:left="283" w:right="170"/>
       </w:pPr>
       <w:r>
         <w:rPr>
@@ -8446,6 +8956,7 @@
       <w:pPr>
         <w:pStyle w:val="CodeBlock"/>
         <w:keepLines/>
+        <w:ind w:left="283" w:right="170"/>
       </w:pPr>
       <w:r>
         <w:rPr>
@@ -8460,6 +8971,7 @@
       <w:pPr>
         <w:pStyle w:val="CodeBlock"/>
         <w:keepLines/>
+        <w:ind w:left="283" w:right="170"/>
       </w:pPr>
       <w:r>
         <w:rPr>
@@ -8474,6 +8986,7 @@
       <w:pPr>
         <w:pStyle w:val="CodeBlock"/>
         <w:keepLines/>
+        <w:ind w:left="283" w:right="170"/>
       </w:pPr>
       <w:r>
         <w:rPr>
@@ -8488,6 +9001,7 @@
       <w:pPr>
         <w:pStyle w:val="CodeBlock"/>
         <w:keepLines/>
+        <w:ind w:left="283" w:right="170"/>
       </w:pPr>
       <w:r>
         <w:rPr>
@@ -8502,6 +9016,7 @@
       <w:pPr>
         <w:pStyle w:val="CodeBlock"/>
         <w:keepLines/>
+        <w:ind w:left="283" w:right="170"/>
       </w:pPr>
       <w:r>
         <w:rPr>
@@ -8516,6 +9031,7 @@
       <w:pPr>
         <w:pStyle w:val="CodeBlock"/>
         <w:keepLines/>
+        <w:ind w:left="283" w:right="170"/>
       </w:pPr>
       <w:r>
         <w:rPr>
@@ -8530,6 +9046,7 @@
       <w:pPr>
         <w:pStyle w:val="CodeBlock"/>
         <w:keepLines/>
+        <w:ind w:left="283" w:right="170"/>
       </w:pPr>
       <w:r>
         <w:rPr>
@@ -8544,6 +9061,7 @@
       <w:pPr>
         <w:pStyle w:val="CodeBlock"/>
         <w:keepLines/>
+        <w:ind w:left="283" w:right="170"/>
       </w:pPr>
       <w:r>
         <w:rPr>
@@ -8558,6 +9076,7 @@
       <w:pPr>
         <w:pStyle w:val="CodeBlock"/>
         <w:keepLines/>
+        <w:ind w:left="283" w:right="170"/>
       </w:pPr>
       <w:r>
         <w:rPr>
@@ -8572,6 +9091,7 @@
       <w:pPr>
         <w:pStyle w:val="CodeBlock"/>
         <w:keepLines/>
+        <w:ind w:left="283" w:right="170"/>
       </w:pPr>
       <w:r>
         <w:rPr>
@@ -8586,6 +9106,7 @@
       <w:pPr>
         <w:pStyle w:val="CodeBlock"/>
         <w:keepLines/>
+        <w:ind w:left="283" w:right="170"/>
       </w:pPr>
       <w:r>
         <w:rPr>
@@ -8600,6 +9121,7 @@
       <w:pPr>
         <w:pStyle w:val="CodeBlock"/>
         <w:keepLines/>
+        <w:ind w:left="283" w:right="170"/>
       </w:pPr>
       <w:r>
         <w:rPr>
@@ -8614,6 +9136,7 @@
       <w:pPr>
         <w:pStyle w:val="CodeBlock"/>
         <w:keepLines/>
+        <w:ind w:left="283" w:right="170"/>
       </w:pPr>
       <w:r>
         <w:rPr>
@@ -8628,6 +9151,7 @@
       <w:pPr>
         <w:pStyle w:val="CodeBlock"/>
         <w:keepLines/>
+        <w:ind w:left="283" w:right="170"/>
       </w:pPr>
       <w:r>
         <w:rPr>
@@ -8642,6 +9166,7 @@
       <w:pPr>
         <w:pStyle w:val="CodeBlock"/>
         <w:keepLines/>
+        <w:ind w:left="283" w:right="170"/>
       </w:pPr>
       <w:r>
         <w:rPr>
@@ -8656,6 +9181,7 @@
       <w:pPr>
         <w:pStyle w:val="CodeBlock"/>
         <w:keepLines/>
+        <w:ind w:left="283" w:right="170"/>
       </w:pPr>
       <w:r>
         <w:rPr>
@@ -8670,6 +9196,7 @@
       <w:pPr>
         <w:pStyle w:val="CodeBlock"/>
         <w:keepLines/>
+        <w:ind w:left="283" w:right="170"/>
       </w:pPr>
       <w:r>
         <w:rPr>
@@ -8684,6 +9211,7 @@
       <w:pPr>
         <w:pStyle w:val="CodeBlock"/>
         <w:keepLines/>
+        <w:ind w:left="283" w:right="170"/>
       </w:pPr>
       <w:r>
         <w:rPr>
@@ -8698,6 +9226,7 @@
       <w:pPr>
         <w:pStyle w:val="CodeBlock"/>
         <w:keepLines/>
+        <w:ind w:left="283" w:right="170"/>
       </w:pPr>
       <w:r>
         <w:rPr>
@@ -8712,6 +9241,7 @@
       <w:pPr>
         <w:pStyle w:val="CodeBlock"/>
         <w:keepLines/>
+        <w:ind w:left="283" w:right="170"/>
       </w:pPr>
       <w:r>
         <w:rPr>
@@ -8726,6 +9256,8 @@
       <w:pPr>
         <w:pStyle w:val="CodeBlock"/>
         <w:keepLines/>
+        <w:spacing w:after="60"/>
+        <w:ind w:left="283" w:right="170"/>
       </w:pPr>
       <w:r>
         <w:rPr>
@@ -8766,10 +9298,10 @@
             <w:tcW w:type="dxa" w:w="9525"/>
             <w:shd w:fill="F2F2F2"/>
             <w:tcMar>
-              <w:top w:w="140" w:type="dxa"/>
-              <w:start w:w="180" w:type="dxa"/>
-              <w:bottom w:w="140" w:type="dxa"/>
-              <w:end w:w="180" w:type="dxa"/>
+              <w:top w:w="180" w:type="dxa"/>
+              <w:start w:w="220" w:type="dxa"/>
+              <w:bottom w:w="180" w:type="dxa"/>
+              <w:end w:w="220" w:type="dxa"/>
             </w:tcMar>
             <w:vAlign w:val="center"/>
           </w:tcPr>
@@ -8855,6 +9387,8 @@
       <w:pPr>
         <w:pStyle w:val="CodeBlock"/>
         <w:keepLines/>
+        <w:spacing w:before="60"/>
+        <w:ind w:left="283" w:right="170"/>
       </w:pPr>
       <w:r>
         <w:rPr>
@@ -8869,6 +9403,7 @@
       <w:pPr>
         <w:pStyle w:val="CodeBlock"/>
         <w:keepLines/>
+        <w:ind w:left="283" w:right="170"/>
       </w:pPr>
       <w:r>
         <w:rPr>
@@ -8883,6 +9418,7 @@
       <w:pPr>
         <w:pStyle w:val="CodeBlock"/>
         <w:keepLines/>
+        <w:ind w:left="283" w:right="170"/>
       </w:pPr>
       <w:r>
         <w:rPr>
@@ -8897,6 +9433,7 @@
       <w:pPr>
         <w:pStyle w:val="CodeBlock"/>
         <w:keepLines/>
+        <w:ind w:left="283" w:right="170"/>
       </w:pPr>
       <w:r>
         <w:rPr>
@@ -8911,6 +9448,7 @@
       <w:pPr>
         <w:pStyle w:val="CodeBlock"/>
         <w:keepLines/>
+        <w:ind w:left="283" w:right="170"/>
       </w:pPr>
       <w:r>
         <w:rPr>
@@ -8925,6 +9463,7 @@
       <w:pPr>
         <w:pStyle w:val="CodeBlock"/>
         <w:keepLines/>
+        <w:ind w:left="283" w:right="170"/>
       </w:pPr>
       <w:r>
         <w:rPr>
@@ -8939,6 +9478,7 @@
       <w:pPr>
         <w:pStyle w:val="CodeBlock"/>
         <w:keepLines/>
+        <w:ind w:left="283" w:right="170"/>
       </w:pPr>
       <w:r>
         <w:rPr>
@@ -8953,6 +9493,7 @@
       <w:pPr>
         <w:pStyle w:val="CodeBlock"/>
         <w:keepLines/>
+        <w:ind w:left="283" w:right="170"/>
       </w:pPr>
       <w:r>
         <w:rPr>
@@ -8967,6 +9508,7 @@
       <w:pPr>
         <w:pStyle w:val="CodeBlock"/>
         <w:keepLines/>
+        <w:ind w:left="283" w:right="170"/>
       </w:pPr>
       <w:r>
         <w:rPr>
@@ -8981,6 +9523,7 @@
       <w:pPr>
         <w:pStyle w:val="CodeBlock"/>
         <w:keepLines/>
+        <w:ind w:left="283" w:right="170"/>
       </w:pPr>
       <w:r>
         <w:rPr>
@@ -8995,6 +9538,7 @@
       <w:pPr>
         <w:pStyle w:val="CodeBlock"/>
         <w:keepLines/>
+        <w:ind w:left="283" w:right="170"/>
       </w:pPr>
       <w:r>
         <w:rPr>
@@ -9009,6 +9553,7 @@
       <w:pPr>
         <w:pStyle w:val="CodeBlock"/>
         <w:keepLines/>
+        <w:ind w:left="283" w:right="170"/>
       </w:pPr>
       <w:r>
         <w:rPr>
@@ -9023,6 +9568,7 @@
       <w:pPr>
         <w:pStyle w:val="CodeBlock"/>
         <w:keepLines/>
+        <w:ind w:left="283" w:right="170"/>
       </w:pPr>
       <w:r>
         <w:rPr>
@@ -9037,6 +9583,7 @@
       <w:pPr>
         <w:pStyle w:val="CodeBlock"/>
         <w:keepLines/>
+        <w:ind w:left="283" w:right="170"/>
       </w:pPr>
       <w:r>
         <w:rPr>
@@ -9051,6 +9598,7 @@
       <w:pPr>
         <w:pStyle w:val="CodeBlock"/>
         <w:keepLines/>
+        <w:ind w:left="283" w:right="170"/>
       </w:pPr>
       <w:r>
         <w:rPr>
@@ -9065,6 +9613,7 @@
       <w:pPr>
         <w:pStyle w:val="CodeBlock"/>
         <w:keepLines/>
+        <w:ind w:left="283" w:right="170"/>
       </w:pPr>
       <w:r>
         <w:rPr>
@@ -9079,6 +9628,7 @@
       <w:pPr>
         <w:pStyle w:val="CodeBlock"/>
         <w:keepLines/>
+        <w:ind w:left="283" w:right="170"/>
       </w:pPr>
       <w:r>
         <w:rPr>
@@ -9093,6 +9643,7 @@
       <w:pPr>
         <w:pStyle w:val="CodeBlock"/>
         <w:keepLines/>
+        <w:ind w:left="283" w:right="170"/>
       </w:pPr>
       <w:r>
         <w:rPr>
@@ -9107,6 +9658,7 @@
       <w:pPr>
         <w:pStyle w:val="CodeBlock"/>
         <w:keepLines/>
+        <w:ind w:left="283" w:right="170"/>
       </w:pPr>
       <w:r>
         <w:rPr>
@@ -9121,6 +9673,7 @@
       <w:pPr>
         <w:pStyle w:val="CodeBlock"/>
         <w:keepLines/>
+        <w:ind w:left="283" w:right="170"/>
       </w:pPr>
       <w:r>
         <w:rPr>
@@ -9135,6 +9688,7 @@
       <w:pPr>
         <w:pStyle w:val="CodeBlock"/>
         <w:keepLines/>
+        <w:ind w:left="283" w:right="170"/>
       </w:pPr>
       <w:r>
         <w:rPr>
@@ -9149,6 +9703,7 @@
       <w:pPr>
         <w:pStyle w:val="CodeBlock"/>
         <w:keepLines/>
+        <w:ind w:left="283" w:right="170"/>
       </w:pPr>
       <w:r>
         <w:rPr>
@@ -9163,6 +9718,7 @@
       <w:pPr>
         <w:pStyle w:val="CodeBlock"/>
         <w:keepLines/>
+        <w:ind w:left="283" w:right="170"/>
       </w:pPr>
       <w:r>
         <w:rPr>
@@ -9177,6 +9733,7 @@
       <w:pPr>
         <w:pStyle w:val="CodeBlock"/>
         <w:keepLines/>
+        <w:ind w:left="283" w:right="170"/>
       </w:pPr>
       <w:r>
         <w:rPr>
@@ -9191,6 +9748,7 @@
       <w:pPr>
         <w:pStyle w:val="CodeBlock"/>
         <w:keepLines/>
+        <w:ind w:left="283" w:right="170"/>
       </w:pPr>
       <w:r>
         <w:rPr>
@@ -9205,6 +9763,7 @@
       <w:pPr>
         <w:pStyle w:val="CodeBlock"/>
         <w:keepLines/>
+        <w:ind w:left="283" w:right="170"/>
       </w:pPr>
       <w:r>
         <w:rPr>
@@ -9219,6 +9778,7 @@
       <w:pPr>
         <w:pStyle w:val="CodeBlock"/>
         <w:keepLines/>
+        <w:ind w:left="283" w:right="170"/>
       </w:pPr>
       <w:r>
         <w:rPr>
@@ -9233,6 +9793,7 @@
       <w:pPr>
         <w:pStyle w:val="CodeBlock"/>
         <w:keepLines/>
+        <w:ind w:left="283" w:right="170"/>
       </w:pPr>
       <w:r>
         <w:rPr>
@@ -9247,6 +9808,7 @@
       <w:pPr>
         <w:pStyle w:val="CodeBlock"/>
         <w:keepLines/>
+        <w:ind w:left="283" w:right="170"/>
       </w:pPr>
       <w:r>
         <w:rPr>
@@ -9261,6 +9823,8 @@
       <w:pPr>
         <w:pStyle w:val="CodeBlock"/>
         <w:keepLines/>
+        <w:spacing w:after="60"/>
+        <w:ind w:left="283" w:right="170"/>
       </w:pPr>
       <w:r>
         <w:rPr>
@@ -9301,10 +9865,10 @@
             <w:tcW w:type="dxa" w:w="9525"/>
             <w:shd w:fill="F2F2F2"/>
             <w:tcMar>
-              <w:top w:w="140" w:type="dxa"/>
-              <w:start w:w="180" w:type="dxa"/>
-              <w:bottom w:w="140" w:type="dxa"/>
-              <w:end w:w="180" w:type="dxa"/>
+              <w:top w:w="180" w:type="dxa"/>
+              <w:start w:w="220" w:type="dxa"/>
+              <w:bottom w:w="180" w:type="dxa"/>
+              <w:end w:w="220" w:type="dxa"/>
             </w:tcMar>
             <w:vAlign w:val="center"/>
           </w:tcPr>
@@ -9394,6 +9958,8 @@
       <w:pPr>
         <w:pStyle w:val="CodeBlock"/>
         <w:keepLines/>
+        <w:spacing w:before="60"/>
+        <w:ind w:left="283" w:right="170"/>
       </w:pPr>
       <w:r>
         <w:rPr>
@@ -9408,6 +9974,7 @@
       <w:pPr>
         <w:pStyle w:val="CodeBlock"/>
         <w:keepLines/>
+        <w:ind w:left="283" w:right="170"/>
       </w:pPr>
       <w:r>
         <w:rPr>
@@ -9422,6 +9989,7 @@
       <w:pPr>
         <w:pStyle w:val="CodeBlock"/>
         <w:keepLines/>
+        <w:ind w:left="283" w:right="170"/>
       </w:pPr>
       <w:r>
         <w:rPr>
@@ -9436,6 +10004,7 @@
       <w:pPr>
         <w:pStyle w:val="CodeBlock"/>
         <w:keepLines/>
+        <w:ind w:left="283" w:right="170"/>
       </w:pPr>
       <w:r>
         <w:rPr>
@@ -9450,6 +10019,7 @@
       <w:pPr>
         <w:pStyle w:val="CodeBlock"/>
         <w:keepLines/>
+        <w:ind w:left="283" w:right="170"/>
       </w:pPr>
       <w:r>
         <w:rPr>
@@ -9464,6 +10034,7 @@
       <w:pPr>
         <w:pStyle w:val="CodeBlock"/>
         <w:keepLines/>
+        <w:ind w:left="283" w:right="170"/>
       </w:pPr>
       <w:r>
         <w:rPr>
@@ -9478,6 +10049,7 @@
       <w:pPr>
         <w:pStyle w:val="CodeBlock"/>
         <w:keepLines/>
+        <w:ind w:left="283" w:right="170"/>
       </w:pPr>
       <w:r>
         <w:rPr>
@@ -9492,6 +10064,7 @@
       <w:pPr>
         <w:pStyle w:val="CodeBlock"/>
         <w:keepLines/>
+        <w:ind w:left="283" w:right="170"/>
       </w:pPr>
       <w:r>
         <w:rPr>
@@ -9506,6 +10079,7 @@
       <w:pPr>
         <w:pStyle w:val="CodeBlock"/>
         <w:keepLines/>
+        <w:ind w:left="283" w:right="170"/>
       </w:pPr>
       <w:r>
         <w:rPr>
@@ -9520,6 +10094,7 @@
       <w:pPr>
         <w:pStyle w:val="CodeBlock"/>
         <w:keepLines/>
+        <w:ind w:left="283" w:right="170"/>
       </w:pPr>
       <w:r>
         <w:rPr>
@@ -9534,6 +10109,7 @@
       <w:pPr>
         <w:pStyle w:val="CodeBlock"/>
         <w:keepLines/>
+        <w:ind w:left="283" w:right="170"/>
       </w:pPr>
       <w:r>
         <w:rPr>
@@ -9548,6 +10124,7 @@
       <w:pPr>
         <w:pStyle w:val="CodeBlock"/>
         <w:keepLines/>
+        <w:ind w:left="283" w:right="170"/>
       </w:pPr>
       <w:r>
         <w:rPr>
@@ -9562,6 +10139,7 @@
       <w:pPr>
         <w:pStyle w:val="CodeBlock"/>
         <w:keepLines/>
+        <w:ind w:left="283" w:right="170"/>
       </w:pPr>
       <w:r>
         <w:rPr>
@@ -9576,6 +10154,7 @@
       <w:pPr>
         <w:pStyle w:val="CodeBlock"/>
         <w:keepLines/>
+        <w:ind w:left="283" w:right="170"/>
       </w:pPr>
       <w:r>
         <w:rPr>
@@ -9590,6 +10169,7 @@
       <w:pPr>
         <w:pStyle w:val="CodeBlock"/>
         <w:keepLines/>
+        <w:ind w:left="283" w:right="170"/>
       </w:pPr>
       <w:r>
         <w:rPr>
@@ -9604,6 +10184,7 @@
       <w:pPr>
         <w:pStyle w:val="CodeBlock"/>
         <w:keepLines/>
+        <w:ind w:left="283" w:right="170"/>
       </w:pPr>
       <w:r>
         <w:rPr>
@@ -9618,6 +10199,7 @@
       <w:pPr>
         <w:pStyle w:val="CodeBlock"/>
         <w:keepLines/>
+        <w:ind w:left="283" w:right="170"/>
       </w:pPr>
       <w:r>
         <w:rPr>
@@ -9632,6 +10214,7 @@
       <w:pPr>
         <w:pStyle w:val="CodeBlock"/>
         <w:keepLines/>
+        <w:ind w:left="283" w:right="170"/>
       </w:pPr>
       <w:r>
         <w:rPr>
@@ -9646,6 +10229,7 @@
       <w:pPr>
         <w:pStyle w:val="CodeBlock"/>
         <w:keepLines/>
+        <w:ind w:left="283" w:right="170"/>
       </w:pPr>
       <w:r>
         <w:rPr>
@@ -9660,6 +10244,7 @@
       <w:pPr>
         <w:pStyle w:val="CodeBlock"/>
         <w:keepLines/>
+        <w:ind w:left="283" w:right="170"/>
       </w:pPr>
       <w:r>
         <w:rPr>
@@ -9674,6 +10259,7 @@
       <w:pPr>
         <w:pStyle w:val="CodeBlock"/>
         <w:keepLines/>
+        <w:ind w:left="283" w:right="170"/>
       </w:pPr>
       <w:r>
         <w:rPr>
@@ -9688,6 +10274,7 @@
       <w:pPr>
         <w:pStyle w:val="CodeBlock"/>
         <w:keepLines/>
+        <w:ind w:left="283" w:right="170"/>
       </w:pPr>
       <w:r>
         <w:rPr>
@@ -9702,6 +10289,7 @@
       <w:pPr>
         <w:pStyle w:val="CodeBlock"/>
         <w:keepLines/>
+        <w:ind w:left="283" w:right="170"/>
       </w:pPr>
       <w:r>
         <w:rPr>
@@ -9716,6 +10304,7 @@
       <w:pPr>
         <w:pStyle w:val="CodeBlock"/>
         <w:keepLines/>
+        <w:ind w:left="283" w:right="170"/>
       </w:pPr>
       <w:r>
         <w:rPr>
@@ -9730,6 +10319,7 @@
       <w:pPr>
         <w:pStyle w:val="CodeBlock"/>
         <w:keepLines/>
+        <w:ind w:left="283" w:right="170"/>
       </w:pPr>
       <w:r>
         <w:rPr>
@@ -9744,6 +10334,7 @@
       <w:pPr>
         <w:pStyle w:val="CodeBlock"/>
         <w:keepLines/>
+        <w:ind w:left="283" w:right="170"/>
       </w:pPr>
       <w:r>
         <w:rPr>
@@ -9758,6 +10349,7 @@
       <w:pPr>
         <w:pStyle w:val="CodeBlock"/>
         <w:keepLines/>
+        <w:ind w:left="283" w:right="170"/>
       </w:pPr>
       <w:r>
         <w:rPr>
@@ -9772,6 +10364,7 @@
       <w:pPr>
         <w:pStyle w:val="CodeBlock"/>
         <w:keepLines/>
+        <w:ind w:left="283" w:right="170"/>
       </w:pPr>
       <w:r>
         <w:rPr>
@@ -9786,6 +10379,7 @@
       <w:pPr>
         <w:pStyle w:val="CodeBlock"/>
         <w:keepLines/>
+        <w:ind w:left="283" w:right="170"/>
       </w:pPr>
       <w:r>
         <w:rPr>
@@ -9800,6 +10394,7 @@
       <w:pPr>
         <w:pStyle w:val="CodeBlock"/>
         <w:keepLines/>
+        <w:ind w:left="283" w:right="170"/>
       </w:pPr>
       <w:r>
         <w:rPr>
@@ -9814,6 +10409,7 @@
       <w:pPr>
         <w:pStyle w:val="CodeBlock"/>
         <w:keepLines/>
+        <w:ind w:left="283" w:right="170"/>
       </w:pPr>
       <w:r>
         <w:rPr>
@@ -9828,6 +10424,7 @@
       <w:pPr>
         <w:pStyle w:val="CodeBlock"/>
         <w:keepLines/>
+        <w:ind w:left="283" w:right="170"/>
       </w:pPr>
       <w:r>
         <w:rPr>
@@ -9842,6 +10439,7 @@
       <w:pPr>
         <w:pStyle w:val="CodeBlock"/>
         <w:keepLines/>
+        <w:ind w:left="283" w:right="170"/>
       </w:pPr>
       <w:r>
         <w:rPr>
@@ -9856,6 +10454,7 @@
       <w:pPr>
         <w:pStyle w:val="CodeBlock"/>
         <w:keepLines/>
+        <w:ind w:left="283" w:right="170"/>
       </w:pPr>
       <w:r>
         <w:rPr>
@@ -9870,6 +10469,7 @@
       <w:pPr>
         <w:pStyle w:val="CodeBlock"/>
         <w:keepLines/>
+        <w:ind w:left="283" w:right="170"/>
       </w:pPr>
       <w:r>
         <w:rPr>
@@ -9884,6 +10484,7 @@
       <w:pPr>
         <w:pStyle w:val="CodeBlock"/>
         <w:keepLines/>
+        <w:ind w:left="283" w:right="170"/>
       </w:pPr>
       <w:r>
         <w:rPr>
@@ -9898,6 +10499,7 @@
       <w:pPr>
         <w:pStyle w:val="CodeBlock"/>
         <w:keepLines/>
+        <w:ind w:left="283" w:right="170"/>
       </w:pPr>
       <w:r>
         <w:rPr>
@@ -9912,6 +10514,7 @@
       <w:pPr>
         <w:pStyle w:val="CodeBlock"/>
         <w:keepLines/>
+        <w:ind w:left="283" w:right="170"/>
       </w:pPr>
       <w:r>
         <w:rPr>
@@ -9926,6 +10529,7 @@
       <w:pPr>
         <w:pStyle w:val="CodeBlock"/>
         <w:keepLines/>
+        <w:ind w:left="283" w:right="170"/>
       </w:pPr>
       <w:r>
         <w:rPr>
@@ -9940,6 +10544,7 @@
       <w:pPr>
         <w:pStyle w:val="CodeBlock"/>
         <w:keepLines/>
+        <w:ind w:left="283" w:right="170"/>
       </w:pPr>
       <w:r>
         <w:rPr>
@@ -9954,6 +10559,7 @@
       <w:pPr>
         <w:pStyle w:val="CodeBlock"/>
         <w:keepLines/>
+        <w:ind w:left="283" w:right="170"/>
       </w:pPr>
       <w:r>
         <w:rPr>
@@ -9968,6 +10574,7 @@
       <w:pPr>
         <w:pStyle w:val="CodeBlock"/>
         <w:keepLines/>
+        <w:ind w:left="283" w:right="170"/>
       </w:pPr>
       <w:r>
         <w:rPr>
@@ -9982,6 +10589,7 @@
       <w:pPr>
         <w:pStyle w:val="CodeBlock"/>
         <w:keepLines/>
+        <w:ind w:left="283" w:right="170"/>
       </w:pPr>
       <w:r>
         <w:rPr>
@@ -9996,6 +10604,7 @@
       <w:pPr>
         <w:pStyle w:val="CodeBlock"/>
         <w:keepLines/>
+        <w:ind w:left="283" w:right="170"/>
       </w:pPr>
       <w:r>
         <w:rPr>
@@ -10010,6 +10619,7 @@
       <w:pPr>
         <w:pStyle w:val="CodeBlock"/>
         <w:keepLines/>
+        <w:ind w:left="283" w:right="170"/>
       </w:pPr>
       <w:r>
         <w:rPr>
@@ -10024,6 +10634,7 @@
       <w:pPr>
         <w:pStyle w:val="CodeBlock"/>
         <w:keepLines/>
+        <w:ind w:left="283" w:right="170"/>
       </w:pPr>
       <w:r>
         <w:rPr>
@@ -10038,6 +10649,7 @@
       <w:pPr>
         <w:pStyle w:val="CodeBlock"/>
         <w:keepLines/>
+        <w:ind w:left="283" w:right="170"/>
       </w:pPr>
       <w:r>
         <w:rPr>
@@ -10052,6 +10664,7 @@
       <w:pPr>
         <w:pStyle w:val="CodeBlock"/>
         <w:keepLines/>
+        <w:ind w:left="283" w:right="170"/>
       </w:pPr>
       <w:r>
         <w:rPr>
@@ -10066,6 +10679,7 @@
       <w:pPr>
         <w:pStyle w:val="CodeBlock"/>
         <w:keepLines/>
+        <w:ind w:left="283" w:right="170"/>
       </w:pPr>
       <w:r>
         <w:rPr>
@@ -10080,6 +10694,7 @@
       <w:pPr>
         <w:pStyle w:val="CodeBlock"/>
         <w:keepLines/>
+        <w:ind w:left="283" w:right="170"/>
       </w:pPr>
       <w:r>
         <w:rPr>
@@ -10094,6 +10709,7 @@
       <w:pPr>
         <w:pStyle w:val="CodeBlock"/>
         <w:keepLines/>
+        <w:ind w:left="283" w:right="170"/>
       </w:pPr>
       <w:r>
         <w:rPr>
@@ -10108,6 +10724,7 @@
       <w:pPr>
         <w:pStyle w:val="CodeBlock"/>
         <w:keepLines/>
+        <w:ind w:left="283" w:right="170"/>
       </w:pPr>
       <w:r>
         <w:rPr>
@@ -10122,6 +10739,7 @@
       <w:pPr>
         <w:pStyle w:val="CodeBlock"/>
         <w:keepLines/>
+        <w:ind w:left="283" w:right="170"/>
       </w:pPr>
       <w:r>
         <w:rPr>
@@ -10136,6 +10754,7 @@
       <w:pPr>
         <w:pStyle w:val="CodeBlock"/>
         <w:keepLines/>
+        <w:ind w:left="283" w:right="170"/>
       </w:pPr>
       <w:r>
         <w:rPr>
@@ -10150,6 +10769,7 @@
       <w:pPr>
         <w:pStyle w:val="CodeBlock"/>
         <w:keepLines/>
+        <w:ind w:left="283" w:right="170"/>
       </w:pPr>
       <w:r>
         <w:rPr>
@@ -10164,6 +10784,7 @@
       <w:pPr>
         <w:pStyle w:val="CodeBlock"/>
         <w:keepLines/>
+        <w:ind w:left="283" w:right="170"/>
       </w:pPr>
       <w:r>
         <w:rPr>
@@ -10178,6 +10799,7 @@
       <w:pPr>
         <w:pStyle w:val="CodeBlock"/>
         <w:keepLines/>
+        <w:ind w:left="283" w:right="170"/>
       </w:pPr>
       <w:r>
         <w:rPr>
@@ -10192,6 +10814,7 @@
       <w:pPr>
         <w:pStyle w:val="CodeBlock"/>
         <w:keepLines/>
+        <w:ind w:left="283" w:right="170"/>
       </w:pPr>
       <w:r>
         <w:rPr>
@@ -10206,6 +10829,7 @@
       <w:pPr>
         <w:pStyle w:val="CodeBlock"/>
         <w:keepLines/>
+        <w:ind w:left="283" w:right="170"/>
       </w:pPr>
       <w:r>
         <w:rPr>
@@ -10220,6 +10844,7 @@
       <w:pPr>
         <w:pStyle w:val="CodeBlock"/>
         <w:keepLines/>
+        <w:ind w:left="283" w:right="170"/>
       </w:pPr>
       <w:r>
         <w:rPr>
@@ -10234,6 +10859,7 @@
       <w:pPr>
         <w:pStyle w:val="CodeBlock"/>
         <w:keepLines/>
+        <w:ind w:left="283" w:right="170"/>
       </w:pPr>
       <w:r>
         <w:rPr>
@@ -10248,6 +10874,8 @@
       <w:pPr>
         <w:pStyle w:val="CodeBlock"/>
         <w:keepLines/>
+        <w:spacing w:after="60"/>
+        <w:ind w:left="283" w:right="170"/>
       </w:pPr>
       <w:r>
         <w:rPr>
@@ -10288,10 +10916,10 @@
             <w:tcW w:type="dxa" w:w="9525"/>
             <w:shd w:fill="F2F2F2"/>
             <w:tcMar>
-              <w:top w:w="140" w:type="dxa"/>
-              <w:start w:w="180" w:type="dxa"/>
-              <w:bottom w:w="140" w:type="dxa"/>
-              <w:end w:w="180" w:type="dxa"/>
+              <w:top w:w="180" w:type="dxa"/>
+              <w:start w:w="220" w:type="dxa"/>
+              <w:bottom w:w="180" w:type="dxa"/>
+              <w:end w:w="220" w:type="dxa"/>
             </w:tcMar>
             <w:vAlign w:val="center"/>
           </w:tcPr>
@@ -10387,6 +11015,8 @@
       <w:pPr>
         <w:pStyle w:val="CodeBlock"/>
         <w:keepLines/>
+        <w:spacing w:before="60"/>
+        <w:ind w:left="283" w:right="170"/>
       </w:pPr>
       <w:r>
         <w:rPr>
@@ -10401,6 +11031,7 @@
       <w:pPr>
         <w:pStyle w:val="CodeBlock"/>
         <w:keepLines/>
+        <w:ind w:left="283" w:right="170"/>
       </w:pPr>
       <w:r>
         <w:rPr>
@@ -10415,6 +11046,7 @@
       <w:pPr>
         <w:pStyle w:val="CodeBlock"/>
         <w:keepLines/>
+        <w:ind w:left="283" w:right="170"/>
       </w:pPr>
       <w:r>
         <w:rPr>
@@ -10429,6 +11061,7 @@
       <w:pPr>
         <w:pStyle w:val="CodeBlock"/>
         <w:keepLines/>
+        <w:ind w:left="283" w:right="170"/>
       </w:pPr>
       <w:r>
         <w:rPr>
@@ -10443,6 +11076,7 @@
       <w:pPr>
         <w:pStyle w:val="CodeBlock"/>
         <w:keepLines/>
+        <w:ind w:left="283" w:right="170"/>
       </w:pPr>
       <w:r>
         <w:rPr>
@@ -10457,6 +11091,7 @@
       <w:pPr>
         <w:pStyle w:val="CodeBlock"/>
         <w:keepLines/>
+        <w:ind w:left="283" w:right="170"/>
       </w:pPr>
       <w:r>
         <w:rPr>
@@ -10471,6 +11106,7 @@
       <w:pPr>
         <w:pStyle w:val="CodeBlock"/>
         <w:keepLines/>
+        <w:ind w:left="283" w:right="170"/>
       </w:pPr>
       <w:r>
         <w:rPr>
@@ -10485,6 +11121,7 @@
       <w:pPr>
         <w:pStyle w:val="CodeBlock"/>
         <w:keepLines/>
+        <w:ind w:left="283" w:right="170"/>
       </w:pPr>
       <w:r>
         <w:rPr>
@@ -10499,6 +11136,7 @@
       <w:pPr>
         <w:pStyle w:val="CodeBlock"/>
         <w:keepLines/>
+        <w:ind w:left="283" w:right="170"/>
       </w:pPr>
       <w:r>
         <w:rPr>
@@ -10513,6 +11151,7 @@
       <w:pPr>
         <w:pStyle w:val="CodeBlock"/>
         <w:keepLines/>
+        <w:ind w:left="283" w:right="170"/>
       </w:pPr>
       <w:r>
         <w:rPr>
@@ -10527,6 +11166,7 @@
       <w:pPr>
         <w:pStyle w:val="CodeBlock"/>
         <w:keepLines/>
+        <w:ind w:left="283" w:right="170"/>
       </w:pPr>
       <w:r>
         <w:rPr>
@@ -10541,6 +11181,7 @@
       <w:pPr>
         <w:pStyle w:val="CodeBlock"/>
         <w:keepLines/>
+        <w:ind w:left="283" w:right="170"/>
       </w:pPr>
       <w:r>
         <w:rPr>
@@ -10555,6 +11196,7 @@
       <w:pPr>
         <w:pStyle w:val="CodeBlock"/>
         <w:keepLines/>
+        <w:ind w:left="283" w:right="170"/>
       </w:pPr>
       <w:r>
         <w:rPr>
@@ -10569,6 +11211,7 @@
       <w:pPr>
         <w:pStyle w:val="CodeBlock"/>
         <w:keepLines/>
+        <w:ind w:left="283" w:right="170"/>
       </w:pPr>
       <w:r>
         <w:rPr>
@@ -10583,6 +11226,7 @@
       <w:pPr>
         <w:pStyle w:val="CodeBlock"/>
         <w:keepLines/>
+        <w:ind w:left="283" w:right="170"/>
       </w:pPr>
       <w:r>
         <w:rPr>
@@ -10597,6 +11241,7 @@
       <w:pPr>
         <w:pStyle w:val="CodeBlock"/>
         <w:keepLines/>
+        <w:ind w:left="283" w:right="170"/>
       </w:pPr>
       <w:r>
         <w:rPr>
@@ -10611,6 +11256,7 @@
       <w:pPr>
         <w:pStyle w:val="CodeBlock"/>
         <w:keepLines/>
+        <w:ind w:left="283" w:right="170"/>
       </w:pPr>
       <w:r>
         <w:rPr>
@@ -10625,6 +11271,7 @@
       <w:pPr>
         <w:pStyle w:val="CodeBlock"/>
         <w:keepLines/>
+        <w:ind w:left="283" w:right="170"/>
       </w:pPr>
       <w:r>
         <w:rPr>
@@ -10639,6 +11286,7 @@
       <w:pPr>
         <w:pStyle w:val="CodeBlock"/>
         <w:keepLines/>
+        <w:ind w:left="283" w:right="170"/>
       </w:pPr>
       <w:r>
         <w:rPr>
@@ -10653,6 +11301,7 @@
       <w:pPr>
         <w:pStyle w:val="CodeBlock"/>
         <w:keepLines/>
+        <w:ind w:left="283" w:right="170"/>
       </w:pPr>
       <w:r>
         <w:rPr>
@@ -10667,6 +11316,7 @@
       <w:pPr>
         <w:pStyle w:val="CodeBlock"/>
         <w:keepLines/>
+        <w:ind w:left="283" w:right="170"/>
       </w:pPr>
       <w:r>
         <w:rPr>
@@ -10681,6 +11331,7 @@
       <w:pPr>
         <w:pStyle w:val="CodeBlock"/>
         <w:keepLines/>
+        <w:ind w:left="283" w:right="170"/>
       </w:pPr>
       <w:r>
         <w:rPr>
@@ -10695,6 +11346,7 @@
       <w:pPr>
         <w:pStyle w:val="CodeBlock"/>
         <w:keepLines/>
+        <w:ind w:left="283" w:right="170"/>
       </w:pPr>
       <w:r>
         <w:rPr>
@@ -10709,6 +11361,7 @@
       <w:pPr>
         <w:pStyle w:val="CodeBlock"/>
         <w:keepLines/>
+        <w:ind w:left="283" w:right="170"/>
       </w:pPr>
       <w:r>
         <w:rPr>
@@ -10723,6 +11376,7 @@
       <w:pPr>
         <w:pStyle w:val="CodeBlock"/>
         <w:keepLines/>
+        <w:ind w:left="283" w:right="170"/>
       </w:pPr>
       <w:r>
         <w:rPr>
@@ -10737,6 +11391,7 @@
       <w:pPr>
         <w:pStyle w:val="CodeBlock"/>
         <w:keepLines/>
+        <w:ind w:left="283" w:right="170"/>
       </w:pPr>
       <w:r>
         <w:rPr>
@@ -10751,6 +11406,7 @@
       <w:pPr>
         <w:pStyle w:val="CodeBlock"/>
         <w:keepLines/>
+        <w:ind w:left="283" w:right="170"/>
       </w:pPr>
       <w:r>
         <w:rPr>
@@ -10765,6 +11421,7 @@
       <w:pPr>
         <w:pStyle w:val="CodeBlock"/>
         <w:keepLines/>
+        <w:ind w:left="283" w:right="170"/>
       </w:pPr>
       <w:r>
         <w:rPr>
@@ -10779,6 +11436,7 @@
       <w:pPr>
         <w:pStyle w:val="CodeBlock"/>
         <w:keepLines/>
+        <w:ind w:left="283" w:right="170"/>
       </w:pPr>
       <w:r>
         <w:rPr>
@@ -10793,6 +11451,7 @@
       <w:pPr>
         <w:pStyle w:val="CodeBlock"/>
         <w:keepLines/>
+        <w:ind w:left="283" w:right="170"/>
       </w:pPr>
       <w:r>
         <w:rPr>
@@ -10807,6 +11466,7 @@
       <w:pPr>
         <w:pStyle w:val="CodeBlock"/>
         <w:keepLines/>
+        <w:ind w:left="283" w:right="170"/>
       </w:pPr>
       <w:r>
         <w:rPr>
@@ -10821,6 +11481,7 @@
       <w:pPr>
         <w:pStyle w:val="CodeBlock"/>
         <w:keepLines/>
+        <w:ind w:left="283" w:right="170"/>
       </w:pPr>
       <w:r>
         <w:rPr>
@@ -10835,6 +11496,7 @@
       <w:pPr>
         <w:pStyle w:val="CodeBlock"/>
         <w:keepLines/>
+        <w:ind w:left="283" w:right="170"/>
       </w:pPr>
       <w:r>
         <w:rPr>
@@ -10849,6 +11511,7 @@
       <w:pPr>
         <w:pStyle w:val="CodeBlock"/>
         <w:keepLines/>
+        <w:ind w:left="283" w:right="170"/>
       </w:pPr>
       <w:r>
         <w:rPr>
@@ -10863,6 +11526,7 @@
       <w:pPr>
         <w:pStyle w:val="CodeBlock"/>
         <w:keepLines/>
+        <w:ind w:left="283" w:right="170"/>
       </w:pPr>
       <w:r>
         <w:rPr>
@@ -10877,6 +11541,7 @@
       <w:pPr>
         <w:pStyle w:val="CodeBlock"/>
         <w:keepLines/>
+        <w:ind w:left="283" w:right="170"/>
       </w:pPr>
       <w:r>
         <w:rPr>
@@ -10891,6 +11556,7 @@
       <w:pPr>
         <w:pStyle w:val="CodeBlock"/>
         <w:keepLines/>
+        <w:ind w:left="283" w:right="170"/>
       </w:pPr>
       <w:r>
         <w:rPr>
@@ -10905,6 +11571,7 @@
       <w:pPr>
         <w:pStyle w:val="CodeBlock"/>
         <w:keepLines/>
+        <w:ind w:left="283" w:right="170"/>
       </w:pPr>
       <w:r>
         <w:rPr>
@@ -10919,6 +11586,7 @@
       <w:pPr>
         <w:pStyle w:val="CodeBlock"/>
         <w:keepLines/>
+        <w:ind w:left="283" w:right="170"/>
       </w:pPr>
       <w:r>
         <w:rPr>
@@ -10933,6 +11601,7 @@
       <w:pPr>
         <w:pStyle w:val="CodeBlock"/>
         <w:keepLines/>
+        <w:ind w:left="283" w:right="170"/>
       </w:pPr>
       <w:r>
         <w:rPr>
@@ -10947,6 +11616,7 @@
       <w:pPr>
         <w:pStyle w:val="CodeBlock"/>
         <w:keepLines/>
+        <w:ind w:left="283" w:right="170"/>
       </w:pPr>
       <w:r>
         <w:rPr>
@@ -10961,6 +11631,7 @@
       <w:pPr>
         <w:pStyle w:val="CodeBlock"/>
         <w:keepLines/>
+        <w:ind w:left="283" w:right="170"/>
       </w:pPr>
       <w:r>
         <w:rPr>
@@ -10975,6 +11646,7 @@
       <w:pPr>
         <w:pStyle w:val="CodeBlock"/>
         <w:keepLines/>
+        <w:ind w:left="283" w:right="170"/>
       </w:pPr>
       <w:r>
         <w:rPr>
@@ -10989,6 +11661,7 @@
       <w:pPr>
         <w:pStyle w:val="CodeBlock"/>
         <w:keepLines/>
+        <w:ind w:left="283" w:right="170"/>
       </w:pPr>
       <w:r>
         <w:rPr>
@@ -11003,6 +11676,7 @@
       <w:pPr>
         <w:pStyle w:val="CodeBlock"/>
         <w:keepLines/>
+        <w:ind w:left="283" w:right="170"/>
       </w:pPr>
       <w:r>
         <w:rPr>
@@ -11017,6 +11691,7 @@
       <w:pPr>
         <w:pStyle w:val="CodeBlock"/>
         <w:keepLines/>
+        <w:ind w:left="283" w:right="170"/>
       </w:pPr>
       <w:r>
         <w:rPr>
@@ -11031,6 +11706,7 @@
       <w:pPr>
         <w:pStyle w:val="CodeBlock"/>
         <w:keepLines/>
+        <w:ind w:left="283" w:right="170"/>
       </w:pPr>
       <w:r>
         <w:rPr>
@@ -11045,6 +11721,7 @@
       <w:pPr>
         <w:pStyle w:val="CodeBlock"/>
         <w:keepLines/>
+        <w:ind w:left="283" w:right="170"/>
       </w:pPr>
       <w:r>
         <w:rPr>
@@ -11059,6 +11736,7 @@
       <w:pPr>
         <w:pStyle w:val="CodeBlock"/>
         <w:keepLines/>
+        <w:ind w:left="283" w:right="170"/>
       </w:pPr>
       <w:r>
         <w:rPr>
@@ -11073,6 +11751,7 @@
       <w:pPr>
         <w:pStyle w:val="CodeBlock"/>
         <w:keepLines/>
+        <w:ind w:left="283" w:right="170"/>
       </w:pPr>
       <w:r>
         <w:rPr>
@@ -11087,6 +11766,7 @@
       <w:pPr>
         <w:pStyle w:val="CodeBlock"/>
         <w:keepLines/>
+        <w:ind w:left="283" w:right="170"/>
       </w:pPr>
       <w:r>
         <w:rPr>
@@ -11101,6 +11781,7 @@
       <w:pPr>
         <w:pStyle w:val="CodeBlock"/>
         <w:keepLines/>
+        <w:ind w:left="283" w:right="170"/>
       </w:pPr>
       <w:r>
         <w:rPr>
@@ -11115,6 +11796,7 @@
       <w:pPr>
         <w:pStyle w:val="CodeBlock"/>
         <w:keepLines/>
+        <w:ind w:left="283" w:right="170"/>
       </w:pPr>
       <w:r>
         <w:rPr>
@@ -11129,6 +11811,7 @@
       <w:pPr>
         <w:pStyle w:val="CodeBlock"/>
         <w:keepLines/>
+        <w:ind w:left="283" w:right="170"/>
       </w:pPr>
       <w:r>
         <w:rPr>
@@ -11143,6 +11826,7 @@
       <w:pPr>
         <w:pStyle w:val="CodeBlock"/>
         <w:keepLines/>
+        <w:ind w:left="283" w:right="170"/>
       </w:pPr>
       <w:r>
         <w:rPr>
@@ -11157,6 +11841,7 @@
       <w:pPr>
         <w:pStyle w:val="CodeBlock"/>
         <w:keepLines/>
+        <w:ind w:left="283" w:right="170"/>
       </w:pPr>
       <w:r>
         <w:rPr>
@@ -11171,6 +11856,7 @@
       <w:pPr>
         <w:pStyle w:val="CodeBlock"/>
         <w:keepLines/>
+        <w:ind w:left="283" w:right="170"/>
       </w:pPr>
       <w:r>
         <w:rPr>
@@ -11185,6 +11871,7 @@
       <w:pPr>
         <w:pStyle w:val="CodeBlock"/>
         <w:keepLines/>
+        <w:ind w:left="283" w:right="170"/>
       </w:pPr>
       <w:r>
         <w:rPr>
@@ -11199,6 +11886,8 @@
       <w:pPr>
         <w:pStyle w:val="CodeBlock"/>
         <w:keepLines/>
+        <w:spacing w:after="60"/>
+        <w:ind w:left="283" w:right="170"/>
       </w:pPr>
       <w:r>
         <w:rPr>
@@ -11239,10 +11928,10 @@
             <w:tcW w:type="dxa" w:w="9525"/>
             <w:shd w:fill="F2F2F2"/>
             <w:tcMar>
-              <w:top w:w="140" w:type="dxa"/>
-              <w:start w:w="180" w:type="dxa"/>
-              <w:bottom w:w="140" w:type="dxa"/>
-              <w:end w:w="180" w:type="dxa"/>
+              <w:top w:w="180" w:type="dxa"/>
+              <w:start w:w="220" w:type="dxa"/>
+              <w:bottom w:w="180" w:type="dxa"/>
+              <w:end w:w="220" w:type="dxa"/>
             </w:tcMar>
             <w:vAlign w:val="center"/>
           </w:tcPr>
@@ -11328,6 +12017,8 @@
       <w:pPr>
         <w:pStyle w:val="CodeBlock"/>
         <w:keepLines/>
+        <w:spacing w:before="60"/>
+        <w:ind w:left="283" w:right="170"/>
       </w:pPr>
       <w:r>
         <w:rPr>
@@ -11342,6 +12033,7 @@
       <w:pPr>
         <w:pStyle w:val="CodeBlock"/>
         <w:keepLines/>
+        <w:ind w:left="283" w:right="170"/>
       </w:pPr>
       <w:r>
         <w:rPr>
@@ -11356,6 +12048,7 @@
       <w:pPr>
         <w:pStyle w:val="CodeBlock"/>
         <w:keepLines/>
+        <w:ind w:left="283" w:right="170"/>
       </w:pPr>
       <w:r>
         <w:rPr>
@@ -11370,6 +12063,7 @@
       <w:pPr>
         <w:pStyle w:val="CodeBlock"/>
         <w:keepLines/>
+        <w:ind w:left="283" w:right="170"/>
       </w:pPr>
       <w:r>
         <w:rPr>
@@ -11384,6 +12078,7 @@
       <w:pPr>
         <w:pStyle w:val="CodeBlock"/>
         <w:keepLines/>
+        <w:ind w:left="283" w:right="170"/>
       </w:pPr>
       <w:r>
         <w:rPr>
@@ -11398,6 +12093,7 @@
       <w:pPr>
         <w:pStyle w:val="CodeBlock"/>
         <w:keepLines/>
+        <w:ind w:left="283" w:right="170"/>
       </w:pPr>
       <w:r>
         <w:rPr>
@@ -11412,6 +12108,7 @@
       <w:pPr>
         <w:pStyle w:val="CodeBlock"/>
         <w:keepLines/>
+        <w:ind w:left="283" w:right="170"/>
       </w:pPr>
       <w:r>
         <w:rPr>
@@ -11426,6 +12123,7 @@
       <w:pPr>
         <w:pStyle w:val="CodeBlock"/>
         <w:keepLines/>
+        <w:ind w:left="283" w:right="170"/>
       </w:pPr>
       <w:r>
         <w:rPr>
@@ -11440,6 +12138,7 @@
       <w:pPr>
         <w:pStyle w:val="CodeBlock"/>
         <w:keepLines/>
+        <w:ind w:left="283" w:right="170"/>
       </w:pPr>
       <w:r>
         <w:rPr>
@@ -11454,6 +12153,7 @@
       <w:pPr>
         <w:pStyle w:val="CodeBlock"/>
         <w:keepLines/>
+        <w:ind w:left="283" w:right="170"/>
       </w:pPr>
       <w:r>
         <w:rPr>
@@ -11468,6 +12168,7 @@
       <w:pPr>
         <w:pStyle w:val="CodeBlock"/>
         <w:keepLines/>
+        <w:ind w:left="283" w:right="170"/>
       </w:pPr>
       <w:r>
         <w:rPr>
@@ -11482,6 +12183,7 @@
       <w:pPr>
         <w:pStyle w:val="CodeBlock"/>
         <w:keepLines/>
+        <w:ind w:left="283" w:right="170"/>
       </w:pPr>
       <w:r>
         <w:rPr>
@@ -11496,6 +12198,7 @@
       <w:pPr>
         <w:pStyle w:val="CodeBlock"/>
         <w:keepLines/>
+        <w:ind w:left="283" w:right="170"/>
       </w:pPr>
       <w:r>
         <w:rPr>
@@ -11510,6 +12213,7 @@
       <w:pPr>
         <w:pStyle w:val="CodeBlock"/>
         <w:keepLines/>
+        <w:ind w:left="283" w:right="170"/>
       </w:pPr>
       <w:r>
         <w:rPr>
@@ -11524,6 +12228,7 @@
       <w:pPr>
         <w:pStyle w:val="CodeBlock"/>
         <w:keepLines/>
+        <w:ind w:left="283" w:right="170"/>
       </w:pPr>
       <w:r>
         <w:rPr>
@@ -11538,6 +12243,7 @@
       <w:pPr>
         <w:pStyle w:val="CodeBlock"/>
         <w:keepLines/>
+        <w:ind w:left="283" w:right="170"/>
       </w:pPr>
       <w:r>
         <w:rPr>
@@ -11552,6 +12258,7 @@
       <w:pPr>
         <w:pStyle w:val="CodeBlock"/>
         <w:keepLines/>
+        <w:ind w:left="283" w:right="170"/>
       </w:pPr>
       <w:r>
         <w:rPr>
@@ -11566,6 +12273,7 @@
       <w:pPr>
         <w:pStyle w:val="CodeBlock"/>
         <w:keepLines/>
+        <w:ind w:left="283" w:right="170"/>
       </w:pPr>
       <w:r>
         <w:rPr>
@@ -11580,6 +12288,7 @@
       <w:pPr>
         <w:pStyle w:val="CodeBlock"/>
         <w:keepLines/>
+        <w:ind w:left="283" w:right="170"/>
       </w:pPr>
       <w:r>
         <w:rPr>
@@ -11594,6 +12303,7 @@
       <w:pPr>
         <w:pStyle w:val="CodeBlock"/>
         <w:keepLines/>
+        <w:ind w:left="283" w:right="170"/>
       </w:pPr>
       <w:r>
         <w:rPr>
@@ -11608,6 +12318,7 @@
       <w:pPr>
         <w:pStyle w:val="CodeBlock"/>
         <w:keepLines/>
+        <w:ind w:left="283" w:right="170"/>
       </w:pPr>
       <w:r>
         <w:rPr>
@@ -11622,6 +12333,7 @@
       <w:pPr>
         <w:pStyle w:val="CodeBlock"/>
         <w:keepLines/>
+        <w:ind w:left="283" w:right="170"/>
       </w:pPr>
       <w:r>
         <w:rPr>
@@ -11636,6 +12348,7 @@
       <w:pPr>
         <w:pStyle w:val="CodeBlock"/>
         <w:keepLines/>
+        <w:ind w:left="283" w:right="170"/>
       </w:pPr>
       <w:r>
         <w:rPr>
@@ -11650,6 +12363,7 @@
       <w:pPr>
         <w:pStyle w:val="CodeBlock"/>
         <w:keepLines/>
+        <w:ind w:left="283" w:right="170"/>
       </w:pPr>
       <w:r>
         <w:rPr>
@@ -11664,6 +12378,7 @@
       <w:pPr>
         <w:pStyle w:val="CodeBlock"/>
         <w:keepLines/>
+        <w:ind w:left="283" w:right="170"/>
       </w:pPr>
       <w:r>
         <w:rPr>
@@ -11678,6 +12393,7 @@
       <w:pPr>
         <w:pStyle w:val="CodeBlock"/>
         <w:keepLines/>
+        <w:ind w:left="283" w:right="170"/>
       </w:pPr>
       <w:r>
         <w:rPr>
@@ -11692,6 +12408,7 @@
       <w:pPr>
         <w:pStyle w:val="CodeBlock"/>
         <w:keepLines/>
+        <w:ind w:left="283" w:right="170"/>
       </w:pPr>
       <w:r>
         <w:rPr>
@@ -11706,6 +12423,7 @@
       <w:pPr>
         <w:pStyle w:val="CodeBlock"/>
         <w:keepLines/>
+        <w:ind w:left="283" w:right="170"/>
       </w:pPr>
       <w:r>
         <w:rPr>
@@ -11720,6 +12438,7 @@
       <w:pPr>
         <w:pStyle w:val="CodeBlock"/>
         <w:keepLines/>
+        <w:ind w:left="283" w:right="170"/>
       </w:pPr>
       <w:r>
         <w:rPr>
@@ -11734,6 +12453,7 @@
       <w:pPr>
         <w:pStyle w:val="CodeBlock"/>
         <w:keepLines/>
+        <w:ind w:left="283" w:right="170"/>
       </w:pPr>
       <w:r>
         <w:rPr>
@@ -11748,6 +12468,7 @@
       <w:pPr>
         <w:pStyle w:val="CodeBlock"/>
         <w:keepLines/>
+        <w:ind w:left="283" w:right="170"/>
       </w:pPr>
       <w:r>
         <w:rPr>
@@ -11762,6 +12483,7 @@
       <w:pPr>
         <w:pStyle w:val="CodeBlock"/>
         <w:keepLines/>
+        <w:ind w:left="283" w:right="170"/>
       </w:pPr>
       <w:r>
         <w:rPr>
@@ -11776,6 +12498,7 @@
       <w:pPr>
         <w:pStyle w:val="CodeBlock"/>
         <w:keepLines/>
+        <w:ind w:left="283" w:right="170"/>
       </w:pPr>
       <w:r>
         <w:rPr>
@@ -11790,6 +12513,7 @@
       <w:pPr>
         <w:pStyle w:val="CodeBlock"/>
         <w:keepLines/>
+        <w:ind w:left="283" w:right="170"/>
       </w:pPr>
       <w:r>
         <w:rPr>
@@ -11804,6 +12528,7 @@
       <w:pPr>
         <w:pStyle w:val="CodeBlock"/>
         <w:keepLines/>
+        <w:ind w:left="283" w:right="170"/>
       </w:pPr>
       <w:r>
         <w:rPr>
@@ -11818,6 +12543,7 @@
       <w:pPr>
         <w:pStyle w:val="CodeBlock"/>
         <w:keepLines/>
+        <w:ind w:left="283" w:right="170"/>
       </w:pPr>
       <w:r>
         <w:rPr>
@@ -11832,6 +12558,7 @@
       <w:pPr>
         <w:pStyle w:val="CodeBlock"/>
         <w:keepLines/>
+        <w:ind w:left="283" w:right="170"/>
       </w:pPr>
       <w:r>
         <w:rPr>
@@ -11846,6 +12573,7 @@
       <w:pPr>
         <w:pStyle w:val="CodeBlock"/>
         <w:keepLines/>
+        <w:ind w:left="283" w:right="170"/>
       </w:pPr>
       <w:r>
         <w:rPr>
@@ -11860,6 +12588,7 @@
       <w:pPr>
         <w:pStyle w:val="CodeBlock"/>
         <w:keepLines/>
+        <w:ind w:left="283" w:right="170"/>
       </w:pPr>
       <w:r>
         <w:rPr>
@@ -11874,6 +12603,7 @@
       <w:pPr>
         <w:pStyle w:val="CodeBlock"/>
         <w:keepLines/>
+        <w:ind w:left="283" w:right="170"/>
       </w:pPr>
       <w:r>
         <w:rPr>
@@ -11888,6 +12618,7 @@
       <w:pPr>
         <w:pStyle w:val="CodeBlock"/>
         <w:keepLines/>
+        <w:ind w:left="283" w:right="170"/>
       </w:pPr>
       <w:r>
         <w:rPr>
@@ -11902,6 +12633,7 @@
       <w:pPr>
         <w:pStyle w:val="CodeBlock"/>
         <w:keepLines/>
+        <w:ind w:left="283" w:right="170"/>
       </w:pPr>
       <w:r>
         <w:rPr>
@@ -11916,6 +12648,7 @@
       <w:pPr>
         <w:pStyle w:val="CodeBlock"/>
         <w:keepLines/>
+        <w:ind w:left="283" w:right="170"/>
       </w:pPr>
       <w:r>
         <w:rPr>
@@ -11930,6 +12663,7 @@
       <w:pPr>
         <w:pStyle w:val="CodeBlock"/>
         <w:keepLines/>
+        <w:ind w:left="283" w:right="170"/>
       </w:pPr>
       <w:r>
         <w:rPr>
@@ -11944,6 +12678,7 @@
       <w:pPr>
         <w:pStyle w:val="CodeBlock"/>
         <w:keepLines/>
+        <w:ind w:left="283" w:right="170"/>
       </w:pPr>
       <w:r>
         <w:rPr>
@@ -11958,6 +12693,7 @@
       <w:pPr>
         <w:pStyle w:val="CodeBlock"/>
         <w:keepLines/>
+        <w:ind w:left="283" w:right="170"/>
       </w:pPr>
       <w:r>
         <w:rPr>
@@ -11972,6 +12708,7 @@
       <w:pPr>
         <w:pStyle w:val="CodeBlock"/>
         <w:keepLines/>
+        <w:ind w:left="283" w:right="170"/>
       </w:pPr>
       <w:r>
         <w:rPr>
@@ -11986,6 +12723,7 @@
       <w:pPr>
         <w:pStyle w:val="CodeBlock"/>
         <w:keepLines/>
+        <w:ind w:left="283" w:right="170"/>
       </w:pPr>
       <w:r>
         <w:rPr>
@@ -12000,6 +12738,7 @@
       <w:pPr>
         <w:pStyle w:val="CodeBlock"/>
         <w:keepLines/>
+        <w:ind w:left="283" w:right="170"/>
       </w:pPr>
       <w:r>
         <w:rPr>
@@ -12014,6 +12753,7 @@
       <w:pPr>
         <w:pStyle w:val="CodeBlock"/>
         <w:keepLines/>
+        <w:ind w:left="283" w:right="170"/>
       </w:pPr>
       <w:r>
         <w:rPr>
@@ -12028,6 +12768,7 @@
       <w:pPr>
         <w:pStyle w:val="CodeBlock"/>
         <w:keepLines/>
+        <w:ind w:left="283" w:right="170"/>
       </w:pPr>
       <w:r>
         <w:rPr>
@@ -12042,6 +12783,7 @@
       <w:pPr>
         <w:pStyle w:val="CodeBlock"/>
         <w:keepLines/>
+        <w:ind w:left="283" w:right="170"/>
       </w:pPr>
       <w:r>
         <w:rPr>
@@ -12056,6 +12798,7 @@
       <w:pPr>
         <w:pStyle w:val="CodeBlock"/>
         <w:keepLines/>
+        <w:ind w:left="283" w:right="170"/>
       </w:pPr>
       <w:r>
         <w:rPr>
@@ -12070,6 +12813,7 @@
       <w:pPr>
         <w:pStyle w:val="CodeBlock"/>
         <w:keepLines/>
+        <w:ind w:left="283" w:right="170"/>
       </w:pPr>
       <w:r>
         <w:rPr>
@@ -12084,6 +12828,7 @@
       <w:pPr>
         <w:pStyle w:val="CodeBlock"/>
         <w:keepLines/>
+        <w:ind w:left="283" w:right="170"/>
       </w:pPr>
       <w:r>
         <w:rPr>
@@ -12098,6 +12843,7 @@
       <w:pPr>
         <w:pStyle w:val="CodeBlock"/>
         <w:keepLines/>
+        <w:ind w:left="283" w:right="170"/>
       </w:pPr>
       <w:r>
         <w:rPr>
@@ -12112,6 +12858,7 @@
       <w:pPr>
         <w:pStyle w:val="CodeBlock"/>
         <w:keepLines/>
+        <w:ind w:left="283" w:right="170"/>
       </w:pPr>
       <w:r>
         <w:rPr>
@@ -12126,6 +12873,7 @@
       <w:pPr>
         <w:pStyle w:val="CodeBlock"/>
         <w:keepLines/>
+        <w:ind w:left="283" w:right="170"/>
       </w:pPr>
       <w:r>
         <w:rPr>
@@ -12140,6 +12888,7 @@
       <w:pPr>
         <w:pStyle w:val="CodeBlock"/>
         <w:keepLines/>
+        <w:ind w:left="283" w:right="170"/>
       </w:pPr>
       <w:r>
         <w:rPr>
@@ -12154,6 +12903,7 @@
       <w:pPr>
         <w:pStyle w:val="CodeBlock"/>
         <w:keepLines/>
+        <w:ind w:left="283" w:right="170"/>
       </w:pPr>
       <w:r>
         <w:rPr>
@@ -12168,6 +12918,7 @@
       <w:pPr>
         <w:pStyle w:val="CodeBlock"/>
         <w:keepLines/>
+        <w:ind w:left="283" w:right="170"/>
       </w:pPr>
       <w:r>
         <w:rPr>
@@ -12182,6 +12933,7 @@
       <w:pPr>
         <w:pStyle w:val="CodeBlock"/>
         <w:keepLines/>
+        <w:ind w:left="283" w:right="170"/>
       </w:pPr>
       <w:r>
         <w:rPr>
@@ -12196,6 +12948,7 @@
       <w:pPr>
         <w:pStyle w:val="CodeBlock"/>
         <w:keepLines/>
+        <w:ind w:left="283" w:right="170"/>
       </w:pPr>
       <w:r>
         <w:rPr>
@@ -12210,6 +12963,7 @@
       <w:pPr>
         <w:pStyle w:val="CodeBlock"/>
         <w:keepLines/>
+        <w:ind w:left="283" w:right="170"/>
       </w:pPr>
       <w:r>
         <w:rPr>
@@ -12224,6 +12978,7 @@
       <w:pPr>
         <w:pStyle w:val="CodeBlock"/>
         <w:keepLines/>
+        <w:ind w:left="283" w:right="170"/>
       </w:pPr>
       <w:r>
         <w:rPr>
@@ -12238,6 +12993,7 @@
       <w:pPr>
         <w:pStyle w:val="CodeBlock"/>
         <w:keepLines/>
+        <w:ind w:left="283" w:right="170"/>
       </w:pPr>
       <w:r>
         <w:rPr>
@@ -12252,6 +13008,7 @@
       <w:pPr>
         <w:pStyle w:val="CodeBlock"/>
         <w:keepLines/>
+        <w:ind w:left="283" w:right="170"/>
       </w:pPr>
       <w:r>
         <w:rPr>
@@ -12266,6 +13023,7 @@
       <w:pPr>
         <w:pStyle w:val="CodeBlock"/>
         <w:keepLines/>
+        <w:ind w:left="283" w:right="170"/>
       </w:pPr>
       <w:r>
         <w:rPr>
@@ -12280,6 +13038,7 @@
       <w:pPr>
         <w:pStyle w:val="CodeBlock"/>
         <w:keepLines/>
+        <w:ind w:left="283" w:right="170"/>
       </w:pPr>
       <w:r>
         <w:rPr>
@@ -12294,6 +13053,7 @@
       <w:pPr>
         <w:pStyle w:val="CodeBlock"/>
         <w:keepLines/>
+        <w:ind w:left="283" w:right="170"/>
       </w:pPr>
       <w:r>
         <w:rPr>
@@ -12308,6 +13068,7 @@
       <w:pPr>
         <w:pStyle w:val="CodeBlock"/>
         <w:keepLines/>
+        <w:ind w:left="283" w:right="170"/>
       </w:pPr>
       <w:r>
         <w:rPr>
@@ -12322,6 +13083,7 @@
       <w:pPr>
         <w:pStyle w:val="CodeBlock"/>
         <w:keepLines/>
+        <w:ind w:left="283" w:right="170"/>
       </w:pPr>
       <w:r>
         <w:rPr>
@@ -12336,6 +13098,7 @@
       <w:pPr>
         <w:pStyle w:val="CodeBlock"/>
         <w:keepLines/>
+        <w:ind w:left="283" w:right="170"/>
       </w:pPr>
       <w:r>
         <w:rPr>
@@ -12350,6 +13113,7 @@
       <w:pPr>
         <w:pStyle w:val="CodeBlock"/>
         <w:keepLines/>
+        <w:ind w:left="283" w:right="170"/>
       </w:pPr>
       <w:r>
         <w:rPr>
@@ -12364,6 +13128,7 @@
       <w:pPr>
         <w:pStyle w:val="CodeBlock"/>
         <w:keepLines/>
+        <w:ind w:left="283" w:right="170"/>
       </w:pPr>
       <w:r>
         <w:rPr>
@@ -12378,6 +13143,7 @@
       <w:pPr>
         <w:pStyle w:val="CodeBlock"/>
         <w:keepLines/>
+        <w:ind w:left="283" w:right="170"/>
       </w:pPr>
       <w:r>
         <w:rPr>
@@ -12392,6 +13158,7 @@
       <w:pPr>
         <w:pStyle w:val="CodeBlock"/>
         <w:keepLines/>
+        <w:ind w:left="283" w:right="170"/>
       </w:pPr>
       <w:r>
         <w:rPr>
@@ -12406,6 +13173,7 @@
       <w:pPr>
         <w:pStyle w:val="CodeBlock"/>
         <w:keepLines/>
+        <w:ind w:left="283" w:right="170"/>
       </w:pPr>
       <w:r>
         <w:rPr>
@@ -12420,6 +13188,7 @@
       <w:pPr>
         <w:pStyle w:val="CodeBlock"/>
         <w:keepLines/>
+        <w:ind w:left="283" w:right="170"/>
       </w:pPr>
       <w:r>
         <w:rPr>
@@ -12434,6 +13203,7 @@
       <w:pPr>
         <w:pStyle w:val="CodeBlock"/>
         <w:keepLines/>
+        <w:ind w:left="283" w:right="170"/>
       </w:pPr>
       <w:r>
         <w:rPr>
@@ -12448,6 +13218,7 @@
       <w:pPr>
         <w:pStyle w:val="CodeBlock"/>
         <w:keepLines/>
+        <w:ind w:left="283" w:right="170"/>
       </w:pPr>
       <w:r>
         <w:rPr>
@@ -12462,6 +13233,7 @@
       <w:pPr>
         <w:pStyle w:val="CodeBlock"/>
         <w:keepLines/>
+        <w:ind w:left="283" w:right="170"/>
       </w:pPr>
       <w:r>
         <w:rPr>
@@ -12476,6 +13248,7 @@
       <w:pPr>
         <w:pStyle w:val="CodeBlock"/>
         <w:keepLines/>
+        <w:ind w:left="283" w:right="170"/>
       </w:pPr>
       <w:r>
         <w:rPr>
@@ -12490,6 +13263,7 @@
       <w:pPr>
         <w:pStyle w:val="CodeBlock"/>
         <w:keepLines/>
+        <w:ind w:left="283" w:right="170"/>
       </w:pPr>
       <w:r>
         <w:rPr>
@@ -12504,6 +13278,8 @@
       <w:pPr>
         <w:pStyle w:val="CodeBlock"/>
         <w:keepLines/>
+        <w:spacing w:after="60"/>
+        <w:ind w:left="283" w:right="170"/>
       </w:pPr>
       <w:r>
         <w:rPr>
@@ -12544,10 +13320,10 @@
             <w:tcW w:type="dxa" w:w="9525"/>
             <w:shd w:fill="F2F2F2"/>
             <w:tcMar>
-              <w:top w:w="140" w:type="dxa"/>
-              <w:start w:w="180" w:type="dxa"/>
-              <w:bottom w:w="140" w:type="dxa"/>
-              <w:end w:w="180" w:type="dxa"/>
+              <w:top w:w="180" w:type="dxa"/>
+              <w:start w:w="220" w:type="dxa"/>
+              <w:bottom w:w="180" w:type="dxa"/>
+              <w:end w:w="220" w:type="dxa"/>
             </w:tcMar>
             <w:vAlign w:val="center"/>
           </w:tcPr>
@@ -12639,6 +13415,8 @@
       <w:pPr>
         <w:pStyle w:val="CodeBlock"/>
         <w:keepLines/>
+        <w:spacing w:before="60"/>
+        <w:ind w:left="283" w:right="170"/>
       </w:pPr>
       <w:r>
         <w:rPr>
@@ -12653,6 +13431,7 @@
       <w:pPr>
         <w:pStyle w:val="CodeBlock"/>
         <w:keepLines/>
+        <w:ind w:left="283" w:right="170"/>
       </w:pPr>
       <w:r>
         <w:rPr>
@@ -12667,6 +13446,7 @@
       <w:pPr>
         <w:pStyle w:val="CodeBlock"/>
         <w:keepLines/>
+        <w:ind w:left="283" w:right="170"/>
       </w:pPr>
       <w:r>
         <w:rPr>
@@ -12681,6 +13461,7 @@
       <w:pPr>
         <w:pStyle w:val="CodeBlock"/>
         <w:keepLines/>
+        <w:ind w:left="283" w:right="170"/>
       </w:pPr>
       <w:r>
         <w:rPr>
@@ -12695,6 +13476,7 @@
       <w:pPr>
         <w:pStyle w:val="CodeBlock"/>
         <w:keepLines/>
+        <w:ind w:left="283" w:right="170"/>
       </w:pPr>
       <w:r>
         <w:rPr>
@@ -12709,6 +13491,7 @@
       <w:pPr>
         <w:pStyle w:val="CodeBlock"/>
         <w:keepLines/>
+        <w:ind w:left="283" w:right="170"/>
       </w:pPr>
       <w:r>
         <w:rPr>
@@ -12723,6 +13506,7 @@
       <w:pPr>
         <w:pStyle w:val="CodeBlock"/>
         <w:keepLines/>
+        <w:ind w:left="283" w:right="170"/>
       </w:pPr>
       <w:r>
         <w:rPr>
@@ -12737,6 +13521,7 @@
       <w:pPr>
         <w:pStyle w:val="CodeBlock"/>
         <w:keepLines/>
+        <w:ind w:left="283" w:right="170"/>
       </w:pPr>
       <w:r>
         <w:rPr>
@@ -12751,6 +13536,7 @@
       <w:pPr>
         <w:pStyle w:val="CodeBlock"/>
         <w:keepLines/>
+        <w:ind w:left="283" w:right="170"/>
       </w:pPr>
       <w:r>
         <w:rPr>
@@ -12765,6 +13551,7 @@
       <w:pPr>
         <w:pStyle w:val="CodeBlock"/>
         <w:keepLines/>
+        <w:ind w:left="283" w:right="170"/>
       </w:pPr>
       <w:r>
         <w:rPr>
@@ -12779,6 +13566,7 @@
       <w:pPr>
         <w:pStyle w:val="CodeBlock"/>
         <w:keepLines/>
+        <w:ind w:left="283" w:right="170"/>
       </w:pPr>
       <w:r>
         <w:rPr>
@@ -12793,6 +13581,7 @@
       <w:pPr>
         <w:pStyle w:val="CodeBlock"/>
         <w:keepLines/>
+        <w:ind w:left="283" w:right="170"/>
       </w:pPr>
       <w:r>
         <w:rPr>
@@ -12807,6 +13596,7 @@
       <w:pPr>
         <w:pStyle w:val="CodeBlock"/>
         <w:keepLines/>
+        <w:ind w:left="283" w:right="170"/>
       </w:pPr>
       <w:r>
         <w:rPr>
@@ -12821,6 +13611,7 @@
       <w:pPr>
         <w:pStyle w:val="CodeBlock"/>
         <w:keepLines/>
+        <w:ind w:left="283" w:right="170"/>
       </w:pPr>
       <w:r>
         <w:rPr>
@@ -12835,6 +13626,7 @@
       <w:pPr>
         <w:pStyle w:val="CodeBlock"/>
         <w:keepLines/>
+        <w:ind w:left="283" w:right="170"/>
       </w:pPr>
       <w:r>
         <w:rPr>
@@ -12849,6 +13641,7 @@
       <w:pPr>
         <w:pStyle w:val="CodeBlock"/>
         <w:keepLines/>
+        <w:ind w:left="283" w:right="170"/>
       </w:pPr>
       <w:r>
         <w:rPr>
@@ -12863,6 +13656,7 @@
       <w:pPr>
         <w:pStyle w:val="CodeBlock"/>
         <w:keepLines/>
+        <w:ind w:left="283" w:right="170"/>
       </w:pPr>
       <w:r>
         <w:rPr>
@@ -12877,6 +13671,7 @@
       <w:pPr>
         <w:pStyle w:val="CodeBlock"/>
         <w:keepLines/>
+        <w:ind w:left="283" w:right="170"/>
       </w:pPr>
       <w:r>
         <w:rPr>
@@ -12891,6 +13686,7 @@
       <w:pPr>
         <w:pStyle w:val="CodeBlock"/>
         <w:keepLines/>
+        <w:ind w:left="283" w:right="170"/>
       </w:pPr>
       <w:r>
         <w:rPr>
@@ -12905,6 +13701,7 @@
       <w:pPr>
         <w:pStyle w:val="CodeBlock"/>
         <w:keepLines/>
+        <w:ind w:left="283" w:right="170"/>
       </w:pPr>
       <w:r>
         <w:rPr>
@@ -12919,6 +13716,7 @@
       <w:pPr>
         <w:pStyle w:val="CodeBlock"/>
         <w:keepLines/>
+        <w:ind w:left="283" w:right="170"/>
       </w:pPr>
       <w:r>
         <w:rPr>
@@ -12933,6 +13731,7 @@
       <w:pPr>
         <w:pStyle w:val="CodeBlock"/>
         <w:keepLines/>
+        <w:ind w:left="283" w:right="170"/>
       </w:pPr>
       <w:r>
         <w:rPr>
@@ -12947,6 +13746,7 @@
       <w:pPr>
         <w:pStyle w:val="CodeBlock"/>
         <w:keepLines/>
+        <w:ind w:left="283" w:right="170"/>
       </w:pPr>
       <w:r>
         <w:rPr>
@@ -12961,6 +13761,7 @@
       <w:pPr>
         <w:pStyle w:val="CodeBlock"/>
         <w:keepLines/>
+        <w:ind w:left="283" w:right="170"/>
       </w:pPr>
       <w:r>
         <w:rPr>
@@ -12975,6 +13776,7 @@
       <w:pPr>
         <w:pStyle w:val="CodeBlock"/>
         <w:keepLines/>
+        <w:ind w:left="283" w:right="170"/>
       </w:pPr>
       <w:r>
         <w:rPr>
@@ -12989,6 +13791,7 @@
       <w:pPr>
         <w:pStyle w:val="CodeBlock"/>
         <w:keepLines/>
+        <w:ind w:left="283" w:right="170"/>
       </w:pPr>
       <w:r>
         <w:rPr>
@@ -13003,6 +13806,7 @@
       <w:pPr>
         <w:pStyle w:val="CodeBlock"/>
         <w:keepLines/>
+        <w:ind w:left="283" w:right="170"/>
       </w:pPr>
       <w:r>
         <w:rPr>
@@ -13017,6 +13821,7 @@
       <w:pPr>
         <w:pStyle w:val="CodeBlock"/>
         <w:keepLines/>
+        <w:ind w:left="283" w:right="170"/>
       </w:pPr>
       <w:r>
         <w:rPr>
@@ -13031,6 +13836,7 @@
       <w:pPr>
         <w:pStyle w:val="CodeBlock"/>
         <w:keepLines/>
+        <w:ind w:left="283" w:right="170"/>
       </w:pPr>
       <w:r>
         <w:rPr>
@@ -13045,6 +13851,7 @@
       <w:pPr>
         <w:pStyle w:val="CodeBlock"/>
         <w:keepLines/>
+        <w:ind w:left="283" w:right="170"/>
       </w:pPr>
       <w:r>
         <w:rPr>
@@ -13059,6 +13866,7 @@
       <w:pPr>
         <w:pStyle w:val="CodeBlock"/>
         <w:keepLines/>
+        <w:ind w:left="283" w:right="170"/>
       </w:pPr>
       <w:r>
         <w:rPr>
@@ -13073,6 +13881,7 @@
       <w:pPr>
         <w:pStyle w:val="CodeBlock"/>
         <w:keepLines/>
+        <w:ind w:left="283" w:right="170"/>
       </w:pPr>
       <w:r>
         <w:rPr>
@@ -13087,6 +13896,7 @@
       <w:pPr>
         <w:pStyle w:val="CodeBlock"/>
         <w:keepLines/>
+        <w:ind w:left="283" w:right="170"/>
       </w:pPr>
       <w:r>
         <w:rPr>
@@ -13101,6 +13911,7 @@
       <w:pPr>
         <w:pStyle w:val="CodeBlock"/>
         <w:keepLines/>
+        <w:ind w:left="283" w:right="170"/>
       </w:pPr>
       <w:r>
         <w:rPr>
@@ -13115,6 +13926,7 @@
       <w:pPr>
         <w:pStyle w:val="CodeBlock"/>
         <w:keepLines/>
+        <w:ind w:left="283" w:right="170"/>
       </w:pPr>
       <w:r>
         <w:rPr>
@@ -13129,6 +13941,7 @@
       <w:pPr>
         <w:pStyle w:val="CodeBlock"/>
         <w:keepLines/>
+        <w:ind w:left="283" w:right="170"/>
       </w:pPr>
       <w:r>
         <w:rPr>
@@ -13143,6 +13956,7 @@
       <w:pPr>
         <w:pStyle w:val="CodeBlock"/>
         <w:keepLines/>
+        <w:ind w:left="283" w:right="170"/>
       </w:pPr>
       <w:r>
         <w:rPr>
@@ -13157,6 +13971,7 @@
       <w:pPr>
         <w:pStyle w:val="CodeBlock"/>
         <w:keepLines/>
+        <w:ind w:left="283" w:right="170"/>
       </w:pPr>
       <w:r>
         <w:rPr>
@@ -13171,6 +13986,7 @@
       <w:pPr>
         <w:pStyle w:val="CodeBlock"/>
         <w:keepLines/>
+        <w:ind w:left="283" w:right="170"/>
       </w:pPr>
       <w:r>
         <w:rPr>
@@ -13185,6 +14001,7 @@
       <w:pPr>
         <w:pStyle w:val="CodeBlock"/>
         <w:keepLines/>
+        <w:ind w:left="283" w:right="170"/>
       </w:pPr>
       <w:r>
         <w:rPr>
@@ -13199,6 +14016,7 @@
       <w:pPr>
         <w:pStyle w:val="CodeBlock"/>
         <w:keepLines/>
+        <w:ind w:left="283" w:right="170"/>
       </w:pPr>
       <w:r>
         <w:rPr>
@@ -13213,6 +14031,7 @@
       <w:pPr>
         <w:pStyle w:val="CodeBlock"/>
         <w:keepLines/>
+        <w:ind w:left="283" w:right="170"/>
       </w:pPr>
       <w:r>
         <w:rPr>
@@ -13227,6 +14046,7 @@
       <w:pPr>
         <w:pStyle w:val="CodeBlock"/>
         <w:keepLines/>
+        <w:ind w:left="283" w:right="170"/>
       </w:pPr>
       <w:r>
         <w:rPr>
@@ -13241,6 +14061,7 @@
       <w:pPr>
         <w:pStyle w:val="CodeBlock"/>
         <w:keepLines/>
+        <w:ind w:left="283" w:right="170"/>
       </w:pPr>
       <w:r>
         <w:rPr>
@@ -13255,6 +14076,7 @@
       <w:pPr>
         <w:pStyle w:val="CodeBlock"/>
         <w:keepLines/>
+        <w:ind w:left="283" w:right="170"/>
       </w:pPr>
       <w:r>
         <w:rPr>
@@ -13269,6 +14091,7 @@
       <w:pPr>
         <w:pStyle w:val="CodeBlock"/>
         <w:keepLines/>
+        <w:ind w:left="283" w:right="170"/>
       </w:pPr>
       <w:r>
         <w:rPr>
@@ -13283,6 +14106,7 @@
       <w:pPr>
         <w:pStyle w:val="CodeBlock"/>
         <w:keepLines/>
+        <w:ind w:left="283" w:right="170"/>
       </w:pPr>
       <w:r>
         <w:rPr>
@@ -13297,6 +14121,7 @@
       <w:pPr>
         <w:pStyle w:val="CodeBlock"/>
         <w:keepLines/>
+        <w:ind w:left="283" w:right="170"/>
       </w:pPr>
       <w:r>
         <w:rPr>
@@ -13311,6 +14136,7 @@
       <w:pPr>
         <w:pStyle w:val="CodeBlock"/>
         <w:keepLines/>
+        <w:ind w:left="283" w:right="170"/>
       </w:pPr>
       <w:r>
         <w:rPr>
@@ -13325,6 +14151,7 @@
       <w:pPr>
         <w:pStyle w:val="CodeBlock"/>
         <w:keepLines/>
+        <w:ind w:left="283" w:right="170"/>
       </w:pPr>
       <w:r>
         <w:rPr>
@@ -13339,6 +14166,7 @@
       <w:pPr>
         <w:pStyle w:val="CodeBlock"/>
         <w:keepLines/>
+        <w:ind w:left="283" w:right="170"/>
       </w:pPr>
       <w:r>
         <w:rPr>
@@ -13353,6 +14181,7 @@
       <w:pPr>
         <w:pStyle w:val="CodeBlock"/>
         <w:keepLines/>
+        <w:ind w:left="283" w:right="170"/>
       </w:pPr>
       <w:r>
         <w:rPr>
@@ -13367,6 +14196,7 @@
       <w:pPr>
         <w:pStyle w:val="CodeBlock"/>
         <w:keepLines/>
+        <w:ind w:left="283" w:right="170"/>
       </w:pPr>
       <w:r>
         <w:rPr>
@@ -13381,6 +14211,7 @@
       <w:pPr>
         <w:pStyle w:val="CodeBlock"/>
         <w:keepLines/>
+        <w:ind w:left="283" w:right="170"/>
       </w:pPr>
       <w:r>
         <w:rPr>
@@ -13395,6 +14226,7 @@
       <w:pPr>
         <w:pStyle w:val="CodeBlock"/>
         <w:keepLines/>
+        <w:ind w:left="283" w:right="170"/>
       </w:pPr>
       <w:r>
         <w:rPr>
@@ -13409,6 +14241,7 @@
       <w:pPr>
         <w:pStyle w:val="CodeBlock"/>
         <w:keepLines/>
+        <w:ind w:left="283" w:right="170"/>
       </w:pPr>
       <w:r>
         <w:rPr>
@@ -13423,6 +14256,8 @@
       <w:pPr>
         <w:pStyle w:val="CodeBlock"/>
         <w:keepLines/>
+        <w:spacing w:after="60"/>
+        <w:ind w:left="283" w:right="170"/>
       </w:pPr>
       <w:r>
         <w:rPr>
@@ -13463,10 +14298,10 @@
             <w:tcW w:type="dxa" w:w="9525"/>
             <w:shd w:fill="F2F2F2"/>
             <w:tcMar>
-              <w:top w:w="140" w:type="dxa"/>
-              <w:start w:w="180" w:type="dxa"/>
-              <w:bottom w:w="140" w:type="dxa"/>
-              <w:end w:w="180" w:type="dxa"/>
+              <w:top w:w="180" w:type="dxa"/>
+              <w:start w:w="220" w:type="dxa"/>
+              <w:bottom w:w="180" w:type="dxa"/>
+              <w:end w:w="220" w:type="dxa"/>
             </w:tcMar>
             <w:vAlign w:val="center"/>
           </w:tcPr>
@@ -13558,6 +14393,8 @@
       <w:pPr>
         <w:pStyle w:val="CodeBlock"/>
         <w:keepLines/>
+        <w:spacing w:before="60"/>
+        <w:ind w:left="283" w:right="170"/>
       </w:pPr>
       <w:r>
         <w:rPr>
@@ -13572,6 +14409,7 @@
       <w:pPr>
         <w:pStyle w:val="CodeBlock"/>
         <w:keepLines/>
+        <w:ind w:left="283" w:right="170"/>
       </w:pPr>
       <w:r>
         <w:rPr>
@@ -13586,6 +14424,7 @@
       <w:pPr>
         <w:pStyle w:val="CodeBlock"/>
         <w:keepLines/>
+        <w:ind w:left="283" w:right="170"/>
       </w:pPr>
       <w:r>
         <w:rPr>
@@ -13600,6 +14439,7 @@
       <w:pPr>
         <w:pStyle w:val="CodeBlock"/>
         <w:keepLines/>
+        <w:ind w:left="283" w:right="170"/>
       </w:pPr>
       <w:r>
         <w:rPr>
@@ -13614,6 +14454,7 @@
       <w:pPr>
         <w:pStyle w:val="CodeBlock"/>
         <w:keepLines/>
+        <w:ind w:left="283" w:right="170"/>
       </w:pPr>
       <w:r>
         <w:rPr>
@@ -13628,6 +14469,7 @@
       <w:pPr>
         <w:pStyle w:val="CodeBlock"/>
         <w:keepLines/>
+        <w:ind w:left="283" w:right="170"/>
       </w:pPr>
       <w:r>
         <w:rPr>
@@ -13642,6 +14484,7 @@
       <w:pPr>
         <w:pStyle w:val="CodeBlock"/>
         <w:keepLines/>
+        <w:ind w:left="283" w:right="170"/>
       </w:pPr>
       <w:r>
         <w:rPr>
@@ -13656,6 +14499,7 @@
       <w:pPr>
         <w:pStyle w:val="CodeBlock"/>
         <w:keepLines/>
+        <w:ind w:left="283" w:right="170"/>
       </w:pPr>
       <w:r>
         <w:rPr>
@@ -13670,6 +14514,7 @@
       <w:pPr>
         <w:pStyle w:val="CodeBlock"/>
         <w:keepLines/>
+        <w:ind w:left="283" w:right="170"/>
       </w:pPr>
       <w:r>
         <w:rPr>
@@ -13684,6 +14529,7 @@
       <w:pPr>
         <w:pStyle w:val="CodeBlock"/>
         <w:keepLines/>
+        <w:ind w:left="283" w:right="170"/>
       </w:pPr>
       <w:r>
         <w:rPr>
@@ -13698,6 +14544,7 @@
       <w:pPr>
         <w:pStyle w:val="CodeBlock"/>
         <w:keepLines/>
+        <w:ind w:left="283" w:right="170"/>
       </w:pPr>
       <w:r>
         <w:rPr>
@@ -13712,6 +14559,7 @@
       <w:pPr>
         <w:pStyle w:val="CodeBlock"/>
         <w:keepLines/>
+        <w:ind w:left="283" w:right="170"/>
       </w:pPr>
       <w:r>
         <w:rPr>
@@ -13726,6 +14574,7 @@
       <w:pPr>
         <w:pStyle w:val="CodeBlock"/>
         <w:keepLines/>
+        <w:ind w:left="283" w:right="170"/>
       </w:pPr>
       <w:r>
         <w:rPr>
@@ -13740,6 +14589,7 @@
       <w:pPr>
         <w:pStyle w:val="CodeBlock"/>
         <w:keepLines/>
+        <w:ind w:left="283" w:right="170"/>
       </w:pPr>
       <w:r>
         <w:rPr>
@@ -13754,6 +14604,7 @@
       <w:pPr>
         <w:pStyle w:val="CodeBlock"/>
         <w:keepLines/>
+        <w:ind w:left="283" w:right="170"/>
       </w:pPr>
       <w:r>
         <w:rPr>
@@ -13768,6 +14619,7 @@
       <w:pPr>
         <w:pStyle w:val="CodeBlock"/>
         <w:keepLines/>
+        <w:ind w:left="283" w:right="170"/>
       </w:pPr>
       <w:r>
         <w:rPr>
@@ -13782,6 +14634,7 @@
       <w:pPr>
         <w:pStyle w:val="CodeBlock"/>
         <w:keepLines/>
+        <w:ind w:left="283" w:right="170"/>
       </w:pPr>
       <w:r>
         <w:rPr>
@@ -13796,6 +14649,7 @@
       <w:pPr>
         <w:pStyle w:val="CodeBlock"/>
         <w:keepLines/>
+        <w:ind w:left="283" w:right="170"/>
       </w:pPr>
       <w:r>
         <w:rPr>
@@ -13810,6 +14664,7 @@
       <w:pPr>
         <w:pStyle w:val="CodeBlock"/>
         <w:keepLines/>
+        <w:ind w:left="283" w:right="170"/>
       </w:pPr>
       <w:r>
         <w:rPr>
@@ -13824,6 +14679,7 @@
       <w:pPr>
         <w:pStyle w:val="CodeBlock"/>
         <w:keepLines/>
+        <w:ind w:left="283" w:right="170"/>
       </w:pPr>
       <w:r>
         <w:rPr>
@@ -13838,6 +14694,7 @@
       <w:pPr>
         <w:pStyle w:val="CodeBlock"/>
         <w:keepLines/>
+        <w:ind w:left="283" w:right="170"/>
       </w:pPr>
       <w:r>
         <w:rPr>
@@ -13852,6 +14709,7 @@
       <w:pPr>
         <w:pStyle w:val="CodeBlock"/>
         <w:keepLines/>
+        <w:ind w:left="283" w:right="170"/>
       </w:pPr>
       <w:r>
         <w:rPr>
@@ -13866,6 +14724,7 @@
       <w:pPr>
         <w:pStyle w:val="CodeBlock"/>
         <w:keepLines/>
+        <w:ind w:left="283" w:right="170"/>
       </w:pPr>
       <w:r>
         <w:rPr>
@@ -13880,6 +14739,7 @@
       <w:pPr>
         <w:pStyle w:val="CodeBlock"/>
         <w:keepLines/>
+        <w:ind w:left="283" w:right="170"/>
       </w:pPr>
       <w:r>
         <w:rPr>
@@ -13894,6 +14754,7 @@
       <w:pPr>
         <w:pStyle w:val="CodeBlock"/>
         <w:keepLines/>
+        <w:ind w:left="283" w:right="170"/>
       </w:pPr>
       <w:r>
         <w:rPr>
@@ -13908,6 +14769,7 @@
       <w:pPr>
         <w:pStyle w:val="CodeBlock"/>
         <w:keepLines/>
+        <w:ind w:left="283" w:right="170"/>
       </w:pPr>
       <w:r>
         <w:rPr>
@@ -13922,6 +14784,7 @@
       <w:pPr>
         <w:pStyle w:val="CodeBlock"/>
         <w:keepLines/>
+        <w:ind w:left="283" w:right="170"/>
       </w:pPr>
       <w:r>
         <w:rPr>
@@ -13936,6 +14799,7 @@
       <w:pPr>
         <w:pStyle w:val="CodeBlock"/>
         <w:keepLines/>
+        <w:ind w:left="283" w:right="170"/>
       </w:pPr>
       <w:r>
         <w:rPr>
@@ -13950,6 +14814,7 @@
       <w:pPr>
         <w:pStyle w:val="CodeBlock"/>
         <w:keepLines/>
+        <w:ind w:left="283" w:right="170"/>
       </w:pPr>
       <w:r>
         <w:rPr>
@@ -13964,6 +14829,7 @@
       <w:pPr>
         <w:pStyle w:val="CodeBlock"/>
         <w:keepLines/>
+        <w:ind w:left="283" w:right="170"/>
       </w:pPr>
       <w:r>
         <w:rPr>
@@ -13978,6 +14844,7 @@
       <w:pPr>
         <w:pStyle w:val="CodeBlock"/>
         <w:keepLines/>
+        <w:ind w:left="283" w:right="170"/>
       </w:pPr>
       <w:r>
         <w:rPr>
@@ -13992,6 +14859,7 @@
       <w:pPr>
         <w:pStyle w:val="CodeBlock"/>
         <w:keepLines/>
+        <w:ind w:left="283" w:right="170"/>
       </w:pPr>
       <w:r>
         <w:rPr>
@@ -14006,6 +14874,7 @@
       <w:pPr>
         <w:pStyle w:val="CodeBlock"/>
         <w:keepLines/>
+        <w:ind w:left="283" w:right="170"/>
       </w:pPr>
       <w:r>
         <w:rPr>
@@ -14020,6 +14889,7 @@
       <w:pPr>
         <w:pStyle w:val="CodeBlock"/>
         <w:keepLines/>
+        <w:ind w:left="283" w:right="170"/>
       </w:pPr>
       <w:r>
         <w:rPr>
@@ -14034,6 +14904,7 @@
       <w:pPr>
         <w:pStyle w:val="CodeBlock"/>
         <w:keepLines/>
+        <w:ind w:left="283" w:right="170"/>
       </w:pPr>
       <w:r>
         <w:rPr>
@@ -14048,6 +14919,7 @@
       <w:pPr>
         <w:pStyle w:val="CodeBlock"/>
         <w:keepLines/>
+        <w:ind w:left="283" w:right="170"/>
       </w:pPr>
       <w:r>
         <w:rPr>
@@ -14062,6 +14934,7 @@
       <w:pPr>
         <w:pStyle w:val="CodeBlock"/>
         <w:keepLines/>
+        <w:ind w:left="283" w:right="170"/>
       </w:pPr>
       <w:r>
         <w:rPr>
@@ -14076,6 +14949,7 @@
       <w:pPr>
         <w:pStyle w:val="CodeBlock"/>
         <w:keepLines/>
+        <w:ind w:left="283" w:right="170"/>
       </w:pPr>
       <w:r>
         <w:rPr>
@@ -14090,6 +14964,7 @@
       <w:pPr>
         <w:pStyle w:val="CodeBlock"/>
         <w:keepLines/>
+        <w:ind w:left="283" w:right="170"/>
       </w:pPr>
       <w:r>
         <w:rPr>
@@ -14104,6 +14979,7 @@
       <w:pPr>
         <w:pStyle w:val="CodeBlock"/>
         <w:keepLines/>
+        <w:ind w:left="283" w:right="170"/>
       </w:pPr>
       <w:r>
         <w:rPr>
@@ -14118,6 +14994,7 @@
       <w:pPr>
         <w:pStyle w:val="CodeBlock"/>
         <w:keepLines/>
+        <w:ind w:left="283" w:right="170"/>
       </w:pPr>
       <w:r>
         <w:rPr>
@@ -14132,6 +15009,7 @@
       <w:pPr>
         <w:pStyle w:val="CodeBlock"/>
         <w:keepLines/>
+        <w:ind w:left="283" w:right="170"/>
       </w:pPr>
       <w:r>
         <w:rPr>
@@ -14146,6 +15024,7 @@
       <w:pPr>
         <w:pStyle w:val="CodeBlock"/>
         <w:keepLines/>
+        <w:ind w:left="283" w:right="170"/>
       </w:pPr>
       <w:r>
         <w:rPr>
@@ -14160,6 +15039,7 @@
       <w:pPr>
         <w:pStyle w:val="CodeBlock"/>
         <w:keepLines/>
+        <w:ind w:left="283" w:right="170"/>
       </w:pPr>
       <w:r>
         <w:rPr>
@@ -14174,6 +15054,7 @@
       <w:pPr>
         <w:pStyle w:val="CodeBlock"/>
         <w:keepLines/>
+        <w:ind w:left="283" w:right="170"/>
       </w:pPr>
       <w:r>
         <w:rPr>
@@ -14188,6 +15069,7 @@
       <w:pPr>
         <w:pStyle w:val="CodeBlock"/>
         <w:keepLines/>
+        <w:ind w:left="283" w:right="170"/>
       </w:pPr>
       <w:r>
         <w:rPr>
@@ -14202,6 +15084,7 @@
       <w:pPr>
         <w:pStyle w:val="CodeBlock"/>
         <w:keepLines/>
+        <w:ind w:left="283" w:right="170"/>
       </w:pPr>
       <w:r>
         <w:rPr>
@@ -14216,6 +15099,7 @@
       <w:pPr>
         <w:pStyle w:val="CodeBlock"/>
         <w:keepLines/>
+        <w:ind w:left="283" w:right="170"/>
       </w:pPr>
       <w:r>
         <w:rPr>
@@ -14230,6 +15114,7 @@
       <w:pPr>
         <w:pStyle w:val="CodeBlock"/>
         <w:keepLines/>
+        <w:ind w:left="283" w:right="170"/>
       </w:pPr>
       <w:r>
         <w:rPr>
@@ -14244,6 +15129,7 @@
       <w:pPr>
         <w:pStyle w:val="CodeBlock"/>
         <w:keepLines/>
+        <w:ind w:left="283" w:right="170"/>
       </w:pPr>
       <w:r>
         <w:rPr>
@@ -14258,6 +15144,7 @@
       <w:pPr>
         <w:pStyle w:val="CodeBlock"/>
         <w:keepLines/>
+        <w:ind w:left="283" w:right="170"/>
       </w:pPr>
       <w:r>
         <w:rPr>
@@ -14272,6 +15159,7 @@
       <w:pPr>
         <w:pStyle w:val="CodeBlock"/>
         <w:keepLines/>
+        <w:ind w:left="283" w:right="170"/>
       </w:pPr>
       <w:r>
         <w:rPr>
@@ -14286,6 +15174,7 @@
       <w:pPr>
         <w:pStyle w:val="CodeBlock"/>
         <w:keepLines/>
+        <w:ind w:left="283" w:right="170"/>
       </w:pPr>
       <w:r>
         <w:rPr>
@@ -14300,6 +15189,7 @@
       <w:pPr>
         <w:pStyle w:val="CodeBlock"/>
         <w:keepLines/>
+        <w:ind w:left="283" w:right="170"/>
       </w:pPr>
       <w:r>
         <w:rPr>
@@ -14314,6 +15204,7 @@
       <w:pPr>
         <w:pStyle w:val="CodeBlock"/>
         <w:keepLines/>
+        <w:ind w:left="283" w:right="170"/>
       </w:pPr>
       <w:r>
         <w:rPr>
@@ -14328,6 +15219,7 @@
       <w:pPr>
         <w:pStyle w:val="CodeBlock"/>
         <w:keepLines/>
+        <w:ind w:left="283" w:right="170"/>
       </w:pPr>
       <w:r>
         <w:rPr>
@@ -14342,6 +15234,7 @@
       <w:pPr>
         <w:pStyle w:val="CodeBlock"/>
         <w:keepLines/>
+        <w:ind w:left="283" w:right="170"/>
       </w:pPr>
       <w:r>
         <w:rPr>
@@ -14356,6 +15249,7 @@
       <w:pPr>
         <w:pStyle w:val="CodeBlock"/>
         <w:keepLines/>
+        <w:ind w:left="283" w:right="170"/>
       </w:pPr>
       <w:r>
         <w:rPr>
@@ -14370,6 +15264,7 @@
       <w:pPr>
         <w:pStyle w:val="CodeBlock"/>
         <w:keepLines/>
+        <w:ind w:left="283" w:right="170"/>
       </w:pPr>
       <w:r>
         <w:rPr>
@@ -14384,6 +15279,7 @@
       <w:pPr>
         <w:pStyle w:val="CodeBlock"/>
         <w:keepLines/>
+        <w:ind w:left="283" w:right="170"/>
       </w:pPr>
       <w:r>
         <w:rPr>
@@ -14398,6 +15294,7 @@
       <w:pPr>
         <w:pStyle w:val="CodeBlock"/>
         <w:keepLines/>
+        <w:ind w:left="283" w:right="170"/>
       </w:pPr>
       <w:r>
         <w:rPr>
@@ -14412,6 +15309,7 @@
       <w:pPr>
         <w:pStyle w:val="CodeBlock"/>
         <w:keepLines/>
+        <w:ind w:left="283" w:right="170"/>
       </w:pPr>
       <w:r>
         <w:rPr>
@@ -14426,6 +15324,7 @@
       <w:pPr>
         <w:pStyle w:val="CodeBlock"/>
         <w:keepLines/>
+        <w:ind w:left="283" w:right="170"/>
       </w:pPr>
       <w:r>
         <w:rPr>
@@ -14440,6 +15339,7 @@
       <w:pPr>
         <w:pStyle w:val="CodeBlock"/>
         <w:keepLines/>
+        <w:ind w:left="283" w:right="170"/>
       </w:pPr>
       <w:r>
         <w:rPr>
@@ -14454,6 +15354,7 @@
       <w:pPr>
         <w:pStyle w:val="CodeBlock"/>
         <w:keepLines/>
+        <w:ind w:left="283" w:right="170"/>
       </w:pPr>
       <w:r>
         <w:rPr>
@@ -14468,6 +15369,7 @@
       <w:pPr>
         <w:pStyle w:val="CodeBlock"/>
         <w:keepLines/>
+        <w:ind w:left="283" w:right="170"/>
       </w:pPr>
       <w:r>
         <w:rPr>
@@ -14482,6 +15384,7 @@
       <w:pPr>
         <w:pStyle w:val="CodeBlock"/>
         <w:keepLines/>
+        <w:ind w:left="283" w:right="170"/>
       </w:pPr>
       <w:r>
         <w:rPr>
@@ -14496,6 +15399,7 @@
       <w:pPr>
         <w:pStyle w:val="CodeBlock"/>
         <w:keepLines/>
+        <w:ind w:left="283" w:right="170"/>
       </w:pPr>
       <w:r>
         <w:rPr>
@@ -14510,6 +15414,7 @@
       <w:pPr>
         <w:pStyle w:val="CodeBlock"/>
         <w:keepLines/>
+        <w:ind w:left="283" w:right="170"/>
       </w:pPr>
       <w:r>
         <w:rPr>
@@ -14524,6 +15429,7 @@
       <w:pPr>
         <w:pStyle w:val="CodeBlock"/>
         <w:keepLines/>
+        <w:ind w:left="283" w:right="170"/>
       </w:pPr>
       <w:r>
         <w:rPr>
@@ -14538,6 +15444,7 @@
       <w:pPr>
         <w:pStyle w:val="CodeBlock"/>
         <w:keepLines/>
+        <w:ind w:left="283" w:right="170"/>
       </w:pPr>
       <w:r>
         <w:rPr>
@@ -14552,6 +15459,7 @@
       <w:pPr>
         <w:pStyle w:val="CodeBlock"/>
         <w:keepLines/>
+        <w:ind w:left="283" w:right="170"/>
       </w:pPr>
       <w:r>
         <w:rPr>
@@ -14566,6 +15474,7 @@
       <w:pPr>
         <w:pStyle w:val="CodeBlock"/>
         <w:keepLines/>
+        <w:ind w:left="283" w:right="170"/>
       </w:pPr>
       <w:r>
         <w:rPr>
@@ -14580,6 +15489,7 @@
       <w:pPr>
         <w:pStyle w:val="CodeBlock"/>
         <w:keepLines/>
+        <w:ind w:left="283" w:right="170"/>
       </w:pPr>
       <w:r>
         <w:rPr>
@@ -14594,6 +15504,7 @@
       <w:pPr>
         <w:pStyle w:val="CodeBlock"/>
         <w:keepLines/>
+        <w:ind w:left="283" w:right="170"/>
       </w:pPr>
       <w:r>
         <w:rPr>
@@ -14608,6 +15519,7 @@
       <w:pPr>
         <w:pStyle w:val="CodeBlock"/>
         <w:keepLines/>
+        <w:ind w:left="283" w:right="170"/>
       </w:pPr>
       <w:r>
         <w:rPr>
@@ -14622,6 +15534,8 @@
       <w:pPr>
         <w:pStyle w:val="CodeBlock"/>
         <w:keepLines/>
+        <w:spacing w:after="60"/>
+        <w:ind w:left="283" w:right="170"/>
       </w:pPr>
       <w:r>
         <w:rPr>
@@ -14662,10 +15576,10 @@
             <w:tcW w:type="dxa" w:w="9525"/>
             <w:shd w:fill="F2F2F2"/>
             <w:tcMar>
-              <w:top w:w="140" w:type="dxa"/>
-              <w:start w:w="180" w:type="dxa"/>
-              <w:bottom w:w="140" w:type="dxa"/>
-              <w:end w:w="180" w:type="dxa"/>
+              <w:top w:w="180" w:type="dxa"/>
+              <w:start w:w="220" w:type="dxa"/>
+              <w:bottom w:w="180" w:type="dxa"/>
+              <w:end w:w="220" w:type="dxa"/>
             </w:tcMar>
             <w:vAlign w:val="center"/>
           </w:tcPr>
@@ -26869,7 +27783,7 @@
     <w:name w:val="Code Block"/>
     <w:pPr>
       <w:spacing w:before="0" w:after="0" w:line="240" w:lineRule="auto"/>
-      <w:ind w:left="198" w:right="113"/>
+      <w:ind w:left="283" w:right="170"/>
       <w:jc w:val="left"/>
       <w:shd w:fill="F5F7FA"/>
     </w:pPr>
